--- a/docs/customer/TNMS-9.1-RHEL8-pre-install.docx
+++ b/docs/customer/TNMS-9.1-RHEL8-pre-install.docx
@@ -32,6 +32,41 @@
       </w:hyperlink>
       <w:r>
         <w:t xml:space="preserve">. The VM matches the resources of the server that already has TNMS 9.1 installed. This guide builds the disk layout. The install guide installs Oracle and TNMS.</w:t>
+      </w:r>
+    </w:p>
+    <w:p>
+      <w:pPr>
+        <w:pStyle w:val="BodyText"/>
+      </w:pPr>
+      <w:r>
+        <w:t xml:space="preserve">Run the commands as root. Section 1 opens that shell from the</w:t>
+      </w:r>
+      <w:r>
+        <w:t xml:space="preserve"> </w:t>
+      </w:r>
+      <w:r>
+        <w:rPr>
+          <w:rStyle w:val="VerbatimChar"/>
+        </w:rPr>
+        <w:t xml:space="preserve">azureuser</w:t>
+      </w:r>
+      <w:r>
+        <w:t xml:space="preserve"> </w:t>
+      </w:r>
+      <w:r>
+        <w:t xml:space="preserve">login. The prompt ends with</w:t>
+      </w:r>
+      <w:r>
+        <w:t xml:space="preserve"> </w:t>
+      </w:r>
+      <w:r>
+        <w:rPr>
+          <w:rStyle w:val="VerbatimChar"/>
+        </w:rPr>
+        <w:t xml:space="preserve">#</w:t>
+      </w:r>
+      <w:r>
+        <w:t xml:space="preserve">.</w:t>
       </w:r>
     </w:p>
     <w:p>
@@ -1291,6 +1326,222 @@
         <w:t xml:space="preserve">1. Confirm the VM</w:t>
       </w:r>
       <w:bookmarkEnd w:id="25"/>
+    </w:p>
+    <w:p>
+      <w:pPr>
+        <w:pStyle w:val="FirstParagraph"/>
+      </w:pPr>
+      <w:r>
+        <w:t xml:space="preserve">Log in as</w:t>
+      </w:r>
+      <w:r>
+        <w:t xml:space="preserve"> </w:t>
+      </w:r>
+      <w:r>
+        <w:rPr>
+          <w:rStyle w:val="VerbatimChar"/>
+        </w:rPr>
+        <w:t xml:space="preserve">azureuser</w:t>
+      </w:r>
+      <w:r>
+        <w:t xml:space="preserve">, then open a root shell. Every command after this one runs in that shell.</w:t>
+      </w:r>
+    </w:p>
+    <w:p>
+      <w:pPr>
+        <w:pStyle w:val="SourceCode"/>
+        <w:spacing w:before="120" w:after="120" w:line="276" w:lineRule="auto"/>
+      </w:pPr>
+      <w:r>
+        <w:rPr>
+          <w:rStyle w:val="FunctionTok"/>
+        </w:rPr>
+        <w:t xml:space="preserve">sudo</w:t>
+      </w:r>
+      <w:r>
+        <w:rPr>
+          <w:rStyle w:val="NormalTok"/>
+        </w:rPr>
+        <w:t xml:space="preserve"> -i</w:t>
+      </w:r>
+    </w:p>
+    <w:p>
+      <w:pPr>
+        <w:pStyle w:val="FirstParagraph"/>
+      </w:pPr>
+      <w:r>
+        <w:rPr>
+          <w:b/>
+        </w:rPr>
+        <w:t xml:space="preserve">Expected output:</w:t>
+      </w:r>
+    </w:p>
+    <w:p>
+      <w:pPr>
+        <w:pStyle w:val="BodyText"/>
+      </w:pPr>
+      <w:r>
+        <w:t xml:space="preserve">The prompt changes from</w:t>
+      </w:r>
+      <w:r>
+        <w:t xml:space="preserve"> </w:t>
+      </w:r>
+      <w:r>
+        <w:rPr>
+          <w:rStyle w:val="VerbatimChar"/>
+        </w:rPr>
+        <w:t xml:space="preserve">[azureuser@TNMSDEMO ~]$</w:t>
+      </w:r>
+      <w:r>
+        <w:t xml:space="preserve"> </w:t>
+      </w:r>
+      <w:r>
+        <w:t xml:space="preserve">to</w:t>
+      </w:r>
+      <w:r>
+        <w:t xml:space="preserve"> </w:t>
+      </w:r>
+      <w:r>
+        <w:rPr>
+          <w:rStyle w:val="VerbatimChar"/>
+        </w:rPr>
+        <w:t xml:space="preserve">[root@TNMSDEMO ~]#</w:t>
+      </w:r>
+      <w:r>
+        <w:t xml:space="preserve">. The hostname is the VM name.</w:t>
+      </w:r>
+    </w:p>
+    <w:p>
+      <w:pPr>
+        <w:pStyle w:val="BodyText"/>
+      </w:pPr>
+      <w:r>
+        <w:rPr>
+          <w:b/>
+        </w:rPr>
+        <w:t xml:space="preserve">Confirm by running:</w:t>
+      </w:r>
+    </w:p>
+    <w:p>
+      <w:pPr>
+        <w:pStyle w:val="SourceCode"/>
+        <w:spacing w:before="120" w:after="120" w:line="276" w:lineRule="auto"/>
+      </w:pPr>
+      <w:r>
+        <w:rPr>
+          <w:rStyle w:val="FunctionTok"/>
+        </w:rPr>
+        <w:t xml:space="preserve">id</w:t>
+      </w:r>
+    </w:p>
+    <w:p>
+      <w:pPr>
+        <w:pStyle w:val="FirstParagraph"/>
+      </w:pPr>
+      <w:r>
+        <w:rPr>
+          <w:b/>
+        </w:rPr>
+        <w:t xml:space="preserve">Expected output:</w:t>
+      </w:r>
+    </w:p>
+    <w:p>
+      <w:pPr>
+        <w:pStyle w:val="SourceCode"/>
+        <w:spacing w:before="120" w:after="120" w:line="276" w:lineRule="auto"/>
+      </w:pPr>
+      <w:r>
+        <w:rPr>
+          <w:rStyle w:val="VerbatimChar"/>
+        </w:rPr>
+        <w:t xml:space="preserve">uid=0(root) gid=0(root) groups=0(root)</w:t>
+      </w:r>
+    </w:p>
+    <w:p>
+      <w:pPr>
+        <w:pStyle w:val="FirstParagraph"/>
+      </w:pPr>
+      <w:r>
+        <w:rPr>
+          <w:rStyle w:val="VerbatimChar"/>
+        </w:rPr>
+        <w:t xml:space="preserve">lvs</w:t>
+      </w:r>
+      <w:r>
+        <w:t xml:space="preserve"> </w:t>
+      </w:r>
+      <w:r>
+        <w:t xml:space="preserve">in the</w:t>
+      </w:r>
+      <w:r>
+        <w:t xml:space="preserve"> </w:t>
+      </w:r>
+      <w:r>
+        <w:rPr>
+          <w:rStyle w:val="VerbatimChar"/>
+        </w:rPr>
+        <w:t xml:space="preserve">azureuser</w:t>
+      </w:r>
+      <w:r>
+        <w:t xml:space="preserve"> </w:t>
+      </w:r>
+      <w:r>
+        <w:t xml:space="preserve">shell stops with</w:t>
+      </w:r>
+      <w:r>
+        <w:t xml:space="preserve"> </w:t>
+      </w:r>
+      <w:r>
+        <w:rPr>
+          <w:rStyle w:val="VerbatimChar"/>
+        </w:rPr>
+        <w:t xml:space="preserve">Permission denied</w:t>
+      </w:r>
+      <w:r>
+        <w:t xml:space="preserve"> </w:t>
+      </w:r>
+      <w:r>
+        <w:t xml:space="preserve">on</w:t>
+      </w:r>
+      <w:r>
+        <w:t xml:space="preserve"> </w:t>
+      </w:r>
+      <w:r>
+        <w:rPr>
+          <w:rStyle w:val="VerbatimChar"/>
+        </w:rPr>
+        <w:t xml:space="preserve">/run/lock/lvm/P_global:aux</w:t>
+      </w:r>
+      <w:r>
+        <w:t xml:space="preserve">. That message means the shell is still</w:t>
+      </w:r>
+      <w:r>
+        <w:t xml:space="preserve"> </w:t>
+      </w:r>
+      <w:r>
+        <w:rPr>
+          <w:rStyle w:val="VerbatimChar"/>
+        </w:rPr>
+        <w:t xml:space="preserve">azureuser</w:t>
+      </w:r>
+      <w:r>
+        <w:t xml:space="preserve">. Run</w:t>
+      </w:r>
+      <w:r>
+        <w:t xml:space="preserve"> </w:t>
+      </w:r>
+      <w:r>
+        <w:rPr>
+          <w:rStyle w:val="VerbatimChar"/>
+        </w:rPr>
+        <w:t xml:space="preserve">sudo -i</w:t>
+      </w:r>
+      <w:r>
+        <w:t xml:space="preserve"> </w:t>
+      </w:r>
+      <w:r>
+        <w:t xml:space="preserve">again.</w:t>
+      </w:r>
     </w:p>
     <w:p>
       <w:pPr>
@@ -4620,7 +4871,7 @@
     </w:lvl>
   </w:abstractNum>
   <w:abstractNum w:abstractNumId="990">
-    <w:nsid w:val="3114cbbc"/>
+    <w:nsid w:val="f62c34ca"/>
     <w:multiLevelType w:val="multilevel"/>
     <w:lvl w:ilvl="0">
       <w:numFmt w:val="bullet"/>

--- a/docs/customer/TNMS-9.1-RHEL8-pre-install.docx
+++ b/docs/customer/TNMS-9.1-RHEL8-pre-install.docx
@@ -1234,7 +1234,19 @@
               <w:jc w:val="left"/>
             </w:pPr>
             <w:r>
-              <w:t xml:space="preserve">8 GB on the OS disk</w:t>
+              <w:t xml:space="preserve">About 1 GB on the OS disk (</w:t>
+            </w:r>
+            <w:r>
+              <w:rPr>
+                <w:rStyle w:val="VerbatimChar"/>
+              </w:rPr>
+              <w:t xml:space="preserve">1014M</w:t>
+            </w:r>
+            <w:r>
+              <w:t xml:space="preserve"> </w:t>
+            </w:r>
+            <w:r>
+              <w:t xml:space="preserve">on this image)</w:t>
             </w:r>
           </w:p>
         </w:tc>
@@ -1875,7 +1887,7 @@
         <w:t xml:space="preserve"> </w:t>
       </w:r>
       <w:r>
-        <w:t xml:space="preserve">at 2 GB and</w:t>
+        <w:t xml:space="preserve">at 2 GB,</w:t>
       </w:r>
       <w:r>
         <w:t xml:space="preserve"> </w:t>
@@ -1890,7 +1902,7 @@
         <w:t xml:space="preserve"> </w:t>
       </w:r>
       <w:r>
-        <w:t xml:space="preserve">at 2 GB.</w:t>
+        <w:t xml:space="preserve">at 2 GB, and</w:t>
       </w:r>
       <w:r>
         <w:t xml:space="preserve"> </w:t>
@@ -1905,7 +1917,22 @@
         <w:t xml:space="preserve"> </w:t>
       </w:r>
       <w:r>
-        <w:t xml:space="preserve">stays about 8 GB.</w:t>
+        <w:t xml:space="preserve">at about 1 GB. Leave</w:t>
+      </w:r>
+      <w:r>
+        <w:t xml:space="preserve"> </w:t>
+      </w:r>
+      <w:r>
+        <w:rPr>
+          <w:rStyle w:val="VerbatimChar"/>
+        </w:rPr>
+        <w:t xml:space="preserve">homelv</w:t>
+      </w:r>
+      <w:r>
+        <w:t xml:space="preserve"> </w:t>
+      </w:r>
+      <w:r>
+        <w:t xml:space="preserve">at that size.</w:t>
       </w:r>
     </w:p>
     <w:p>
@@ -2532,7 +2559,7 @@
         <w:t xml:space="preserve"> </w:t>
       </w:r>
       <w:r>
-        <w:t xml:space="preserve">is about 8G and is a</w:t>
+        <w:t xml:space="preserve">is about 1G and is a</w:t>
       </w:r>
       <w:r>
         <w:t xml:space="preserve"> </w:t>
@@ -2547,7 +2574,19 @@
         <w:t xml:space="preserve"> </w:t>
       </w:r>
       <w:r>
-        <w:t xml:space="preserve">volume. A</w:t>
+        <w:t xml:space="preserve">volume. On this image the line is</w:t>
+      </w:r>
+      <w:r>
+        <w:t xml:space="preserve"> </w:t>
+      </w:r>
+      <w:r>
+        <w:rPr>
+          <w:rStyle w:val="VerbatimChar"/>
+        </w:rPr>
+        <w:t xml:space="preserve">1014M</w:t>
+      </w:r>
+      <w:r>
+        <w:t xml:space="preserve">. A</w:t>
       </w:r>
       <w:r>
         <w:t xml:space="preserve"> </w:t>
@@ -2562,49 +2601,7 @@
         <w:t xml:space="preserve"> </w:t>
       </w:r>
       <w:r>
-        <w:t xml:space="preserve">of about 1T means the data disk was added to the home volume. Stop and use a disk that is still empty.</w:t>
-      </w:r>
-    </w:p>
-    <w:p>
-      <w:pPr>
-        <w:pStyle w:val="Heading2"/>
-      </w:pPr>
-      <w:bookmarkStart w:id="27" w:name="mount-the-1-tb-disk-on-opt"/>
-      <w:r>
-        <w:t xml:space="preserve">3. Mount the 1 TB disk on</w:t>
-      </w:r>
-      <w:r>
-        <w:t xml:space="preserve"> </w:t>
-      </w:r>
-      <w:r>
-        <w:rPr>
-          <w:rStyle w:val="VerbatimChar"/>
-        </w:rPr>
-        <w:t xml:space="preserve">/opt</w:t>
-      </w:r>
-      <w:bookmarkEnd w:id="27"/>
-    </w:p>
-    <w:p>
-      <w:pPr>
-        <w:pStyle w:val="FirstParagraph"/>
-      </w:pPr>
-      <w:r>
-        <w:t xml:space="preserve">Set</w:t>
-      </w:r>
-      <w:r>
-        <w:t xml:space="preserve"> </w:t>
-      </w:r>
-      <w:r>
-        <w:rPr>
-          <w:rStyle w:val="VerbatimChar"/>
-        </w:rPr>
-        <w:t xml:space="preserve">DATA_DISK</w:t>
-      </w:r>
-      <w:r>
-        <w:t xml:space="preserve"> </w:t>
-      </w:r>
-      <w:r>
-        <w:t xml:space="preserve">to the empty 1 TB disk from step 1. The example name is the reference server. The OS disk is the one that already has partitions.</w:t>
+        <w:t xml:space="preserve">of about 1T means the data disk was added to the home volume. Stop when that happens.</w:t>
       </w:r>
     </w:p>
     <w:p>
@@ -2614,34 +2611,69 @@
       </w:pPr>
       <w:r>
         <w:rPr>
-          <w:rStyle w:val="VariableTok"/>
-        </w:rPr>
-        <w:t xml:space="preserve">DATA_DISK=</w:t>
-      </w:r>
-      <w:r>
-        <w:rPr>
-          <w:rStyle w:val="NormalTok"/>
-        </w:rPr>
-        <w:t xml:space="preserve">/dev/nvme0n2</w:t>
-      </w:r>
+          <w:rStyle w:val="VerbatimChar"/>
+        </w:rPr>
+        <w:t xml:space="preserve">/dev/mapper/rootvg-rootlv  8.0G  118M  7.9G   2% /</w:t>
+      </w:r>
+      <w:r>
+        <w:br w:type="textWrapping"/>
+      </w:r>
+      <w:r>
+        <w:rPr>
+          <w:rStyle w:val="VerbatimChar"/>
+        </w:rPr>
+        <w:t xml:space="preserve">/dev/mapper/rootvg-tmplv    16G  149M   16G   1% /tmp</w:t>
+      </w:r>
+      <w:r>
+        <w:br w:type="textWrapping"/>
+      </w:r>
+      <w:r>
+        <w:rPr>
+          <w:rStyle w:val="VerbatimChar"/>
+        </w:rPr>
+        <w:t xml:space="preserve">/dev/mapper/rootvg-homelv 1014M   40M  975M   4% /home</w:t>
+      </w:r>
+    </w:p>
+    <w:p>
+      <w:pPr>
+        <w:pStyle w:val="Heading2"/>
+      </w:pPr>
+      <w:bookmarkStart w:id="27" w:name="mount-the-1-tb-disk-on-opt"/>
+      <w:r>
+        <w:t xml:space="preserve">3. Mount the 1 TB disk on</w:t>
+      </w:r>
+      <w:r>
+        <w:t xml:space="preserve"> </w:t>
+      </w:r>
+      <w:r>
+        <w:rPr>
+          <w:rStyle w:val="VerbatimChar"/>
+        </w:rPr>
+        <w:t xml:space="preserve">/opt</w:t>
+      </w:r>
+      <w:bookmarkEnd w:id="27"/>
     </w:p>
     <w:p>
       <w:pPr>
         <w:pStyle w:val="FirstParagraph"/>
       </w:pPr>
       <w:r>
-        <w:t xml:space="preserve">That assignment prints nothing.</w:t>
-      </w:r>
-    </w:p>
-    <w:p>
-      <w:pPr>
-        <w:pStyle w:val="BodyText"/>
-      </w:pPr>
-      <w:r>
-        <w:rPr>
-          <w:b/>
-        </w:rPr>
-        <w:t xml:space="preserve">Confirm by running:</w:t>
+        <w:t xml:space="preserve">Set</w:t>
+      </w:r>
+      <w:r>
+        <w:t xml:space="preserve"> </w:t>
+      </w:r>
+      <w:r>
+        <w:rPr>
+          <w:rStyle w:val="VerbatimChar"/>
+        </w:rPr>
+        <w:t xml:space="preserve">DATA_DISK</w:t>
+      </w:r>
+      <w:r>
+        <w:t xml:space="preserve"> </w:t>
+      </w:r>
+      <w:r>
+        <w:t xml:space="preserve">to the empty 1 TB disk from step 1. The example name is the reference server. The OS disk is the one that already has partitions.</w:t>
       </w:r>
     </w:p>
     <w:p>
@@ -2651,33 +2683,15 @@
       </w:pPr>
       <w:r>
         <w:rPr>
-          <w:rStyle w:val="ExtensionTok"/>
-        </w:rPr>
-        <w:t xml:space="preserve">lsblk</w:t>
-      </w:r>
-      <w:r>
-        <w:rPr>
-          <w:rStyle w:val="NormalTok"/>
-        </w:rPr>
-        <w:t xml:space="preserve"> -no NAME,SIZE,FSTYPE,MOUNTPOINT </w:t>
-      </w:r>
-      <w:r>
-        <w:rPr>
-          <w:rStyle w:val="StringTok"/>
-        </w:rPr>
-        <w:t xml:space="preserve">"</w:t>
-      </w:r>
-      <w:r>
-        <w:rPr>
           <w:rStyle w:val="VariableTok"/>
         </w:rPr>
-        <w:t xml:space="preserve">$DATA_DISK</w:t>
-      </w:r>
-      <w:r>
-        <w:rPr>
-          <w:rStyle w:val="StringTok"/>
-        </w:rPr>
-        <w:t xml:space="preserve">"</w:t>
+        <w:t xml:space="preserve">DATA_DISK=</w:t>
+      </w:r>
+      <w:r>
+        <w:rPr>
+          <w:rStyle w:val="NormalTok"/>
+        </w:rPr>
+        <w:t xml:space="preserve">/dev/nvme0n2</w:t>
       </w:r>
     </w:p>
     <w:p>
@@ -2685,42 +2699,18 @@
         <w:pStyle w:val="FirstParagraph"/>
       </w:pPr>
       <w:r>
+        <w:t xml:space="preserve">That assignment prints nothing.</w:t>
+      </w:r>
+    </w:p>
+    <w:p>
+      <w:pPr>
+        <w:pStyle w:val="BodyText"/>
+      </w:pPr>
+      <w:r>
         <w:rPr>
           <w:b/>
         </w:rPr>
-        <w:t xml:space="preserve">Expected output:</w:t>
-      </w:r>
-    </w:p>
-    <w:p>
-      <w:pPr>
-        <w:pStyle w:val="BodyText"/>
-      </w:pPr>
-      <w:r>
-        <w:t xml:space="preserve">One line, about</w:t>
-      </w:r>
-      <w:r>
-        <w:t xml:space="preserve"> </w:t>
-      </w:r>
-      <w:r>
-        <w:rPr>
-          <w:rStyle w:val="VerbatimChar"/>
-        </w:rPr>
-        <w:t xml:space="preserve">1T</w:t>
-      </w:r>
-      <w:r>
-        <w:t xml:space="preserve">, with no filesystem type and no mountpoint. Any other line means stop. This command is about to erase</w:t>
-      </w:r>
-      <w:r>
-        <w:t xml:space="preserve"> </w:t>
-      </w:r>
-      <w:r>
-        <w:rPr>
-          <w:rStyle w:val="VerbatimChar"/>
-        </w:rPr>
-        <w:t xml:space="preserve">DATA_DISK</w:t>
-      </w:r>
-      <w:r>
-        <w:t xml:space="preserve">.</w:t>
+        <w:t xml:space="preserve">Confirm by running:</w:t>
       </w:r>
     </w:p>
     <w:p>
@@ -2732,13 +2722,13 @@
         <w:rPr>
           <w:rStyle w:val="ExtensionTok"/>
         </w:rPr>
-        <w:t xml:space="preserve">parted</w:t>
-      </w:r>
-      <w:r>
-        <w:rPr>
-          <w:rStyle w:val="NormalTok"/>
-        </w:rPr>
-        <w:t xml:space="preserve"> -s </w:t>
+        <w:t xml:space="preserve">lsblk</w:t>
+      </w:r>
+      <w:r>
+        <w:rPr>
+          <w:rStyle w:val="NormalTok"/>
+        </w:rPr>
+        <w:t xml:space="preserve"> -no NAME,SIZE,FSTYPE,MOUNTPOINT </w:t>
       </w:r>
       <w:r>
         <w:rPr>
@@ -2758,105 +2748,6 @@
         </w:rPr>
         <w:t xml:space="preserve">"</w:t>
       </w:r>
-      <w:r>
-        <w:rPr>
-          <w:rStyle w:val="NormalTok"/>
-        </w:rPr>
-        <w:t xml:space="preserve"> mklabel gpt</w:t>
-      </w:r>
-      <w:r>
-        <w:br w:type="textWrapping"/>
-      </w:r>
-      <w:r>
-        <w:rPr>
-          <w:rStyle w:val="ExtensionTok"/>
-        </w:rPr>
-        <w:t xml:space="preserve">parted</w:t>
-      </w:r>
-      <w:r>
-        <w:rPr>
-          <w:rStyle w:val="NormalTok"/>
-        </w:rPr>
-        <w:t xml:space="preserve"> -s </w:t>
-      </w:r>
-      <w:r>
-        <w:rPr>
-          <w:rStyle w:val="StringTok"/>
-        </w:rPr>
-        <w:t xml:space="preserve">"</w:t>
-      </w:r>
-      <w:r>
-        <w:rPr>
-          <w:rStyle w:val="VariableTok"/>
-        </w:rPr>
-        <w:t xml:space="preserve">$DATA_DISK</w:t>
-      </w:r>
-      <w:r>
-        <w:rPr>
-          <w:rStyle w:val="StringTok"/>
-        </w:rPr>
-        <w:t xml:space="preserve">"</w:t>
-      </w:r>
-      <w:r>
-        <w:rPr>
-          <w:rStyle w:val="NormalTok"/>
-        </w:rPr>
-        <w:t xml:space="preserve"> mkpart primary 1MiB 100%</w:t>
-      </w:r>
-      <w:r>
-        <w:br w:type="textWrapping"/>
-      </w:r>
-      <w:r>
-        <w:rPr>
-          <w:rStyle w:val="ExtensionTok"/>
-        </w:rPr>
-        <w:t xml:space="preserve">parted</w:t>
-      </w:r>
-      <w:r>
-        <w:rPr>
-          <w:rStyle w:val="NormalTok"/>
-        </w:rPr>
-        <w:t xml:space="preserve"> -s </w:t>
-      </w:r>
-      <w:r>
-        <w:rPr>
-          <w:rStyle w:val="StringTok"/>
-        </w:rPr>
-        <w:t xml:space="preserve">"</w:t>
-      </w:r>
-      <w:r>
-        <w:rPr>
-          <w:rStyle w:val="VariableTok"/>
-        </w:rPr>
-        <w:t xml:space="preserve">$DATA_DISK</w:t>
-      </w:r>
-      <w:r>
-        <w:rPr>
-          <w:rStyle w:val="StringTok"/>
-        </w:rPr>
-        <w:t xml:space="preserve">"</w:t>
-      </w:r>
-      <w:r>
-        <w:rPr>
-          <w:rStyle w:val="NormalTok"/>
-        </w:rPr>
-        <w:t xml:space="preserve"> set 1 lvm on</w:t>
-      </w:r>
-      <w:r>
-        <w:br w:type="textWrapping"/>
-      </w:r>
-      <w:r>
-        <w:rPr>
-          <w:rStyle w:val="ExtensionTok"/>
-        </w:rPr>
-        <w:t xml:space="preserve">udevadm</w:t>
-      </w:r>
-      <w:r>
-        <w:rPr>
-          <w:rStyle w:val="NormalTok"/>
-        </w:rPr>
-        <w:t xml:space="preserve"> settle</w:t>
-      </w:r>
     </w:p>
     <w:p>
       <w:pPr>
@@ -2864,30 +2755,41 @@
       </w:pPr>
       <w:r>
         <w:rPr>
-          <w:rStyle w:val="VerbatimChar"/>
-        </w:rPr>
-        <w:t xml:space="preserve">parted</w:t>
-      </w:r>
-      <w:r>
-        <w:t xml:space="preserve"> </w:t>
-      </w:r>
-      <w:r>
-        <w:t xml:space="preserve">prints nothing in script mode.</w:t>
-      </w:r>
-      <w:r>
-        <w:t xml:space="preserve"> </w:t>
-      </w:r>
-      <w:r>
-        <w:rPr>
-          <w:rStyle w:val="VerbatimChar"/>
-        </w:rPr>
-        <w:t xml:space="preserve">udevadm</w:t>
-      </w:r>
-      <w:r>
-        <w:t xml:space="preserve"> </w:t>
-      </w:r>
-      <w:r>
-        <w:t xml:space="preserve">prints nothing.</w:t>
+          <w:b/>
+        </w:rPr>
+        <w:t xml:space="preserve">Expected output:</w:t>
+      </w:r>
+    </w:p>
+    <w:p>
+      <w:pPr>
+        <w:pStyle w:val="BodyText"/>
+      </w:pPr>
+      <w:r>
+        <w:t xml:space="preserve">One line, about</w:t>
+      </w:r>
+      <w:r>
+        <w:t xml:space="preserve"> </w:t>
+      </w:r>
+      <w:r>
+        <w:rPr>
+          <w:rStyle w:val="VerbatimChar"/>
+        </w:rPr>
+        <w:t xml:space="preserve">1T</w:t>
+      </w:r>
+      <w:r>
+        <w:t xml:space="preserve">, with no filesystem type and no mountpoint. Any other line means stop. This command is about to erase</w:t>
+      </w:r>
+      <w:r>
+        <w:t xml:space="preserve"> </w:t>
+      </w:r>
+      <w:r>
+        <w:rPr>
+          <w:rStyle w:val="VerbatimChar"/>
+        </w:rPr>
+        <w:t xml:space="preserve">DATA_DISK</w:t>
+      </w:r>
+      <w:r>
+        <w:t xml:space="preserve">.</w:t>
       </w:r>
     </w:p>
     <w:p>
@@ -2897,105 +2799,117 @@
       </w:pPr>
       <w:r>
         <w:rPr>
-          <w:rStyle w:val="KeywordTok"/>
-        </w:rPr>
-        <w:t xml:space="preserve">if [[</w:t>
-      </w:r>
-      <w:r>
-        <w:rPr>
-          <w:rStyle w:val="NormalTok"/>
-        </w:rPr>
-        <w:t xml:space="preserve"> </w:t>
-      </w:r>
-      <w:r>
-        <w:rPr>
-          <w:rStyle w:val="OtherTok"/>
-        </w:rPr>
-        <w:t xml:space="preserve">-b</w:t>
-      </w:r>
-      <w:r>
-        <w:rPr>
-          <w:rStyle w:val="NormalTok"/>
-        </w:rPr>
-        <w:t xml:space="preserve"> </w:t>
+          <w:rStyle w:val="ExtensionTok"/>
+        </w:rPr>
+        <w:t xml:space="preserve">parted</w:t>
+      </w:r>
+      <w:r>
+        <w:rPr>
+          <w:rStyle w:val="NormalTok"/>
+        </w:rPr>
+        <w:t xml:space="preserve"> -s </w:t>
+      </w:r>
+      <w:r>
+        <w:rPr>
+          <w:rStyle w:val="StringTok"/>
+        </w:rPr>
+        <w:t xml:space="preserve">"</w:t>
       </w:r>
       <w:r>
         <w:rPr>
           <w:rStyle w:val="VariableTok"/>
         </w:rPr>
-        <w:t xml:space="preserve">${DATA_DISK}</w:t>
-      </w:r>
-      <w:r>
-        <w:rPr>
-          <w:rStyle w:val="NormalTok"/>
-        </w:rPr>
-        <w:t xml:space="preserve">p1</w:t>
-      </w:r>
-      <w:r>
-        <w:rPr>
-          <w:rStyle w:val="KeywordTok"/>
-        </w:rPr>
-        <w:t xml:space="preserve"> ]]</w:t>
-      </w:r>
-      <w:r>
-        <w:rPr>
-          <w:rStyle w:val="NormalTok"/>
-        </w:rPr>
-        <w:t xml:space="preserve">; </w:t>
-      </w:r>
-      <w:r>
-        <w:rPr>
-          <w:rStyle w:val="KeywordTok"/>
-        </w:rPr>
-        <w:t xml:space="preserve">then</w:t>
-      </w:r>
-      <w:r>
-        <w:rPr>
-          <w:rStyle w:val="NormalTok"/>
-        </w:rPr>
-        <w:t xml:space="preserve"> </w:t>
+        <w:t xml:space="preserve">$DATA_DISK</w:t>
+      </w:r>
+      <w:r>
+        <w:rPr>
+          <w:rStyle w:val="StringTok"/>
+        </w:rPr>
+        <w:t xml:space="preserve">"</w:t>
+      </w:r>
+      <w:r>
+        <w:rPr>
+          <w:rStyle w:val="NormalTok"/>
+        </w:rPr>
+        <w:t xml:space="preserve"> mklabel gpt</w:t>
+      </w:r>
+      <w:r>
+        <w:br w:type="textWrapping"/>
+      </w:r>
+      <w:r>
+        <w:rPr>
+          <w:rStyle w:val="ExtensionTok"/>
+        </w:rPr>
+        <w:t xml:space="preserve">parted</w:t>
+      </w:r>
+      <w:r>
+        <w:rPr>
+          <w:rStyle w:val="NormalTok"/>
+        </w:rPr>
+        <w:t xml:space="preserve"> -s </w:t>
+      </w:r>
+      <w:r>
+        <w:rPr>
+          <w:rStyle w:val="StringTok"/>
+        </w:rPr>
+        <w:t xml:space="preserve">"</w:t>
       </w:r>
       <w:r>
         <w:rPr>
           <w:rStyle w:val="VariableTok"/>
         </w:rPr>
-        <w:t xml:space="preserve">DATA_PART=${DATA_DISK}</w:t>
-      </w:r>
-      <w:r>
-        <w:rPr>
-          <w:rStyle w:val="NormalTok"/>
-        </w:rPr>
-        <w:t xml:space="preserve">p1; </w:t>
-      </w:r>
-      <w:r>
-        <w:rPr>
-          <w:rStyle w:val="KeywordTok"/>
-        </w:rPr>
-        <w:t xml:space="preserve">else</w:t>
-      </w:r>
-      <w:r>
-        <w:rPr>
-          <w:rStyle w:val="NormalTok"/>
-        </w:rPr>
-        <w:t xml:space="preserve"> </w:t>
+        <w:t xml:space="preserve">$DATA_DISK</w:t>
+      </w:r>
+      <w:r>
+        <w:rPr>
+          <w:rStyle w:val="StringTok"/>
+        </w:rPr>
+        <w:t xml:space="preserve">"</w:t>
+      </w:r>
+      <w:r>
+        <w:rPr>
+          <w:rStyle w:val="NormalTok"/>
+        </w:rPr>
+        <w:t xml:space="preserve"> mkpart primary 1MiB 100%</w:t>
+      </w:r>
+      <w:r>
+        <w:br w:type="textWrapping"/>
+      </w:r>
+      <w:r>
+        <w:rPr>
+          <w:rStyle w:val="ExtensionTok"/>
+        </w:rPr>
+        <w:t xml:space="preserve">parted</w:t>
+      </w:r>
+      <w:r>
+        <w:rPr>
+          <w:rStyle w:val="NormalTok"/>
+        </w:rPr>
+        <w:t xml:space="preserve"> -s </w:t>
+      </w:r>
+      <w:r>
+        <w:rPr>
+          <w:rStyle w:val="StringTok"/>
+        </w:rPr>
+        <w:t xml:space="preserve">"</w:t>
       </w:r>
       <w:r>
         <w:rPr>
           <w:rStyle w:val="VariableTok"/>
         </w:rPr>
-        <w:t xml:space="preserve">DATA_PART=${DATA_DISK}</w:t>
-      </w:r>
-      <w:r>
-        <w:rPr>
-          <w:rStyle w:val="NormalTok"/>
-        </w:rPr>
-        <w:t xml:space="preserve">1; </w:t>
-      </w:r>
-      <w:r>
-        <w:rPr>
-          <w:rStyle w:val="KeywordTok"/>
-        </w:rPr>
-        <w:t xml:space="preserve">fi</w:t>
+        <w:t xml:space="preserve">$DATA_DISK</w:t>
+      </w:r>
+      <w:r>
+        <w:rPr>
+          <w:rStyle w:val="StringTok"/>
+        </w:rPr>
+        <w:t xml:space="preserve">"</w:t>
+      </w:r>
+      <w:r>
+        <w:rPr>
+          <w:rStyle w:val="NormalTok"/>
+        </w:rPr>
+        <w:t xml:space="preserve"> set 1 lvm on</w:t>
       </w:r>
       <w:r>
         <w:br w:type="textWrapping"/>
@@ -3004,94 +2918,13 @@
         <w:rPr>
           <w:rStyle w:val="ExtensionTok"/>
         </w:rPr>
-        <w:t xml:space="preserve">pvcreate</w:t>
-      </w:r>
-      <w:r>
-        <w:rPr>
-          <w:rStyle w:val="NormalTok"/>
-        </w:rPr>
-        <w:t xml:space="preserve"> </w:t>
-      </w:r>
-      <w:r>
-        <w:rPr>
-          <w:rStyle w:val="StringTok"/>
-        </w:rPr>
-        <w:t xml:space="preserve">"</w:t>
-      </w:r>
-      <w:r>
-        <w:rPr>
-          <w:rStyle w:val="VariableTok"/>
-        </w:rPr>
-        <w:t xml:space="preserve">$DATA_PART</w:t>
-      </w:r>
-      <w:r>
-        <w:rPr>
-          <w:rStyle w:val="StringTok"/>
-        </w:rPr>
-        <w:t xml:space="preserve">"</w:t>
-      </w:r>
-      <w:r>
-        <w:br w:type="textWrapping"/>
-      </w:r>
-      <w:r>
-        <w:rPr>
-          <w:rStyle w:val="ExtensionTok"/>
-        </w:rPr>
-        <w:t xml:space="preserve">vgcreate</w:t>
-      </w:r>
-      <w:r>
-        <w:rPr>
-          <w:rStyle w:val="NormalTok"/>
-        </w:rPr>
-        <w:t xml:space="preserve"> datavg </w:t>
-      </w:r>
-      <w:r>
-        <w:rPr>
-          <w:rStyle w:val="StringTok"/>
-        </w:rPr>
-        <w:t xml:space="preserve">"</w:t>
-      </w:r>
-      <w:r>
-        <w:rPr>
-          <w:rStyle w:val="VariableTok"/>
-        </w:rPr>
-        <w:t xml:space="preserve">$DATA_PART</w:t>
-      </w:r>
-      <w:r>
-        <w:rPr>
-          <w:rStyle w:val="StringTok"/>
-        </w:rPr>
-        <w:t xml:space="preserve">"</w:t>
-      </w:r>
-      <w:r>
-        <w:br w:type="textWrapping"/>
-      </w:r>
-      <w:r>
-        <w:rPr>
-          <w:rStyle w:val="ExtensionTok"/>
-        </w:rPr>
-        <w:t xml:space="preserve">lvcreate</w:t>
-      </w:r>
-      <w:r>
-        <w:rPr>
-          <w:rStyle w:val="NormalTok"/>
-        </w:rPr>
-        <w:t xml:space="preserve"> -n optlv -l 100%FREE datavg</w:t>
-      </w:r>
-      <w:r>
-        <w:br w:type="textWrapping"/>
-      </w:r>
-      <w:r>
-        <w:rPr>
-          <w:rStyle w:val="ExtensionTok"/>
-        </w:rPr>
-        <w:t xml:space="preserve">mkfs.xfs</w:t>
-      </w:r>
-      <w:r>
-        <w:rPr>
-          <w:rStyle w:val="NormalTok"/>
-        </w:rPr>
-        <w:t xml:space="preserve"> /dev/datavg/optlv</w:t>
+        <w:t xml:space="preserve">udevadm</w:t>
+      </w:r>
+      <w:r>
+        <w:rPr>
+          <w:rStyle w:val="NormalTok"/>
+        </w:rPr>
+        <w:t xml:space="preserve"> settle</w:t>
       </w:r>
     </w:p>
     <w:p>
@@ -3100,130 +2933,30 @@
       </w:pPr>
       <w:r>
         <w:rPr>
-          <w:b/>
-        </w:rPr>
-        <w:t xml:space="preserve">Expected output:</w:t>
-      </w:r>
-    </w:p>
-    <w:p>
-      <w:pPr>
-        <w:pStyle w:val="BodyText"/>
-      </w:pPr>
-      <w:r>
-        <w:rPr>
-          <w:rStyle w:val="VerbatimChar"/>
-        </w:rPr>
-        <w:t xml:space="preserve">pvcreate</w:t>
-      </w:r>
-      <w:r>
-        <w:t xml:space="preserve"> </w:t>
-      </w:r>
-      <w:r>
-        <w:t xml:space="preserve">prints</w:t>
-      </w:r>
-      <w:r>
-        <w:t xml:space="preserve"> </w:t>
-      </w:r>
-      <w:r>
-        <w:rPr>
-          <w:rStyle w:val="VerbatimChar"/>
-        </w:rPr>
-        <w:t xml:space="preserve">Physical volume ... successfully created</w:t>
-      </w:r>
-      <w:r>
-        <w:t xml:space="preserve">.</w:t>
-      </w:r>
-      <w:r>
-        <w:t xml:space="preserve"> </w:t>
-      </w:r>
-      <w:r>
-        <w:rPr>
-          <w:rStyle w:val="VerbatimChar"/>
-        </w:rPr>
-        <w:t xml:space="preserve">vgcreate</w:t>
-      </w:r>
-      <w:r>
-        <w:t xml:space="preserve"> </w:t>
-      </w:r>
-      <w:r>
-        <w:t xml:space="preserve">prints</w:t>
-      </w:r>
-      <w:r>
-        <w:t xml:space="preserve"> </w:t>
-      </w:r>
-      <w:r>
-        <w:rPr>
-          <w:rStyle w:val="VerbatimChar"/>
-        </w:rPr>
-        <w:t xml:space="preserve">Volume group "datavg" successfully created</w:t>
-      </w:r>
-      <w:r>
-        <w:t xml:space="preserve">.</w:t>
-      </w:r>
-      <w:r>
-        <w:t xml:space="preserve"> </w:t>
-      </w:r>
-      <w:r>
-        <w:rPr>
-          <w:rStyle w:val="VerbatimChar"/>
-        </w:rPr>
-        <w:t xml:space="preserve">lvcreate</w:t>
-      </w:r>
-      <w:r>
-        <w:t xml:space="preserve"> </w:t>
-      </w:r>
-      <w:r>
-        <w:t xml:space="preserve">prints</w:t>
-      </w:r>
-      <w:r>
-        <w:t xml:space="preserve"> </w:t>
-      </w:r>
-      <w:r>
-        <w:rPr>
-          <w:rStyle w:val="VerbatimChar"/>
-        </w:rPr>
-        <w:t xml:space="preserve">Logical volume "optlv" created</w:t>
-      </w:r>
-      <w:r>
-        <w:t xml:space="preserve">.</w:t>
-      </w:r>
-      <w:r>
-        <w:t xml:space="preserve"> </w:t>
-      </w:r>
-      <w:r>
-        <w:rPr>
-          <w:rStyle w:val="VerbatimChar"/>
-        </w:rPr>
-        <w:t xml:space="preserve">mkfs.xfs</w:t>
-      </w:r>
-      <w:r>
-        <w:t xml:space="preserve"> </w:t>
-      </w:r>
-      <w:r>
-        <w:t xml:space="preserve">prints</w:t>
-      </w:r>
-      <w:r>
-        <w:t xml:space="preserve"> </w:t>
-      </w:r>
-      <w:r>
-        <w:rPr>
-          <w:rStyle w:val="VerbatimChar"/>
-        </w:rPr>
-        <w:t xml:space="preserve">meta-data</w:t>
-      </w:r>
-      <w:r>
-        <w:t xml:space="preserve">.</w:t>
-      </w:r>
-    </w:p>
-    <w:p>
-      <w:pPr>
-        <w:pStyle w:val="BodyText"/>
-      </w:pPr>
-      <w:r>
-        <w:rPr>
-          <w:b/>
-        </w:rPr>
-        <w:t xml:space="preserve">Confirm by running:</w:t>
+          <w:rStyle w:val="VerbatimChar"/>
+        </w:rPr>
+        <w:t xml:space="preserve">parted</w:t>
+      </w:r>
+      <w:r>
+        <w:t xml:space="preserve"> </w:t>
+      </w:r>
+      <w:r>
+        <w:t xml:space="preserve">prints nothing in script mode.</w:t>
+      </w:r>
+      <w:r>
+        <w:t xml:space="preserve"> </w:t>
+      </w:r>
+      <w:r>
+        <w:rPr>
+          <w:rStyle w:val="VerbatimChar"/>
+        </w:rPr>
+        <w:t xml:space="preserve">udevadm</w:t>
+      </w:r>
+      <w:r>
+        <w:t xml:space="preserve"> </w:t>
+      </w:r>
+      <w:r>
+        <w:t xml:space="preserve">prints nothing.</w:t>
       </w:r>
     </w:p>
     <w:p>
@@ -3233,21 +2966,201 @@
       </w:pPr>
       <w:r>
         <w:rPr>
-          <w:rStyle w:val="FunctionTok"/>
-        </w:rPr>
-        <w:t xml:space="preserve">find</w:t>
-      </w:r>
-      <w:r>
-        <w:rPr>
-          <w:rStyle w:val="NormalTok"/>
-        </w:rPr>
-        <w:t xml:space="preserve"> /opt -mindepth 1 -maxdepth 1 -printf </w:t>
+          <w:rStyle w:val="KeywordTok"/>
+        </w:rPr>
+        <w:t xml:space="preserve">if [[</w:t>
+      </w:r>
+      <w:r>
+        <w:rPr>
+          <w:rStyle w:val="NormalTok"/>
+        </w:rPr>
+        <w:t xml:space="preserve"> </w:t>
+      </w:r>
+      <w:r>
+        <w:rPr>
+          <w:rStyle w:val="OtherTok"/>
+        </w:rPr>
+        <w:t xml:space="preserve">-b</w:t>
+      </w:r>
+      <w:r>
+        <w:rPr>
+          <w:rStyle w:val="NormalTok"/>
+        </w:rPr>
+        <w:t xml:space="preserve"> </w:t>
+      </w:r>
+      <w:r>
+        <w:rPr>
+          <w:rStyle w:val="VariableTok"/>
+        </w:rPr>
+        <w:t xml:space="preserve">${DATA_DISK}</w:t>
+      </w:r>
+      <w:r>
+        <w:rPr>
+          <w:rStyle w:val="NormalTok"/>
+        </w:rPr>
+        <w:t xml:space="preserve">p1</w:t>
+      </w:r>
+      <w:r>
+        <w:rPr>
+          <w:rStyle w:val="KeywordTok"/>
+        </w:rPr>
+        <w:t xml:space="preserve"> ]]</w:t>
+      </w:r>
+      <w:r>
+        <w:rPr>
+          <w:rStyle w:val="NormalTok"/>
+        </w:rPr>
+        <w:t xml:space="preserve">; </w:t>
+      </w:r>
+      <w:r>
+        <w:rPr>
+          <w:rStyle w:val="KeywordTok"/>
+        </w:rPr>
+        <w:t xml:space="preserve">then</w:t>
+      </w:r>
+      <w:r>
+        <w:rPr>
+          <w:rStyle w:val="NormalTok"/>
+        </w:rPr>
+        <w:t xml:space="preserve"> </w:t>
+      </w:r>
+      <w:r>
+        <w:rPr>
+          <w:rStyle w:val="VariableTok"/>
+        </w:rPr>
+        <w:t xml:space="preserve">DATA_PART=${DATA_DISK}</w:t>
+      </w:r>
+      <w:r>
+        <w:rPr>
+          <w:rStyle w:val="NormalTok"/>
+        </w:rPr>
+        <w:t xml:space="preserve">p1; </w:t>
+      </w:r>
+      <w:r>
+        <w:rPr>
+          <w:rStyle w:val="KeywordTok"/>
+        </w:rPr>
+        <w:t xml:space="preserve">else</w:t>
+      </w:r>
+      <w:r>
+        <w:rPr>
+          <w:rStyle w:val="NormalTok"/>
+        </w:rPr>
+        <w:t xml:space="preserve"> </w:t>
+      </w:r>
+      <w:r>
+        <w:rPr>
+          <w:rStyle w:val="VariableTok"/>
+        </w:rPr>
+        <w:t xml:space="preserve">DATA_PART=${DATA_DISK}</w:t>
+      </w:r>
+      <w:r>
+        <w:rPr>
+          <w:rStyle w:val="NormalTok"/>
+        </w:rPr>
+        <w:t xml:space="preserve">1; </w:t>
+      </w:r>
+      <w:r>
+        <w:rPr>
+          <w:rStyle w:val="KeywordTok"/>
+        </w:rPr>
+        <w:t xml:space="preserve">fi</w:t>
+      </w:r>
+      <w:r>
+        <w:br w:type="textWrapping"/>
+      </w:r>
+      <w:r>
+        <w:rPr>
+          <w:rStyle w:val="ExtensionTok"/>
+        </w:rPr>
+        <w:t xml:space="preserve">pvcreate</w:t>
+      </w:r>
+      <w:r>
+        <w:rPr>
+          <w:rStyle w:val="NormalTok"/>
+        </w:rPr>
+        <w:t xml:space="preserve"> </w:t>
       </w:r>
       <w:r>
         <w:rPr>
           <w:rStyle w:val="StringTok"/>
         </w:rPr>
-        <w:t xml:space="preserve">'%f\n'</w:t>
+        <w:t xml:space="preserve">"</w:t>
+      </w:r>
+      <w:r>
+        <w:rPr>
+          <w:rStyle w:val="VariableTok"/>
+        </w:rPr>
+        <w:t xml:space="preserve">$DATA_PART</w:t>
+      </w:r>
+      <w:r>
+        <w:rPr>
+          <w:rStyle w:val="StringTok"/>
+        </w:rPr>
+        <w:t xml:space="preserve">"</w:t>
+      </w:r>
+      <w:r>
+        <w:br w:type="textWrapping"/>
+      </w:r>
+      <w:r>
+        <w:rPr>
+          <w:rStyle w:val="ExtensionTok"/>
+        </w:rPr>
+        <w:t xml:space="preserve">vgcreate</w:t>
+      </w:r>
+      <w:r>
+        <w:rPr>
+          <w:rStyle w:val="NormalTok"/>
+        </w:rPr>
+        <w:t xml:space="preserve"> datavg </w:t>
+      </w:r>
+      <w:r>
+        <w:rPr>
+          <w:rStyle w:val="StringTok"/>
+        </w:rPr>
+        <w:t xml:space="preserve">"</w:t>
+      </w:r>
+      <w:r>
+        <w:rPr>
+          <w:rStyle w:val="VariableTok"/>
+        </w:rPr>
+        <w:t xml:space="preserve">$DATA_PART</w:t>
+      </w:r>
+      <w:r>
+        <w:rPr>
+          <w:rStyle w:val="StringTok"/>
+        </w:rPr>
+        <w:t xml:space="preserve">"</w:t>
+      </w:r>
+      <w:r>
+        <w:br w:type="textWrapping"/>
+      </w:r>
+      <w:r>
+        <w:rPr>
+          <w:rStyle w:val="ExtensionTok"/>
+        </w:rPr>
+        <w:t xml:space="preserve">lvcreate</w:t>
+      </w:r>
+      <w:r>
+        <w:rPr>
+          <w:rStyle w:val="NormalTok"/>
+        </w:rPr>
+        <w:t xml:space="preserve"> -n optlv -l 100%FREE datavg</w:t>
+      </w:r>
+      <w:r>
+        <w:br w:type="textWrapping"/>
+      </w:r>
+      <w:r>
+        <w:rPr>
+          <w:rStyle w:val="ExtensionTok"/>
+        </w:rPr>
+        <w:t xml:space="preserve">mkfs.xfs</w:t>
+      </w:r>
+      <w:r>
+        <w:rPr>
+          <w:rStyle w:val="NormalTok"/>
+        </w:rPr>
+        <w:t xml:space="preserve"> /dev/datavg/optlv</w:t>
       </w:r>
     </w:p>
     <w:p>
@@ -3266,22 +3179,120 @@
         <w:pStyle w:val="BodyText"/>
       </w:pPr>
       <w:r>
-        <w:t xml:space="preserve">The command prints nothing.</w:t>
-      </w:r>
-      <w:r>
-        <w:t xml:space="preserve"> </w:t>
-      </w:r>
-      <w:r>
-        <w:rPr>
-          <w:rStyle w:val="VerbatimChar"/>
-        </w:rPr>
-        <w:t xml:space="preserve">/opt</w:t>
-      </w:r>
-      <w:r>
-        <w:t xml:space="preserve"> </w:t>
-      </w:r>
-      <w:r>
-        <w:t xml:space="preserve">on the OS disk is empty. A name here would be hidden by the mount in the next command.</w:t>
+        <w:rPr>
+          <w:rStyle w:val="VerbatimChar"/>
+        </w:rPr>
+        <w:t xml:space="preserve">pvcreate</w:t>
+      </w:r>
+      <w:r>
+        <w:t xml:space="preserve"> </w:t>
+      </w:r>
+      <w:r>
+        <w:t xml:space="preserve">prints</w:t>
+      </w:r>
+      <w:r>
+        <w:t xml:space="preserve"> </w:t>
+      </w:r>
+      <w:r>
+        <w:rPr>
+          <w:rStyle w:val="VerbatimChar"/>
+        </w:rPr>
+        <w:t xml:space="preserve">Physical volume ... successfully created</w:t>
+      </w:r>
+      <w:r>
+        <w:t xml:space="preserve">.</w:t>
+      </w:r>
+      <w:r>
+        <w:t xml:space="preserve"> </w:t>
+      </w:r>
+      <w:r>
+        <w:rPr>
+          <w:rStyle w:val="VerbatimChar"/>
+        </w:rPr>
+        <w:t xml:space="preserve">vgcreate</w:t>
+      </w:r>
+      <w:r>
+        <w:t xml:space="preserve"> </w:t>
+      </w:r>
+      <w:r>
+        <w:t xml:space="preserve">prints</w:t>
+      </w:r>
+      <w:r>
+        <w:t xml:space="preserve"> </w:t>
+      </w:r>
+      <w:r>
+        <w:rPr>
+          <w:rStyle w:val="VerbatimChar"/>
+        </w:rPr>
+        <w:t xml:space="preserve">Volume group "datavg" successfully created</w:t>
+      </w:r>
+      <w:r>
+        <w:t xml:space="preserve">.</w:t>
+      </w:r>
+      <w:r>
+        <w:t xml:space="preserve"> </w:t>
+      </w:r>
+      <w:r>
+        <w:rPr>
+          <w:rStyle w:val="VerbatimChar"/>
+        </w:rPr>
+        <w:t xml:space="preserve">lvcreate</w:t>
+      </w:r>
+      <w:r>
+        <w:t xml:space="preserve"> </w:t>
+      </w:r>
+      <w:r>
+        <w:t xml:space="preserve">prints</w:t>
+      </w:r>
+      <w:r>
+        <w:t xml:space="preserve"> </w:t>
+      </w:r>
+      <w:r>
+        <w:rPr>
+          <w:rStyle w:val="VerbatimChar"/>
+        </w:rPr>
+        <w:t xml:space="preserve">Logical volume "optlv" created</w:t>
+      </w:r>
+      <w:r>
+        <w:t xml:space="preserve">.</w:t>
+      </w:r>
+      <w:r>
+        <w:t xml:space="preserve"> </w:t>
+      </w:r>
+      <w:r>
+        <w:rPr>
+          <w:rStyle w:val="VerbatimChar"/>
+        </w:rPr>
+        <w:t xml:space="preserve">mkfs.xfs</w:t>
+      </w:r>
+      <w:r>
+        <w:t xml:space="preserve"> </w:t>
+      </w:r>
+      <w:r>
+        <w:t xml:space="preserve">prints</w:t>
+      </w:r>
+      <w:r>
+        <w:t xml:space="preserve"> </w:t>
+      </w:r>
+      <w:r>
+        <w:rPr>
+          <w:rStyle w:val="VerbatimChar"/>
+        </w:rPr>
+        <w:t xml:space="preserve">meta-data</w:t>
+      </w:r>
+      <w:r>
+        <w:t xml:space="preserve">.</w:t>
+      </w:r>
+    </w:p>
+    <w:p>
+      <w:pPr>
+        <w:pStyle w:val="BodyText"/>
+      </w:pPr>
+      <w:r>
+        <w:rPr>
+          <w:b/>
+        </w:rPr>
+        <w:t xml:space="preserve">Confirm by running:</w:t>
       </w:r>
     </w:p>
     <w:p>
@@ -3293,13 +3304,19 @@
         <w:rPr>
           <w:rStyle w:val="FunctionTok"/>
         </w:rPr>
-        <w:t xml:space="preserve">mount</w:t>
-      </w:r>
-      <w:r>
-        <w:rPr>
-          <w:rStyle w:val="NormalTok"/>
-        </w:rPr>
-        <w:t xml:space="preserve"> /dev/datavg/optlv /opt</w:t>
+        <w:t xml:space="preserve">find</w:t>
+      </w:r>
+      <w:r>
+        <w:rPr>
+          <w:rStyle w:val="NormalTok"/>
+        </w:rPr>
+        <w:t xml:space="preserve"> /opt -mindepth 1 -maxdepth 1 -printf </w:t>
+      </w:r>
+      <w:r>
+        <w:rPr>
+          <w:rStyle w:val="StringTok"/>
+        </w:rPr>
+        <w:t xml:space="preserve">'%f\n'</w:t>
       </w:r>
     </w:p>
     <w:p>
@@ -3307,18 +3324,34 @@
         <w:pStyle w:val="FirstParagraph"/>
       </w:pPr>
       <w:r>
-        <w:t xml:space="preserve">That command prints nothing.</w:t>
-      </w:r>
-    </w:p>
-    <w:p>
-      <w:pPr>
-        <w:pStyle w:val="Heading2"/>
-      </w:pPr>
-      <w:bookmarkStart w:id="28" w:name="directories-data-binds-and-swap"/>
-      <w:r>
-        <w:t xml:space="preserve">4. Directories, data binds, and swap</w:t>
-      </w:r>
-      <w:bookmarkEnd w:id="28"/>
+        <w:rPr>
+          <w:b/>
+        </w:rPr>
+        <w:t xml:space="preserve">Expected output:</w:t>
+      </w:r>
+    </w:p>
+    <w:p>
+      <w:pPr>
+        <w:pStyle w:val="BodyText"/>
+      </w:pPr>
+      <w:r>
+        <w:t xml:space="preserve">The command prints nothing.</w:t>
+      </w:r>
+      <w:r>
+        <w:t xml:space="preserve"> </w:t>
+      </w:r>
+      <w:r>
+        <w:rPr>
+          <w:rStyle w:val="VerbatimChar"/>
+        </w:rPr>
+        <w:t xml:space="preserve">/opt</w:t>
+      </w:r>
+      <w:r>
+        <w:t xml:space="preserve"> </w:t>
+      </w:r>
+      <w:r>
+        <w:t xml:space="preserve">on the OS disk is empty. A name here would be hidden by the mount in the next command.</w:t>
+      </w:r>
     </w:p>
     <w:p>
       <w:pPr>
@@ -3329,73 +3362,13 @@
         <w:rPr>
           <w:rStyle w:val="FunctionTok"/>
         </w:rPr>
-        <w:t xml:space="preserve">install</w:t>
-      </w:r>
-      <w:r>
-        <w:rPr>
-          <w:rStyle w:val="NormalTok"/>
-        </w:rPr>
-        <w:t xml:space="preserve"> -d -m 755 /opt/oracle /opt/nokia /opt/tnms-data /nokia /oradata</w:t>
-      </w:r>
-      <w:r>
-        <w:br w:type="textWrapping"/>
-      </w:r>
-      <w:r>
-        <w:rPr>
-          <w:rStyle w:val="FunctionTok"/>
-        </w:rPr>
-        <w:t xml:space="preserve">install</w:t>
-      </w:r>
-      <w:r>
-        <w:rPr>
-          <w:rStyle w:val="NormalTok"/>
-        </w:rPr>
-        <w:t xml:space="preserve"> -d -m 755 /opt/oradata/ora1 /opt/oradata/ora2 /opt/oradata/ora3</w:t>
-      </w:r>
-      <w:r>
-        <w:br w:type="textWrapping"/>
-      </w:r>
-      <w:r>
-        <w:rPr>
-          <w:rStyle w:val="FunctionTok"/>
-        </w:rPr>
-        <w:t xml:space="preserve">install</w:t>
-      </w:r>
-      <w:r>
-        <w:rPr>
-          <w:rStyle w:val="NormalTok"/>
-        </w:rPr>
-        <w:t xml:space="preserve"> -d -o root -g root -m 700 /opt/tnms-install /opt/tnms-install/resources</w:t>
-      </w:r>
-      <w:r>
-        <w:br w:type="textWrapping"/>
-      </w:r>
-      <w:r>
-        <w:rPr>
-          <w:rStyle w:val="FunctionTok"/>
-        </w:rPr>
         <w:t xml:space="preserve">mount</w:t>
       </w:r>
       <w:r>
         <w:rPr>
           <w:rStyle w:val="NormalTok"/>
         </w:rPr>
-        <w:t xml:space="preserve"> --bind /opt/tnms-data /nokia</w:t>
-      </w:r>
-      <w:r>
-        <w:br w:type="textWrapping"/>
-      </w:r>
-      <w:r>
-        <w:rPr>
-          <w:rStyle w:val="FunctionTok"/>
-        </w:rPr>
-        <w:t xml:space="preserve">mount</w:t>
-      </w:r>
-      <w:r>
-        <w:rPr>
-          <w:rStyle w:val="NormalTok"/>
-        </w:rPr>
-        <w:t xml:space="preserve"> --bind /opt/oradata /oradata</w:t>
+        <w:t xml:space="preserve"> /dev/datavg/optlv /opt</w:t>
       </w:r>
     </w:p>
     <w:p>
@@ -3403,50 +3376,18 @@
         <w:pStyle w:val="FirstParagraph"/>
       </w:pPr>
       <w:r>
-        <w:t xml:space="preserve">Those commands print nothing.</w:t>
-      </w:r>
-      <w:r>
-        <w:t xml:space="preserve"> </w:t>
-      </w:r>
-      <w:r>
-        <w:rPr>
-          <w:rStyle w:val="VerbatimChar"/>
-        </w:rPr>
-        <w:t xml:space="preserve">/opt/tnms-install</w:t>
-      </w:r>
-      <w:r>
-        <w:t xml:space="preserve"> </w:t>
-      </w:r>
-      <w:r>
-        <w:t xml:space="preserve">is mode</w:t>
-      </w:r>
-      <w:r>
-        <w:t xml:space="preserve"> </w:t>
-      </w:r>
-      <w:r>
-        <w:rPr>
-          <w:rStyle w:val="VerbatimChar"/>
-        </w:rPr>
-        <w:t xml:space="preserve">700</w:t>
-      </w:r>
-      <w:r>
-        <w:t xml:space="preserve"> </w:t>
-      </w:r>
-      <w:r>
-        <w:t xml:space="preserve">because it will hold the properties file. The database passwords and the wizard log stay in</w:t>
-      </w:r>
-      <w:r>
-        <w:t xml:space="preserve"> </w:t>
-      </w:r>
-      <w:r>
-        <w:rPr>
-          <w:rStyle w:val="VerbatimChar"/>
-        </w:rPr>
-        <w:t xml:space="preserve">/root</w:t>
-      </w:r>
-      <w:r>
-        <w:t xml:space="preserve">.</w:t>
-      </w:r>
+        <w:t xml:space="preserve">That command prints nothing.</w:t>
+      </w:r>
+    </w:p>
+    <w:p>
+      <w:pPr>
+        <w:pStyle w:val="Heading2"/>
+      </w:pPr>
+      <w:bookmarkStart w:id="28" w:name="directories-data-binds-and-swap"/>
+      <w:r>
+        <w:t xml:space="preserve">4. Directories, data binds, and swap</w:t>
+      </w:r>
+      <w:bookmarkEnd w:id="28"/>
     </w:p>
     <w:p>
       <w:pPr>
@@ -3457,13 +3398,13 @@
         <w:rPr>
           <w:rStyle w:val="FunctionTok"/>
         </w:rPr>
-        <w:t xml:space="preserve">dd</w:t>
-      </w:r>
-      <w:r>
-        <w:rPr>
-          <w:rStyle w:val="NormalTok"/>
-        </w:rPr>
-        <w:t xml:space="preserve"> if=/dev/zero of=/opt/swapfile bs=1G count=18 status=progress</w:t>
+        <w:t xml:space="preserve">install</w:t>
+      </w:r>
+      <w:r>
+        <w:rPr>
+          <w:rStyle w:val="NormalTok"/>
+        </w:rPr>
+        <w:t xml:space="preserve"> -d -m 755 /opt/oracle /opt/nokia /opt/tnms-data /nokia /oradata</w:t>
       </w:r>
       <w:r>
         <w:br w:type="textWrapping"/>
@@ -3472,43 +3413,58 @@
         <w:rPr>
           <w:rStyle w:val="FunctionTok"/>
         </w:rPr>
-        <w:t xml:space="preserve">chmod</w:t>
-      </w:r>
-      <w:r>
-        <w:rPr>
-          <w:rStyle w:val="NormalTok"/>
-        </w:rPr>
-        <w:t xml:space="preserve"> 600 /opt/swapfile</w:t>
+        <w:t xml:space="preserve">install</w:t>
+      </w:r>
+      <w:r>
+        <w:rPr>
+          <w:rStyle w:val="NormalTok"/>
+        </w:rPr>
+        <w:t xml:space="preserve"> -d -m 755 /opt/oradata/ora1 /opt/oradata/ora2 /opt/oradata/ora3</w:t>
       </w:r>
       <w:r>
         <w:br w:type="textWrapping"/>
       </w:r>
       <w:r>
         <w:rPr>
-          <w:rStyle w:val="ExtensionTok"/>
-        </w:rPr>
-        <w:t xml:space="preserve">mkswap</w:t>
-      </w:r>
-      <w:r>
-        <w:rPr>
-          <w:rStyle w:val="NormalTok"/>
-        </w:rPr>
-        <w:t xml:space="preserve"> /opt/swapfile</w:t>
+          <w:rStyle w:val="FunctionTok"/>
+        </w:rPr>
+        <w:t xml:space="preserve">install</w:t>
+      </w:r>
+      <w:r>
+        <w:rPr>
+          <w:rStyle w:val="NormalTok"/>
+        </w:rPr>
+        <w:t xml:space="preserve"> -d -o root -g root -m 700 /opt/tnms-install /opt/tnms-install/resources</w:t>
       </w:r>
       <w:r>
         <w:br w:type="textWrapping"/>
       </w:r>
       <w:r>
         <w:rPr>
-          <w:rStyle w:val="ExtensionTok"/>
-        </w:rPr>
-        <w:t xml:space="preserve">swapon</w:t>
-      </w:r>
-      <w:r>
-        <w:rPr>
-          <w:rStyle w:val="NormalTok"/>
-        </w:rPr>
-        <w:t xml:space="preserve"> /opt/swapfile</w:t>
+          <w:rStyle w:val="FunctionTok"/>
+        </w:rPr>
+        <w:t xml:space="preserve">mount</w:t>
+      </w:r>
+      <w:r>
+        <w:rPr>
+          <w:rStyle w:val="NormalTok"/>
+        </w:rPr>
+        <w:t xml:space="preserve"> --bind /opt/tnms-data /nokia</w:t>
+      </w:r>
+      <w:r>
+        <w:br w:type="textWrapping"/>
+      </w:r>
+      <w:r>
+        <w:rPr>
+          <w:rStyle w:val="FunctionTok"/>
+        </w:rPr>
+        <w:t xml:space="preserve">mount</w:t>
+      </w:r>
+      <w:r>
+        <w:rPr>
+          <w:rStyle w:val="NormalTok"/>
+        </w:rPr>
+        <w:t xml:space="preserve"> --bind /opt/oradata /oradata</w:t>
       </w:r>
     </w:p>
     <w:p>
@@ -3516,59 +3472,49 @@
         <w:pStyle w:val="FirstParagraph"/>
       </w:pPr>
       <w:r>
-        <w:rPr>
-          <w:rStyle w:val="VerbatimChar"/>
-        </w:rPr>
-        <w:t xml:space="preserve">dd</w:t>
-      </w:r>
-      <w:r>
-        <w:t xml:space="preserve"> </w:t>
-      </w:r>
-      <w:r>
-        <w:t xml:space="preserve">finishes when it has written 18 GB.</w:t>
-      </w:r>
-      <w:r>
-        <w:t xml:space="preserve"> </w:t>
-      </w:r>
-      <w:r>
-        <w:rPr>
-          <w:rStyle w:val="VerbatimChar"/>
-        </w:rPr>
-        <w:t xml:space="preserve">chmod</w:t>
-      </w:r>
-      <w:r>
-        <w:t xml:space="preserve"> </w:t>
-      </w:r>
-      <w:r>
-        <w:t xml:space="preserve">prints nothing.</w:t>
-      </w:r>
-    </w:p>
-    <w:p>
-      <w:pPr>
-        <w:pStyle w:val="BodyText"/>
-      </w:pPr>
-      <w:r>
-        <w:rPr>
-          <w:b/>
-        </w:rPr>
-        <w:t xml:space="preserve">Expected output:</w:t>
-      </w:r>
-    </w:p>
-    <w:p>
-      <w:pPr>
-        <w:pStyle w:val="BodyText"/>
-      </w:pPr>
-      <w:r>
-        <w:rPr>
-          <w:rStyle w:val="VerbatimChar"/>
-        </w:rPr>
-        <w:t xml:space="preserve">mkswap</w:t>
-      </w:r>
-      <w:r>
-        <w:t xml:space="preserve"> </w:t>
-      </w:r>
-      <w:r>
-        <w:t xml:space="preserve">includes:</w:t>
+        <w:t xml:space="preserve">Those commands print nothing.</w:t>
+      </w:r>
+      <w:r>
+        <w:t xml:space="preserve"> </w:t>
+      </w:r>
+      <w:r>
+        <w:rPr>
+          <w:rStyle w:val="VerbatimChar"/>
+        </w:rPr>
+        <w:t xml:space="preserve">/opt/tnms-install</w:t>
+      </w:r>
+      <w:r>
+        <w:t xml:space="preserve"> </w:t>
+      </w:r>
+      <w:r>
+        <w:t xml:space="preserve">is mode</w:t>
+      </w:r>
+      <w:r>
+        <w:t xml:space="preserve"> </w:t>
+      </w:r>
+      <w:r>
+        <w:rPr>
+          <w:rStyle w:val="VerbatimChar"/>
+        </w:rPr>
+        <w:t xml:space="preserve">700</w:t>
+      </w:r>
+      <w:r>
+        <w:t xml:space="preserve"> </w:t>
+      </w:r>
+      <w:r>
+        <w:t xml:space="preserve">because it will hold the properties file. The database passwords and the wizard log stay in</w:t>
+      </w:r>
+      <w:r>
+        <w:t xml:space="preserve"> </w:t>
+      </w:r>
+      <w:r>
+        <w:rPr>
+          <w:rStyle w:val="VerbatimChar"/>
+        </w:rPr>
+        <w:t xml:space="preserve">/root</w:t>
+      </w:r>
+      <w:r>
+        <w:t xml:space="preserve">.</w:t>
       </w:r>
     </w:p>
     <w:p>
@@ -3578,9 +3524,60 @@
       </w:pPr>
       <w:r>
         <w:rPr>
-          <w:rStyle w:val="VerbatimChar"/>
-        </w:rPr>
-        <w:t xml:space="preserve">Setting up swapspace version 1, size = 18 GiB</w:t>
+          <w:rStyle w:val="FunctionTok"/>
+        </w:rPr>
+        <w:t xml:space="preserve">dd</w:t>
+      </w:r>
+      <w:r>
+        <w:rPr>
+          <w:rStyle w:val="NormalTok"/>
+        </w:rPr>
+        <w:t xml:space="preserve"> if=/dev/zero of=/opt/swapfile bs=1G count=18 status=progress</w:t>
+      </w:r>
+      <w:r>
+        <w:br w:type="textWrapping"/>
+      </w:r>
+      <w:r>
+        <w:rPr>
+          <w:rStyle w:val="FunctionTok"/>
+        </w:rPr>
+        <w:t xml:space="preserve">chmod</w:t>
+      </w:r>
+      <w:r>
+        <w:rPr>
+          <w:rStyle w:val="NormalTok"/>
+        </w:rPr>
+        <w:t xml:space="preserve"> 600 /opt/swapfile</w:t>
+      </w:r>
+      <w:r>
+        <w:br w:type="textWrapping"/>
+      </w:r>
+      <w:r>
+        <w:rPr>
+          <w:rStyle w:val="ExtensionTok"/>
+        </w:rPr>
+        <w:t xml:space="preserve">mkswap</w:t>
+      </w:r>
+      <w:r>
+        <w:rPr>
+          <w:rStyle w:val="NormalTok"/>
+        </w:rPr>
+        <w:t xml:space="preserve"> /opt/swapfile</w:t>
+      </w:r>
+      <w:r>
+        <w:br w:type="textWrapping"/>
+      </w:r>
+      <w:r>
+        <w:rPr>
+          <w:rStyle w:val="ExtensionTok"/>
+        </w:rPr>
+        <w:t xml:space="preserve">swapon</w:t>
+      </w:r>
+      <w:r>
+        <w:rPr>
+          <w:rStyle w:val="NormalTok"/>
+        </w:rPr>
+        <w:t xml:space="preserve"> /opt/swapfile</w:t>
       </w:r>
     </w:p>
     <w:p>
@@ -3591,7 +3588,22 @@
         <w:rPr>
           <w:rStyle w:val="VerbatimChar"/>
         </w:rPr>
-        <w:t xml:space="preserve">swapon</w:t>
+        <w:t xml:space="preserve">dd</w:t>
+      </w:r>
+      <w:r>
+        <w:t xml:space="preserve"> </w:t>
+      </w:r>
+      <w:r>
+        <w:t xml:space="preserve">finishes when it has written 18 GB.</w:t>
+      </w:r>
+      <w:r>
+        <w:t xml:space="preserve"> </w:t>
+      </w:r>
+      <w:r>
+        <w:rPr>
+          <w:rStyle w:val="VerbatimChar"/>
+        </w:rPr>
+        <w:t xml:space="preserve">chmod</w:t>
       </w:r>
       <w:r>
         <w:t xml:space="preserve"> </w:t>
@@ -3605,37 +3617,27 @@
         <w:pStyle w:val="BodyText"/>
       </w:pPr>
       <w:r>
-        <w:t xml:space="preserve">Write</w:t>
-      </w:r>
-      <w:r>
-        <w:t xml:space="preserve"> </w:t>
-      </w:r>
-      <w:r>
-        <w:rPr>
-          <w:rStyle w:val="VerbatimChar"/>
-        </w:rPr>
-        <w:t xml:space="preserve">/etc/fstab</w:t>
-      </w:r>
-      <w:r>
-        <w:t xml:space="preserve"> </w:t>
-      </w:r>
-      <w:r>
-        <w:t xml:space="preserve">with the filesystem UUID.</w:t>
-      </w:r>
-      <w:r>
-        <w:t xml:space="preserve"> </w:t>
-      </w:r>
-      <w:r>
-        <w:rPr>
-          <w:rStyle w:val="VerbatimChar"/>
-        </w:rPr>
-        <w:t xml:space="preserve">nofail</w:t>
-      </w:r>
-      <w:r>
-        <w:t xml:space="preserve"> </w:t>
-      </w:r>
-      <w:r>
-        <w:t xml:space="preserve">lets the VM boot when the data disk is absent. The checks in the next section catch a missing mount before the install.</w:t>
+        <w:rPr>
+          <w:b/>
+        </w:rPr>
+        <w:t xml:space="preserve">Expected output:</w:t>
+      </w:r>
+    </w:p>
+    <w:p>
+      <w:pPr>
+        <w:pStyle w:val="BodyText"/>
+      </w:pPr>
+      <w:r>
+        <w:rPr>
+          <w:rStyle w:val="VerbatimChar"/>
+        </w:rPr>
+        <w:t xml:space="preserve">mkswap</w:t>
+      </w:r>
+      <w:r>
+        <w:t xml:space="preserve"> </w:t>
+      </w:r>
+      <w:r>
+        <w:t xml:space="preserve">includes:</w:t>
       </w:r>
     </w:p>
     <w:p>
@@ -3645,135 +3647,9 @@
       </w:pPr>
       <w:r>
         <w:rPr>
-          <w:rStyle w:val="VariableTok"/>
-        </w:rPr>
-        <w:t xml:space="preserve">OPT_UUID=$(</w:t>
-      </w:r>
-      <w:r>
-        <w:rPr>
-          <w:rStyle w:val="ExtensionTok"/>
-        </w:rPr>
-        <w:t xml:space="preserve">blkid</w:t>
-      </w:r>
-      <w:r>
-        <w:rPr>
-          <w:rStyle w:val="NormalTok"/>
-        </w:rPr>
-        <w:t xml:space="preserve"> -s UUID -o value /dev/datavg/optlv</w:t>
-      </w:r>
-      <w:r>
-        <w:rPr>
-          <w:rStyle w:val="VariableTok"/>
-        </w:rPr>
-        <w:t xml:space="preserve">)</w:t>
-      </w:r>
-      <w:r>
-        <w:br w:type="textWrapping"/>
-      </w:r>
-      <w:r>
-        <w:rPr>
-          <w:rStyle w:val="FunctionTok"/>
-        </w:rPr>
-        <w:t xml:space="preserve">cat</w:t>
-      </w:r>
-      <w:r>
-        <w:rPr>
-          <w:rStyle w:val="NormalTok"/>
-        </w:rPr>
-        <w:t xml:space="preserve"> </w:t>
-      </w:r>
-      <w:r>
-        <w:rPr>
-          <w:rStyle w:val="OperatorTok"/>
-        </w:rPr>
-        <w:t xml:space="preserve">&gt;&gt;</w:t>
-      </w:r>
-      <w:r>
-        <w:rPr>
-          <w:rStyle w:val="NormalTok"/>
-        </w:rPr>
-        <w:t xml:space="preserve"> /etc/fstab </w:t>
-      </w:r>
-      <w:r>
-        <w:rPr>
-          <w:rStyle w:val="OperatorTok"/>
-        </w:rPr>
-        <w:t xml:space="preserve">&lt;&lt; EOF</w:t>
-      </w:r>
-      <w:r>
-        <w:br w:type="textWrapping"/>
-      </w:r>
-      <w:r>
-        <w:rPr>
-          <w:rStyle w:val="NormalTok"/>
-        </w:rPr>
-        <w:t xml:space="preserve">UUID=</w:t>
-      </w:r>
-      <w:r>
-        <w:rPr>
-          <w:rStyle w:val="VariableTok"/>
-        </w:rPr>
-        <w:t xml:space="preserve">${OPT_UUID}</w:t>
-      </w:r>
-      <w:r>
-        <w:rPr>
-          <w:rStyle w:val="NormalTok"/>
-        </w:rPr>
-        <w:t xml:space="preserve"> /opt xfs defaults,nofail 0 0</w:t>
-      </w:r>
-      <w:r>
-        <w:br w:type="textWrapping"/>
-      </w:r>
-      <w:r>
-        <w:rPr>
-          <w:rStyle w:val="NormalTok"/>
-        </w:rPr>
-        <w:t xml:space="preserve">/opt/tnms-data /nokia none bind,nofail 0 0</w:t>
-      </w:r>
-      <w:r>
-        <w:br w:type="textWrapping"/>
-      </w:r>
-      <w:r>
-        <w:rPr>
-          <w:rStyle w:val="NormalTok"/>
-        </w:rPr>
-        <w:t xml:space="preserve">/opt/oradata /oradata none bind,nofail 0 0</w:t>
-      </w:r>
-      <w:r>
-        <w:br w:type="textWrapping"/>
-      </w:r>
-      <w:r>
-        <w:rPr>
-          <w:rStyle w:val="NormalTok"/>
-        </w:rPr>
-        <w:t xml:space="preserve">/opt/swapfile none swap sw,nofail 0 0</w:t>
-      </w:r>
-      <w:r>
-        <w:br w:type="textWrapping"/>
-      </w:r>
-      <w:r>
-        <w:rPr>
-          <w:rStyle w:val="NormalTok"/>
-        </w:rPr>
-        <w:t xml:space="preserve">EOF</w:t>
-      </w:r>
-      <w:r>
-        <w:br w:type="textWrapping"/>
-      </w:r>
-      <w:r>
-        <w:rPr>
-          <w:rStyle w:val="NormalTok"/>
-        </w:rPr>
-        <w:t xml:space="preserve">systemctl daemon-reload</w:t>
-      </w:r>
-      <w:r>
-        <w:br w:type="textWrapping"/>
-      </w:r>
-      <w:r>
-        <w:rPr>
-          <w:rStyle w:val="NormalTok"/>
-        </w:rPr>
-        <w:t xml:space="preserve">mount -a</w:t>
+          <w:rStyle w:val="VerbatimChar"/>
+        </w:rPr>
+        <w:t xml:space="preserve">Setting up swapspace version 1, size = 18 GiB</w:t>
       </w:r>
     </w:p>
     <w:p>
@@ -3784,49 +3660,51 @@
         <w:rPr>
           <w:rStyle w:val="VerbatimChar"/>
         </w:rPr>
-        <w:t xml:space="preserve">blkid</w:t>
-      </w:r>
-      <w:r>
-        <w:t xml:space="preserve">,</w:t>
-      </w:r>
-      <w:r>
-        <w:t xml:space="preserve"> </w:t>
-      </w:r>
-      <w:r>
-        <w:rPr>
-          <w:rStyle w:val="VerbatimChar"/>
-        </w:rPr>
-        <w:t xml:space="preserve">cat</w:t>
-      </w:r>
-      <w:r>
-        <w:t xml:space="preserve">,</w:t>
-      </w:r>
-      <w:r>
-        <w:t xml:space="preserve"> </w:t>
-      </w:r>
-      <w:r>
-        <w:rPr>
-          <w:rStyle w:val="VerbatimChar"/>
-        </w:rPr>
-        <w:t xml:space="preserve">systemctl</w:t>
-      </w:r>
-      <w:r>
-        <w:t xml:space="preserve">, and</w:t>
-      </w:r>
-      <w:r>
-        <w:t xml:space="preserve"> </w:t>
-      </w:r>
-      <w:r>
-        <w:rPr>
-          <w:rStyle w:val="VerbatimChar"/>
-        </w:rPr>
-        <w:t xml:space="preserve">mount</w:t>
-      </w:r>
-      <w:r>
-        <w:t xml:space="preserve"> </w:t>
-      </w:r>
-      <w:r>
-        <w:t xml:space="preserve">print nothing.</w:t>
+        <w:t xml:space="preserve">swapon</w:t>
+      </w:r>
+      <w:r>
+        <w:t xml:space="preserve"> </w:t>
+      </w:r>
+      <w:r>
+        <w:t xml:space="preserve">prints nothing.</w:t>
+      </w:r>
+    </w:p>
+    <w:p>
+      <w:pPr>
+        <w:pStyle w:val="BodyText"/>
+      </w:pPr>
+      <w:r>
+        <w:t xml:space="preserve">Write</w:t>
+      </w:r>
+      <w:r>
+        <w:t xml:space="preserve"> </w:t>
+      </w:r>
+      <w:r>
+        <w:rPr>
+          <w:rStyle w:val="VerbatimChar"/>
+        </w:rPr>
+        <w:t xml:space="preserve">/etc/fstab</w:t>
+      </w:r>
+      <w:r>
+        <w:t xml:space="preserve"> </w:t>
+      </w:r>
+      <w:r>
+        <w:t xml:space="preserve">with the filesystem UUID.</w:t>
+      </w:r>
+      <w:r>
+        <w:t xml:space="preserve"> </w:t>
+      </w:r>
+      <w:r>
+        <w:rPr>
+          <w:rStyle w:val="VerbatimChar"/>
+        </w:rPr>
+        <w:t xml:space="preserve">nofail</w:t>
+      </w:r>
+      <w:r>
+        <w:t xml:space="preserve"> </w:t>
+      </w:r>
+      <w:r>
+        <w:t xml:space="preserve">lets the VM boot when the data disk is absent. The checks in the next section catch a missing mount before the install.</w:t>
       </w:r>
     </w:p>
     <w:p>
@@ -3836,15 +3714,135 @@
       </w:pPr>
       <w:r>
         <w:rPr>
+          <w:rStyle w:val="VariableTok"/>
+        </w:rPr>
+        <w:t xml:space="preserve">OPT_UUID=$(</w:t>
+      </w:r>
+      <w:r>
+        <w:rPr>
           <w:rStyle w:val="ExtensionTok"/>
         </w:rPr>
-        <w:t xml:space="preserve">restorecon</w:t>
-      </w:r>
-      <w:r>
-        <w:rPr>
-          <w:rStyle w:val="NormalTok"/>
-        </w:rPr>
-        <w:t xml:space="preserve"> -RF /opt/oracle /opt/nokia /opt/tnms-install /opt/tnms-data /opt/oradata /nokia /oradata</w:t>
+        <w:t xml:space="preserve">blkid</w:t>
+      </w:r>
+      <w:r>
+        <w:rPr>
+          <w:rStyle w:val="NormalTok"/>
+        </w:rPr>
+        <w:t xml:space="preserve"> -s UUID -o value /dev/datavg/optlv</w:t>
+      </w:r>
+      <w:r>
+        <w:rPr>
+          <w:rStyle w:val="VariableTok"/>
+        </w:rPr>
+        <w:t xml:space="preserve">)</w:t>
+      </w:r>
+      <w:r>
+        <w:br w:type="textWrapping"/>
+      </w:r>
+      <w:r>
+        <w:rPr>
+          <w:rStyle w:val="FunctionTok"/>
+        </w:rPr>
+        <w:t xml:space="preserve">cat</w:t>
+      </w:r>
+      <w:r>
+        <w:rPr>
+          <w:rStyle w:val="NormalTok"/>
+        </w:rPr>
+        <w:t xml:space="preserve"> </w:t>
+      </w:r>
+      <w:r>
+        <w:rPr>
+          <w:rStyle w:val="OperatorTok"/>
+        </w:rPr>
+        <w:t xml:space="preserve">&gt;&gt;</w:t>
+      </w:r>
+      <w:r>
+        <w:rPr>
+          <w:rStyle w:val="NormalTok"/>
+        </w:rPr>
+        <w:t xml:space="preserve"> /etc/fstab </w:t>
+      </w:r>
+      <w:r>
+        <w:rPr>
+          <w:rStyle w:val="OperatorTok"/>
+        </w:rPr>
+        <w:t xml:space="preserve">&lt;&lt; EOF</w:t>
+      </w:r>
+      <w:r>
+        <w:br w:type="textWrapping"/>
+      </w:r>
+      <w:r>
+        <w:rPr>
+          <w:rStyle w:val="NormalTok"/>
+        </w:rPr>
+        <w:t xml:space="preserve">UUID=</w:t>
+      </w:r>
+      <w:r>
+        <w:rPr>
+          <w:rStyle w:val="VariableTok"/>
+        </w:rPr>
+        <w:t xml:space="preserve">${OPT_UUID}</w:t>
+      </w:r>
+      <w:r>
+        <w:rPr>
+          <w:rStyle w:val="NormalTok"/>
+        </w:rPr>
+        <w:t xml:space="preserve"> /opt xfs defaults,nofail 0 0</w:t>
+      </w:r>
+      <w:r>
+        <w:br w:type="textWrapping"/>
+      </w:r>
+      <w:r>
+        <w:rPr>
+          <w:rStyle w:val="NormalTok"/>
+        </w:rPr>
+        <w:t xml:space="preserve">/opt/tnms-data /nokia none bind,nofail 0 0</w:t>
+      </w:r>
+      <w:r>
+        <w:br w:type="textWrapping"/>
+      </w:r>
+      <w:r>
+        <w:rPr>
+          <w:rStyle w:val="NormalTok"/>
+        </w:rPr>
+        <w:t xml:space="preserve">/opt/oradata /oradata none bind,nofail 0 0</w:t>
+      </w:r>
+      <w:r>
+        <w:br w:type="textWrapping"/>
+      </w:r>
+      <w:r>
+        <w:rPr>
+          <w:rStyle w:val="NormalTok"/>
+        </w:rPr>
+        <w:t xml:space="preserve">/opt/swapfile none swap sw,nofail 0 0</w:t>
+      </w:r>
+      <w:r>
+        <w:br w:type="textWrapping"/>
+      </w:r>
+      <w:r>
+        <w:rPr>
+          <w:rStyle w:val="NormalTok"/>
+        </w:rPr>
+        <w:t xml:space="preserve">EOF</w:t>
+      </w:r>
+      <w:r>
+        <w:br w:type="textWrapping"/>
+      </w:r>
+      <w:r>
+        <w:rPr>
+          <w:rStyle w:val="NormalTok"/>
+        </w:rPr>
+        <w:t xml:space="preserve">systemctl daemon-reload</w:t>
+      </w:r>
+      <w:r>
+        <w:br w:type="textWrapping"/>
+      </w:r>
+      <w:r>
+        <w:rPr>
+          <w:rStyle w:val="NormalTok"/>
+        </w:rPr>
+        <w:t xml:space="preserve">mount -a</w:t>
       </w:r>
     </w:p>
     <w:p>
@@ -3852,28 +3850,52 @@
         <w:pStyle w:val="FirstParagraph"/>
       </w:pPr>
       <w:r>
-        <w:t xml:space="preserve">The command prints a line for each directory it relabels, or nothing when the labels are already right.</w:t>
-      </w:r>
-    </w:p>
-    <w:p>
-      <w:pPr>
-        <w:pStyle w:val="Heading2"/>
-      </w:pPr>
-      <w:bookmarkStart w:id="29" w:name="checks"/>
-      <w:r>
-        <w:t xml:space="preserve">5. Checks</w:t>
-      </w:r>
-      <w:bookmarkEnd w:id="29"/>
-    </w:p>
-    <w:p>
-      <w:pPr>
-        <w:pStyle w:val="FirstParagraph"/>
-      </w:pPr>
-      <w:r>
-        <w:rPr>
-          <w:b/>
-        </w:rPr>
-        <w:t xml:space="preserve">Confirm by running:</w:t>
+        <w:rPr>
+          <w:rStyle w:val="VerbatimChar"/>
+        </w:rPr>
+        <w:t xml:space="preserve">blkid</w:t>
+      </w:r>
+      <w:r>
+        <w:t xml:space="preserve">,</w:t>
+      </w:r>
+      <w:r>
+        <w:t xml:space="preserve"> </w:t>
+      </w:r>
+      <w:r>
+        <w:rPr>
+          <w:rStyle w:val="VerbatimChar"/>
+        </w:rPr>
+        <w:t xml:space="preserve">cat</w:t>
+      </w:r>
+      <w:r>
+        <w:t xml:space="preserve">,</w:t>
+      </w:r>
+      <w:r>
+        <w:t xml:space="preserve"> </w:t>
+      </w:r>
+      <w:r>
+        <w:rPr>
+          <w:rStyle w:val="VerbatimChar"/>
+        </w:rPr>
+        <w:t xml:space="preserve">systemctl</w:t>
+      </w:r>
+      <w:r>
+        <w:t xml:space="preserve">, and</w:t>
+      </w:r>
+      <w:r>
+        <w:t xml:space="preserve"> </w:t>
+      </w:r>
+      <w:r>
+        <w:rPr>
+          <w:rStyle w:val="VerbatimChar"/>
+        </w:rPr>
+        <w:t xml:space="preserve">mount</w:t>
+      </w:r>
+      <w:r>
+        <w:t xml:space="preserve"> </w:t>
+      </w:r>
+      <w:r>
+        <w:t xml:space="preserve">print nothing.</w:t>
       </w:r>
     </w:p>
     <w:p>
@@ -3883,99 +3905,15 @@
       </w:pPr>
       <w:r>
         <w:rPr>
-          <w:rStyle w:val="KeywordTok"/>
-        </w:rPr>
-        <w:t xml:space="preserve">for</w:t>
-      </w:r>
-      <w:r>
-        <w:rPr>
-          <w:rStyle w:val="NormalTok"/>
-        </w:rPr>
-        <w:t xml:space="preserve"> </w:t>
-      </w:r>
-      <w:r>
-        <w:rPr>
           <w:rStyle w:val="ExtensionTok"/>
         </w:rPr>
-        <w:t xml:space="preserve">p</w:t>
-      </w:r>
-      <w:r>
-        <w:rPr>
-          <w:rStyle w:val="NormalTok"/>
-        </w:rPr>
-        <w:t xml:space="preserve"> in / /home /opt /nokia /oradata /tmp</w:t>
-      </w:r>
-      <w:r>
-        <w:rPr>
-          <w:rStyle w:val="KeywordTok"/>
-        </w:rPr>
-        <w:t xml:space="preserve">;</w:t>
-      </w:r>
-      <w:r>
-        <w:rPr>
-          <w:rStyle w:val="NormalTok"/>
-        </w:rPr>
-        <w:t xml:space="preserve"> </w:t>
-      </w:r>
-      <w:r>
-        <w:rPr>
-          <w:rStyle w:val="KeywordTok"/>
-        </w:rPr>
-        <w:t xml:space="preserve">do</w:t>
-      </w:r>
-      <w:r>
-        <w:rPr>
-          <w:rStyle w:val="NormalTok"/>
-        </w:rPr>
-        <w:t xml:space="preserve"> </w:t>
-      </w:r>
-      <w:r>
-        <w:rPr>
-          <w:rStyle w:val="ExtensionTok"/>
-        </w:rPr>
-        <w:t xml:space="preserve">findmnt</w:t>
-      </w:r>
-      <w:r>
-        <w:rPr>
-          <w:rStyle w:val="NormalTok"/>
-        </w:rPr>
-        <w:t xml:space="preserve"> -n -o SOURCE,FSTYPE,TARGET </w:t>
-      </w:r>
-      <w:r>
-        <w:rPr>
-          <w:rStyle w:val="StringTok"/>
-        </w:rPr>
-        <w:t xml:space="preserve">"</w:t>
-      </w:r>
-      <w:r>
-        <w:rPr>
-          <w:rStyle w:val="VariableTok"/>
-        </w:rPr>
-        <w:t xml:space="preserve">$p</w:t>
-      </w:r>
-      <w:r>
-        <w:rPr>
-          <w:rStyle w:val="StringTok"/>
-        </w:rPr>
-        <w:t xml:space="preserve">"</w:t>
-      </w:r>
-      <w:r>
-        <w:rPr>
-          <w:rStyle w:val="KeywordTok"/>
-        </w:rPr>
-        <w:t xml:space="preserve">;</w:t>
-      </w:r>
-      <w:r>
-        <w:rPr>
-          <w:rStyle w:val="NormalTok"/>
-        </w:rPr>
-        <w:t xml:space="preserve"> </w:t>
-      </w:r>
-      <w:r>
-        <w:rPr>
-          <w:rStyle w:val="KeywordTok"/>
-        </w:rPr>
-        <w:t xml:space="preserve">done</w:t>
+        <w:t xml:space="preserve">restorecon</w:t>
+      </w:r>
+      <w:r>
+        <w:rPr>
+          <w:rStyle w:val="NormalTok"/>
+        </w:rPr>
+        <w:t xml:space="preserve"> -RF /opt/oracle /opt/nokia /opt/tnms-install /opt/tnms-data /opt/oradata /nokia /oradata</w:t>
       </w:r>
     </w:p>
     <w:p>
@@ -3983,129 +3921,28 @@
         <w:pStyle w:val="FirstParagraph"/>
       </w:pPr>
       <w:r>
+        <w:t xml:space="preserve">The command prints a line for each directory it relabels, or nothing when the labels are already right.</w:t>
+      </w:r>
+    </w:p>
+    <w:p>
+      <w:pPr>
+        <w:pStyle w:val="Heading2"/>
+      </w:pPr>
+      <w:bookmarkStart w:id="29" w:name="checks"/>
+      <w:r>
+        <w:t xml:space="preserve">5. Checks</w:t>
+      </w:r>
+      <w:bookmarkEnd w:id="29"/>
+    </w:p>
+    <w:p>
+      <w:pPr>
+        <w:pStyle w:val="FirstParagraph"/>
+      </w:pPr>
+      <w:r>
         <w:rPr>
           <w:b/>
         </w:rPr>
-        <w:t xml:space="preserve">Expected output:</w:t>
-      </w:r>
-    </w:p>
-    <w:p>
-      <w:pPr>
-        <w:pStyle w:val="BodyText"/>
-      </w:pPr>
-      <w:r>
-        <w:rPr>
-          <w:rStyle w:val="VerbatimChar"/>
-        </w:rPr>
-        <w:t xml:space="preserve">/</w:t>
-      </w:r>
-      <w:r>
-        <w:t xml:space="preserve"> </w:t>
-      </w:r>
-      <w:r>
-        <w:t xml:space="preserve">and</w:t>
-      </w:r>
-      <w:r>
-        <w:t xml:space="preserve"> </w:t>
-      </w:r>
-      <w:r>
-        <w:rPr>
-          <w:rStyle w:val="VerbatimChar"/>
-        </w:rPr>
-        <w:t xml:space="preserve">/home</w:t>
-      </w:r>
-      <w:r>
-        <w:t xml:space="preserve"> </w:t>
-      </w:r>
-      <w:r>
-        <w:t xml:space="preserve">and</w:t>
-      </w:r>
-      <w:r>
-        <w:t xml:space="preserve"> </w:t>
-      </w:r>
-      <w:r>
-        <w:rPr>
-          <w:rStyle w:val="VerbatimChar"/>
-        </w:rPr>
-        <w:t xml:space="preserve">/tmp</w:t>
-      </w:r>
-      <w:r>
-        <w:t xml:space="preserve"> </w:t>
-      </w:r>
-      <w:r>
-        <w:t xml:space="preserve">are</w:t>
-      </w:r>
-      <w:r>
-        <w:t xml:space="preserve"> </w:t>
-      </w:r>
-      <w:r>
-        <w:rPr>
-          <w:rStyle w:val="VerbatimChar"/>
-        </w:rPr>
-        <w:t xml:space="preserve">rootvg</w:t>
-      </w:r>
-      <w:r>
-        <w:t xml:space="preserve"> </w:t>
-      </w:r>
-      <w:r>
-        <w:t xml:space="preserve">volumes.</w:t>
-      </w:r>
-      <w:r>
-        <w:t xml:space="preserve"> </w:t>
-      </w:r>
-      <w:r>
-        <w:rPr>
-          <w:rStyle w:val="VerbatimChar"/>
-        </w:rPr>
-        <w:t xml:space="preserve">/opt</w:t>
-      </w:r>
-      <w:r>
-        <w:t xml:space="preserve"> </w:t>
-      </w:r>
-      <w:r>
-        <w:t xml:space="preserve">is</w:t>
-      </w:r>
-      <w:r>
-        <w:t xml:space="preserve"> </w:t>
-      </w:r>
-      <w:r>
-        <w:rPr>
-          <w:rStyle w:val="VerbatimChar"/>
-        </w:rPr>
-        <w:t xml:space="preserve">/dev/mapper/datavg-optlv</w:t>
-      </w:r>
-      <w:r>
-        <w:t xml:space="preserve">.</w:t>
-      </w:r>
-      <w:r>
-        <w:t xml:space="preserve"> </w:t>
-      </w:r>
-      <w:r>
-        <w:rPr>
-          <w:rStyle w:val="VerbatimChar"/>
-        </w:rPr>
-        <w:t xml:space="preserve">/nokia</w:t>
-      </w:r>
-      <w:r>
-        <w:t xml:space="preserve"> </w:t>
-      </w:r>
-      <w:r>
-        <w:t xml:space="preserve">and</w:t>
-      </w:r>
-      <w:r>
-        <w:t xml:space="preserve"> </w:t>
-      </w:r>
-      <w:r>
-        <w:rPr>
-          <w:rStyle w:val="VerbatimChar"/>
-        </w:rPr>
-        <w:t xml:space="preserve">/oradata</w:t>
-      </w:r>
-      <w:r>
-        <w:t xml:space="preserve"> </w:t>
-      </w:r>
-      <w:r>
-        <w:t xml:space="preserve">show that device with the directory in brackets. The lines look like this. Volume names follow the VM.</w:t>
+        <w:t xml:space="preserve">Confirm by running:</w:t>
       </w:r>
     </w:p>
     <w:p>
@@ -4115,54 +3952,99 @@
       </w:pPr>
       <w:r>
         <w:rPr>
-          <w:rStyle w:val="VerbatimChar"/>
-        </w:rPr>
-        <w:t xml:space="preserve">/dev/mapper/rootvg-rootlv xfs    /</w:t>
-      </w:r>
-      <w:r>
-        <w:br w:type="textWrapping"/>
-      </w:r>
-      <w:r>
-        <w:rPr>
-          <w:rStyle w:val="VerbatimChar"/>
-        </w:rPr>
-        <w:t xml:space="preserve">/dev/mapper/rootvg-homelv xfs    /home</w:t>
-      </w:r>
-      <w:r>
-        <w:br w:type="textWrapping"/>
-      </w:r>
-      <w:r>
-        <w:rPr>
-          <w:rStyle w:val="VerbatimChar"/>
-        </w:rPr>
-        <w:t xml:space="preserve">/dev/mapper/datavg-optlv  xfs    /opt</w:t>
-      </w:r>
-      <w:r>
-        <w:br w:type="textWrapping"/>
-      </w:r>
-      <w:r>
-        <w:rPr>
-          <w:rStyle w:val="VerbatimChar"/>
-        </w:rPr>
-        <w:t xml:space="preserve">/dev/mapper/datavg-optlv[/tnms-data] xfs    /nokia</w:t>
-      </w:r>
-      <w:r>
-        <w:br w:type="textWrapping"/>
-      </w:r>
-      <w:r>
-        <w:rPr>
-          <w:rStyle w:val="VerbatimChar"/>
-        </w:rPr>
-        <w:t xml:space="preserve">/dev/mapper/datavg-optlv[/oradata] xfs    /oradata</w:t>
-      </w:r>
-      <w:r>
-        <w:br w:type="textWrapping"/>
-      </w:r>
-      <w:r>
-        <w:rPr>
-          <w:rStyle w:val="VerbatimChar"/>
-        </w:rPr>
-        <w:t xml:space="preserve">/dev/mapper/rootvg-tmplv  xfs    /tmp</w:t>
+          <w:rStyle w:val="KeywordTok"/>
+        </w:rPr>
+        <w:t xml:space="preserve">for</w:t>
+      </w:r>
+      <w:r>
+        <w:rPr>
+          <w:rStyle w:val="NormalTok"/>
+        </w:rPr>
+        <w:t xml:space="preserve"> </w:t>
+      </w:r>
+      <w:r>
+        <w:rPr>
+          <w:rStyle w:val="ExtensionTok"/>
+        </w:rPr>
+        <w:t xml:space="preserve">p</w:t>
+      </w:r>
+      <w:r>
+        <w:rPr>
+          <w:rStyle w:val="NormalTok"/>
+        </w:rPr>
+        <w:t xml:space="preserve"> in / /home /opt /nokia /oradata /tmp</w:t>
+      </w:r>
+      <w:r>
+        <w:rPr>
+          <w:rStyle w:val="KeywordTok"/>
+        </w:rPr>
+        <w:t xml:space="preserve">;</w:t>
+      </w:r>
+      <w:r>
+        <w:rPr>
+          <w:rStyle w:val="NormalTok"/>
+        </w:rPr>
+        <w:t xml:space="preserve"> </w:t>
+      </w:r>
+      <w:r>
+        <w:rPr>
+          <w:rStyle w:val="KeywordTok"/>
+        </w:rPr>
+        <w:t xml:space="preserve">do</w:t>
+      </w:r>
+      <w:r>
+        <w:rPr>
+          <w:rStyle w:val="NormalTok"/>
+        </w:rPr>
+        <w:t xml:space="preserve"> </w:t>
+      </w:r>
+      <w:r>
+        <w:rPr>
+          <w:rStyle w:val="ExtensionTok"/>
+        </w:rPr>
+        <w:t xml:space="preserve">findmnt</w:t>
+      </w:r>
+      <w:r>
+        <w:rPr>
+          <w:rStyle w:val="NormalTok"/>
+        </w:rPr>
+        <w:t xml:space="preserve"> -n -o SOURCE,FSTYPE,TARGET </w:t>
+      </w:r>
+      <w:r>
+        <w:rPr>
+          <w:rStyle w:val="StringTok"/>
+        </w:rPr>
+        <w:t xml:space="preserve">"</w:t>
+      </w:r>
+      <w:r>
+        <w:rPr>
+          <w:rStyle w:val="VariableTok"/>
+        </w:rPr>
+        <w:t xml:space="preserve">$p</w:t>
+      </w:r>
+      <w:r>
+        <w:rPr>
+          <w:rStyle w:val="StringTok"/>
+        </w:rPr>
+        <w:t xml:space="preserve">"</w:t>
+      </w:r>
+      <w:r>
+        <w:rPr>
+          <w:rStyle w:val="KeywordTok"/>
+        </w:rPr>
+        <w:t xml:space="preserve">;</w:t>
+      </w:r>
+      <w:r>
+        <w:rPr>
+          <w:rStyle w:val="NormalTok"/>
+        </w:rPr>
+        <w:t xml:space="preserve"> </w:t>
+      </w:r>
+      <w:r>
+        <w:rPr>
+          <w:rStyle w:val="KeywordTok"/>
+        </w:rPr>
+        <w:t xml:space="preserve">done</w:t>
       </w:r>
     </w:p>
     <w:p>
@@ -4173,7 +4055,126 @@
         <w:rPr>
           <w:b/>
         </w:rPr>
-        <w:t xml:space="preserve">Confirm by running:</w:t>
+        <w:t xml:space="preserve">Expected output:</w:t>
+      </w:r>
+    </w:p>
+    <w:p>
+      <w:pPr>
+        <w:pStyle w:val="BodyText"/>
+      </w:pPr>
+      <w:r>
+        <w:rPr>
+          <w:rStyle w:val="VerbatimChar"/>
+        </w:rPr>
+        <w:t xml:space="preserve">/</w:t>
+      </w:r>
+      <w:r>
+        <w:t xml:space="preserve"> </w:t>
+      </w:r>
+      <w:r>
+        <w:t xml:space="preserve">and</w:t>
+      </w:r>
+      <w:r>
+        <w:t xml:space="preserve"> </w:t>
+      </w:r>
+      <w:r>
+        <w:rPr>
+          <w:rStyle w:val="VerbatimChar"/>
+        </w:rPr>
+        <w:t xml:space="preserve">/home</w:t>
+      </w:r>
+      <w:r>
+        <w:t xml:space="preserve"> </w:t>
+      </w:r>
+      <w:r>
+        <w:t xml:space="preserve">and</w:t>
+      </w:r>
+      <w:r>
+        <w:t xml:space="preserve"> </w:t>
+      </w:r>
+      <w:r>
+        <w:rPr>
+          <w:rStyle w:val="VerbatimChar"/>
+        </w:rPr>
+        <w:t xml:space="preserve">/tmp</w:t>
+      </w:r>
+      <w:r>
+        <w:t xml:space="preserve"> </w:t>
+      </w:r>
+      <w:r>
+        <w:t xml:space="preserve">are</w:t>
+      </w:r>
+      <w:r>
+        <w:t xml:space="preserve"> </w:t>
+      </w:r>
+      <w:r>
+        <w:rPr>
+          <w:rStyle w:val="VerbatimChar"/>
+        </w:rPr>
+        <w:t xml:space="preserve">rootvg</w:t>
+      </w:r>
+      <w:r>
+        <w:t xml:space="preserve"> </w:t>
+      </w:r>
+      <w:r>
+        <w:t xml:space="preserve">volumes.</w:t>
+      </w:r>
+      <w:r>
+        <w:t xml:space="preserve"> </w:t>
+      </w:r>
+      <w:r>
+        <w:rPr>
+          <w:rStyle w:val="VerbatimChar"/>
+        </w:rPr>
+        <w:t xml:space="preserve">/opt</w:t>
+      </w:r>
+      <w:r>
+        <w:t xml:space="preserve"> </w:t>
+      </w:r>
+      <w:r>
+        <w:t xml:space="preserve">is</w:t>
+      </w:r>
+      <w:r>
+        <w:t xml:space="preserve"> </w:t>
+      </w:r>
+      <w:r>
+        <w:rPr>
+          <w:rStyle w:val="VerbatimChar"/>
+        </w:rPr>
+        <w:t xml:space="preserve">/dev/mapper/datavg-optlv</w:t>
+      </w:r>
+      <w:r>
+        <w:t xml:space="preserve">.</w:t>
+      </w:r>
+      <w:r>
+        <w:t xml:space="preserve"> </w:t>
+      </w:r>
+      <w:r>
+        <w:rPr>
+          <w:rStyle w:val="VerbatimChar"/>
+        </w:rPr>
+        <w:t xml:space="preserve">/nokia</w:t>
+      </w:r>
+      <w:r>
+        <w:t xml:space="preserve"> </w:t>
+      </w:r>
+      <w:r>
+        <w:t xml:space="preserve">and</w:t>
+      </w:r>
+      <w:r>
+        <w:t xml:space="preserve"> </w:t>
+      </w:r>
+      <w:r>
+        <w:rPr>
+          <w:rStyle w:val="VerbatimChar"/>
+        </w:rPr>
+        <w:t xml:space="preserve">/oradata</w:t>
+      </w:r>
+      <w:r>
+        <w:t xml:space="preserve"> </w:t>
+      </w:r>
+      <w:r>
+        <w:t xml:space="preserve">show that device with the directory in brackets. The lines look like this. Volume names follow the VM.</w:t>
       </w:r>
     </w:p>
     <w:p>
@@ -4183,6 +4184,74 @@
       </w:pPr>
       <w:r>
         <w:rPr>
+          <w:rStyle w:val="VerbatimChar"/>
+        </w:rPr>
+        <w:t xml:space="preserve">/dev/mapper/rootvg-rootlv xfs    /</w:t>
+      </w:r>
+      <w:r>
+        <w:br w:type="textWrapping"/>
+      </w:r>
+      <w:r>
+        <w:rPr>
+          <w:rStyle w:val="VerbatimChar"/>
+        </w:rPr>
+        <w:t xml:space="preserve">/dev/mapper/rootvg-homelv xfs    /home</w:t>
+      </w:r>
+      <w:r>
+        <w:br w:type="textWrapping"/>
+      </w:r>
+      <w:r>
+        <w:rPr>
+          <w:rStyle w:val="VerbatimChar"/>
+        </w:rPr>
+        <w:t xml:space="preserve">/dev/mapper/datavg-optlv  xfs    /opt</w:t>
+      </w:r>
+      <w:r>
+        <w:br w:type="textWrapping"/>
+      </w:r>
+      <w:r>
+        <w:rPr>
+          <w:rStyle w:val="VerbatimChar"/>
+        </w:rPr>
+        <w:t xml:space="preserve">/dev/mapper/datavg-optlv[/tnms-data] xfs    /nokia</w:t>
+      </w:r>
+      <w:r>
+        <w:br w:type="textWrapping"/>
+      </w:r>
+      <w:r>
+        <w:rPr>
+          <w:rStyle w:val="VerbatimChar"/>
+        </w:rPr>
+        <w:t xml:space="preserve">/dev/mapper/datavg-optlv[/oradata] xfs    /oradata</w:t>
+      </w:r>
+      <w:r>
+        <w:br w:type="textWrapping"/>
+      </w:r>
+      <w:r>
+        <w:rPr>
+          <w:rStyle w:val="VerbatimChar"/>
+        </w:rPr>
+        <w:t xml:space="preserve">/dev/mapper/rootvg-tmplv  xfs    /tmp</w:t>
+      </w:r>
+    </w:p>
+    <w:p>
+      <w:pPr>
+        <w:pStyle w:val="FirstParagraph"/>
+      </w:pPr>
+      <w:r>
+        <w:rPr>
+          <w:b/>
+        </w:rPr>
+        <w:t xml:space="preserve">Confirm by running:</w:t>
+      </w:r>
+    </w:p>
+    <w:p>
+      <w:pPr>
+        <w:pStyle w:val="SourceCode"/>
+        <w:spacing w:before="120" w:after="120" w:line="276" w:lineRule="auto"/>
+      </w:pPr>
+      <w:r>
+        <w:rPr>
           <w:rStyle w:val="FunctionTok"/>
         </w:rPr>
         <w:t xml:space="preserve">df</w:t>
@@ -4219,7 +4288,7 @@
         <w:t xml:space="preserve"> </w:t>
       </w:r>
       <w:r>
-        <w:t xml:space="preserve">is about 8G.</w:t>
+        <w:t xml:space="preserve">is about 1G.</w:t>
       </w:r>
       <w:r>
         <w:t xml:space="preserve"> </w:t>
@@ -4871,7 +4940,7 @@
     </w:lvl>
   </w:abstractNum>
   <w:abstractNum w:abstractNumId="990">
-    <w:nsid w:val="f62c34ca"/>
+    <w:nsid w:val="690d1e3e"/>
     <w:multiLevelType w:val="multilevel"/>
     <w:lvl w:ilvl="0">
       <w:numFmt w:val="bullet"/>

--- a/docs/customer/TNMS-9.1-RHEL8-pre-install.docx
+++ b/docs/customer/TNMS-9.1-RHEL8-pre-install.docx
@@ -3381,13 +3381,14 @@
     </w:p>
     <w:p>
       <w:pPr>
-        <w:pStyle w:val="Heading2"/>
-      </w:pPr>
-      <w:bookmarkStart w:id="28" w:name="directories-data-binds-and-swap"/>
-      <w:r>
-        <w:t xml:space="preserve">4. Directories, data binds, and swap</w:t>
-      </w:r>
-      <w:bookmarkEnd w:id="28"/>
+        <w:pStyle w:val="BodyText"/>
+      </w:pPr>
+      <w:r>
+        <w:rPr>
+          <w:b/>
+        </w:rPr>
+        <w:t xml:space="preserve">Confirm by running:</w:t>
+      </w:r>
     </w:p>
     <w:p>
       <w:pPr>
@@ -3396,75 +3397,15 @@
       </w:pPr>
       <w:r>
         <w:rPr>
-          <w:rStyle w:val="FunctionTok"/>
-        </w:rPr>
-        <w:t xml:space="preserve">install</w:t>
-      </w:r>
-      <w:r>
-        <w:rPr>
-          <w:rStyle w:val="NormalTok"/>
-        </w:rPr>
-        <w:t xml:space="preserve"> -d -m 755 /opt/oracle /opt/nokia /opt/tnms-data /nokia /oradata</w:t>
-      </w:r>
-      <w:r>
-        <w:br w:type="textWrapping"/>
-      </w:r>
-      <w:r>
-        <w:rPr>
-          <w:rStyle w:val="FunctionTok"/>
-        </w:rPr>
-        <w:t xml:space="preserve">install</w:t>
-      </w:r>
-      <w:r>
-        <w:rPr>
-          <w:rStyle w:val="NormalTok"/>
-        </w:rPr>
-        <w:t xml:space="preserve"> -d -m 755 /opt/oradata/ora1 /opt/oradata/ora2 /opt/oradata/ora3</w:t>
-      </w:r>
-      <w:r>
-        <w:br w:type="textWrapping"/>
-      </w:r>
-      <w:r>
-        <w:rPr>
-          <w:rStyle w:val="FunctionTok"/>
-        </w:rPr>
-        <w:t xml:space="preserve">install</w:t>
-      </w:r>
-      <w:r>
-        <w:rPr>
-          <w:rStyle w:val="NormalTok"/>
-        </w:rPr>
-        <w:t xml:space="preserve"> -d -o root -g root -m 700 /opt/tnms-install /opt/tnms-install/resources</w:t>
-      </w:r>
-      <w:r>
-        <w:br w:type="textWrapping"/>
-      </w:r>
-      <w:r>
-        <w:rPr>
-          <w:rStyle w:val="FunctionTok"/>
-        </w:rPr>
-        <w:t xml:space="preserve">mount</w:t>
-      </w:r>
-      <w:r>
-        <w:rPr>
-          <w:rStyle w:val="NormalTok"/>
-        </w:rPr>
-        <w:t xml:space="preserve"> --bind /opt/tnms-data /nokia</w:t>
-      </w:r>
-      <w:r>
-        <w:br w:type="textWrapping"/>
-      </w:r>
-      <w:r>
-        <w:rPr>
-          <w:rStyle w:val="FunctionTok"/>
-        </w:rPr>
-        <w:t xml:space="preserve">mount</w:t>
-      </w:r>
-      <w:r>
-        <w:rPr>
-          <w:rStyle w:val="NormalTok"/>
-        </w:rPr>
-        <w:t xml:space="preserve"> --bind /opt/oradata /oradata</w:t>
+          <w:rStyle w:val="ExtensionTok"/>
+        </w:rPr>
+        <w:t xml:space="preserve">findmnt</w:t>
+      </w:r>
+      <w:r>
+        <w:rPr>
+          <w:rStyle w:val="NormalTok"/>
+        </w:rPr>
+        <w:t xml:space="preserve"> -n -o SOURCE,SIZE,TARGET /opt</w:t>
       </w:r>
     </w:p>
     <w:p>
@@ -3472,46 +3413,72 @@
         <w:pStyle w:val="FirstParagraph"/>
       </w:pPr>
       <w:r>
-        <w:t xml:space="preserve">Those commands print nothing.</w:t>
-      </w:r>
-      <w:r>
-        <w:t xml:space="preserve"> </w:t>
-      </w:r>
-      <w:r>
-        <w:rPr>
-          <w:rStyle w:val="VerbatimChar"/>
-        </w:rPr>
-        <w:t xml:space="preserve">/opt/tnms-install</w:t>
-      </w:r>
-      <w:r>
-        <w:t xml:space="preserve"> </w:t>
-      </w:r>
-      <w:r>
-        <w:t xml:space="preserve">is mode</w:t>
-      </w:r>
-      <w:r>
-        <w:t xml:space="preserve"> </w:t>
-      </w:r>
-      <w:r>
-        <w:rPr>
-          <w:rStyle w:val="VerbatimChar"/>
-        </w:rPr>
-        <w:t xml:space="preserve">700</w:t>
-      </w:r>
-      <w:r>
-        <w:t xml:space="preserve"> </w:t>
-      </w:r>
-      <w:r>
-        <w:t xml:space="preserve">because it will hold the properties file. The database passwords and the wizard log stay in</w:t>
-      </w:r>
-      <w:r>
-        <w:t xml:space="preserve"> </w:t>
-      </w:r>
-      <w:r>
-        <w:rPr>
-          <w:rStyle w:val="VerbatimChar"/>
-        </w:rPr>
-        <w:t xml:space="preserve">/root</w:t>
+        <w:rPr>
+          <w:b/>
+        </w:rPr>
+        <w:t xml:space="preserve">Expected output:</w:t>
+      </w:r>
+    </w:p>
+    <w:p>
+      <w:pPr>
+        <w:pStyle w:val="BodyText"/>
+      </w:pPr>
+      <w:r>
+        <w:t xml:space="preserve">One line.</w:t>
+      </w:r>
+      <w:r>
+        <w:t xml:space="preserve"> </w:t>
+      </w:r>
+      <w:r>
+        <w:rPr>
+          <w:rStyle w:val="VerbatimChar"/>
+        </w:rPr>
+        <w:t xml:space="preserve">SOURCE</w:t>
+      </w:r>
+      <w:r>
+        <w:t xml:space="preserve"> </w:t>
+      </w:r>
+      <w:r>
+        <w:t xml:space="preserve">is</w:t>
+      </w:r>
+      <w:r>
+        <w:t xml:space="preserve"> </w:t>
+      </w:r>
+      <w:r>
+        <w:rPr>
+          <w:rStyle w:val="VerbatimChar"/>
+        </w:rPr>
+        <w:t xml:space="preserve">/dev/mapper/datavg-optlv</w:t>
+      </w:r>
+      <w:r>
+        <w:t xml:space="preserve"> </w:t>
+      </w:r>
+      <w:r>
+        <w:t xml:space="preserve">and</w:t>
+      </w:r>
+      <w:r>
+        <w:t xml:space="preserve"> </w:t>
+      </w:r>
+      <w:r>
+        <w:rPr>
+          <w:rStyle w:val="VerbatimChar"/>
+        </w:rPr>
+        <w:t xml:space="preserve">SIZE</w:t>
+      </w:r>
+      <w:r>
+        <w:t xml:space="preserve"> </w:t>
+      </w:r>
+      <w:r>
+        <w:t xml:space="preserve">is about</w:t>
+      </w:r>
+      <w:r>
+        <w:t xml:space="preserve"> </w:t>
+      </w:r>
+      <w:r>
+        <w:rPr>
+          <w:rStyle w:val="VerbatimChar"/>
+        </w:rPr>
+        <w:t xml:space="preserve">1T</w:t>
       </w:r>
       <w:r>
         <w:t xml:space="preserve">.</w:t>
@@ -3524,60 +3491,9 @@
       </w:pPr>
       <w:r>
         <w:rPr>
-          <w:rStyle w:val="FunctionTok"/>
-        </w:rPr>
-        <w:t xml:space="preserve">dd</w:t>
-      </w:r>
-      <w:r>
-        <w:rPr>
-          <w:rStyle w:val="NormalTok"/>
-        </w:rPr>
-        <w:t xml:space="preserve"> if=/dev/zero of=/opt/swapfile bs=1G count=18 status=progress</w:t>
-      </w:r>
-      <w:r>
-        <w:br w:type="textWrapping"/>
-      </w:r>
-      <w:r>
-        <w:rPr>
-          <w:rStyle w:val="FunctionTok"/>
-        </w:rPr>
-        <w:t xml:space="preserve">chmod</w:t>
-      </w:r>
-      <w:r>
-        <w:rPr>
-          <w:rStyle w:val="NormalTok"/>
-        </w:rPr>
-        <w:t xml:space="preserve"> 600 /opt/swapfile</w:t>
-      </w:r>
-      <w:r>
-        <w:br w:type="textWrapping"/>
-      </w:r>
-      <w:r>
-        <w:rPr>
-          <w:rStyle w:val="ExtensionTok"/>
-        </w:rPr>
-        <w:t xml:space="preserve">mkswap</w:t>
-      </w:r>
-      <w:r>
-        <w:rPr>
-          <w:rStyle w:val="NormalTok"/>
-        </w:rPr>
-        <w:t xml:space="preserve"> /opt/swapfile</w:t>
-      </w:r>
-      <w:r>
-        <w:br w:type="textWrapping"/>
-      </w:r>
-      <w:r>
-        <w:rPr>
-          <w:rStyle w:val="ExtensionTok"/>
-        </w:rPr>
-        <w:t xml:space="preserve">swapon</w:t>
-      </w:r>
-      <w:r>
-        <w:rPr>
-          <w:rStyle w:val="NormalTok"/>
-        </w:rPr>
-        <w:t xml:space="preserve"> /opt/swapfile</w:t>
+          <w:rStyle w:val="VerbatimChar"/>
+        </w:rPr>
+        <w:t xml:space="preserve">/dev/mapper/datavg-optlv  1T   /opt</w:t>
       </w:r>
     </w:p>
     <w:p>
@@ -3585,60 +3501,75 @@
         <w:pStyle w:val="FirstParagraph"/>
       </w:pPr>
       <w:r>
-        <w:rPr>
-          <w:rStyle w:val="VerbatimChar"/>
-        </w:rPr>
-        <w:t xml:space="preserve">dd</w:t>
-      </w:r>
-      <w:r>
-        <w:t xml:space="preserve"> </w:t>
-      </w:r>
-      <w:r>
-        <w:t xml:space="preserve">finishes when it has written 18 GB.</w:t>
-      </w:r>
-      <w:r>
-        <w:t xml:space="preserve"> </w:t>
-      </w:r>
-      <w:r>
-        <w:rPr>
-          <w:rStyle w:val="VerbatimChar"/>
-        </w:rPr>
-        <w:t xml:space="preserve">chmod</w:t>
-      </w:r>
-      <w:r>
-        <w:t xml:space="preserve"> </w:t>
-      </w:r>
-      <w:r>
-        <w:t xml:space="preserve">prints nothing.</w:t>
-      </w:r>
-    </w:p>
-    <w:p>
-      <w:pPr>
-        <w:pStyle w:val="BodyText"/>
-      </w:pPr>
-      <w:r>
-        <w:rPr>
-          <w:b/>
-        </w:rPr>
-        <w:t xml:space="preserve">Expected output:</w:t>
-      </w:r>
-    </w:p>
-    <w:p>
-      <w:pPr>
-        <w:pStyle w:val="BodyText"/>
-      </w:pPr>
-      <w:r>
-        <w:rPr>
-          <w:rStyle w:val="VerbatimChar"/>
-        </w:rPr>
-        <w:t xml:space="preserve">mkswap</w:t>
-      </w:r>
-      <w:r>
-        <w:t xml:space="preserve"> </w:t>
-      </w:r>
-      <w:r>
-        <w:t xml:space="preserve">includes:</w:t>
-      </w:r>
+        <w:t xml:space="preserve">Empty output means</w:t>
+      </w:r>
+      <w:r>
+        <w:t xml:space="preserve"> </w:t>
+      </w:r>
+      <w:r>
+        <w:rPr>
+          <w:rStyle w:val="VerbatimChar"/>
+        </w:rPr>
+        <w:t xml:space="preserve">/opt</w:t>
+      </w:r>
+      <w:r>
+        <w:t xml:space="preserve"> </w:t>
+      </w:r>
+      <w:r>
+        <w:t xml:space="preserve">is not a mount.</w:t>
+      </w:r>
+      <w:r>
+        <w:t xml:space="preserve"> </w:t>
+      </w:r>
+      <w:r>
+        <w:rPr>
+          <w:rStyle w:val="VerbatimChar"/>
+        </w:rPr>
+        <w:t xml:space="preserve">/opt</w:t>
+      </w:r>
+      <w:r>
+        <w:t xml:space="preserve"> </w:t>
+      </w:r>
+      <w:r>
+        <w:t xml:space="preserve">is still a directory on the 8 GB root filesystem. Stop and repeat the</w:t>
+      </w:r>
+      <w:r>
+        <w:t xml:space="preserve"> </w:t>
+      </w:r>
+      <w:r>
+        <w:rPr>
+          <w:rStyle w:val="VerbatimChar"/>
+        </w:rPr>
+        <w:t xml:space="preserve">mount</w:t>
+      </w:r>
+      <w:r>
+        <w:t xml:space="preserve"> </w:t>
+      </w:r>
+      <w:r>
+        <w:t xml:space="preserve">command. Section 4 writes an 18 GB file under</w:t>
+      </w:r>
+      <w:r>
+        <w:t xml:space="preserve"> </w:t>
+      </w:r>
+      <w:r>
+        <w:rPr>
+          <w:rStyle w:val="VerbatimChar"/>
+        </w:rPr>
+        <w:t xml:space="preserve">/opt</w:t>
+      </w:r>
+      <w:r>
+        <w:t xml:space="preserve">.</w:t>
+      </w:r>
+    </w:p>
+    <w:p>
+      <w:pPr>
+        <w:pStyle w:val="Heading2"/>
+      </w:pPr>
+      <w:bookmarkStart w:id="28" w:name="directories-data-binds-and-swap"/>
+      <w:r>
+        <w:t xml:space="preserve">4. Directories, data binds, and swap</w:t>
+      </w:r>
+      <w:bookmarkEnd w:id="28"/>
     </w:p>
     <w:p>
       <w:pPr>
@@ -3647,9 +3578,75 @@
       </w:pPr>
       <w:r>
         <w:rPr>
-          <w:rStyle w:val="VerbatimChar"/>
-        </w:rPr>
-        <w:t xml:space="preserve">Setting up swapspace version 1, size = 18 GiB</w:t>
+          <w:rStyle w:val="FunctionTok"/>
+        </w:rPr>
+        <w:t xml:space="preserve">install</w:t>
+      </w:r>
+      <w:r>
+        <w:rPr>
+          <w:rStyle w:val="NormalTok"/>
+        </w:rPr>
+        <w:t xml:space="preserve"> -d -m 755 /opt/oracle /opt/nokia /opt/tnms-data /nokia /oradata</w:t>
+      </w:r>
+      <w:r>
+        <w:br w:type="textWrapping"/>
+      </w:r>
+      <w:r>
+        <w:rPr>
+          <w:rStyle w:val="FunctionTok"/>
+        </w:rPr>
+        <w:t xml:space="preserve">install</w:t>
+      </w:r>
+      <w:r>
+        <w:rPr>
+          <w:rStyle w:val="NormalTok"/>
+        </w:rPr>
+        <w:t xml:space="preserve"> -d -m 755 /opt/oradata/ora1 /opt/oradata/ora2 /opt/oradata/ora3</w:t>
+      </w:r>
+      <w:r>
+        <w:br w:type="textWrapping"/>
+      </w:r>
+      <w:r>
+        <w:rPr>
+          <w:rStyle w:val="FunctionTok"/>
+        </w:rPr>
+        <w:t xml:space="preserve">install</w:t>
+      </w:r>
+      <w:r>
+        <w:rPr>
+          <w:rStyle w:val="NormalTok"/>
+        </w:rPr>
+        <w:t xml:space="preserve"> -d -o root -g root -m 700 /opt/tnms-install /opt/tnms-install/resources</w:t>
+      </w:r>
+      <w:r>
+        <w:br w:type="textWrapping"/>
+      </w:r>
+      <w:r>
+        <w:rPr>
+          <w:rStyle w:val="FunctionTok"/>
+        </w:rPr>
+        <w:t xml:space="preserve">mount</w:t>
+      </w:r>
+      <w:r>
+        <w:rPr>
+          <w:rStyle w:val="NormalTok"/>
+        </w:rPr>
+        <w:t xml:space="preserve"> --bind /opt/tnms-data /nokia</w:t>
+      </w:r>
+      <w:r>
+        <w:br w:type="textWrapping"/>
+      </w:r>
+      <w:r>
+        <w:rPr>
+          <w:rStyle w:val="FunctionTok"/>
+        </w:rPr>
+        <w:t xml:space="preserve">mount</w:t>
+      </w:r>
+      <w:r>
+        <w:rPr>
+          <w:rStyle w:val="NormalTok"/>
+        </w:rPr>
+        <w:t xml:space="preserve"> --bind /opt/oradata /oradata</w:t>
       </w:r>
     </w:p>
     <w:p>
@@ -3657,16 +3654,49 @@
         <w:pStyle w:val="FirstParagraph"/>
       </w:pPr>
       <w:r>
-        <w:rPr>
-          <w:rStyle w:val="VerbatimChar"/>
-        </w:rPr>
-        <w:t xml:space="preserve">swapon</w:t>
-      </w:r>
-      <w:r>
-        <w:t xml:space="preserve"> </w:t>
-      </w:r>
-      <w:r>
-        <w:t xml:space="preserve">prints nothing.</w:t>
+        <w:t xml:space="preserve">Those commands print nothing.</w:t>
+      </w:r>
+      <w:r>
+        <w:t xml:space="preserve"> </w:t>
+      </w:r>
+      <w:r>
+        <w:rPr>
+          <w:rStyle w:val="VerbatimChar"/>
+        </w:rPr>
+        <w:t xml:space="preserve">/opt/tnms-install</w:t>
+      </w:r>
+      <w:r>
+        <w:t xml:space="preserve"> </w:t>
+      </w:r>
+      <w:r>
+        <w:t xml:space="preserve">is mode</w:t>
+      </w:r>
+      <w:r>
+        <w:t xml:space="preserve"> </w:t>
+      </w:r>
+      <w:r>
+        <w:rPr>
+          <w:rStyle w:val="VerbatimChar"/>
+        </w:rPr>
+        <w:t xml:space="preserve">700</w:t>
+      </w:r>
+      <w:r>
+        <w:t xml:space="preserve"> </w:t>
+      </w:r>
+      <w:r>
+        <w:t xml:space="preserve">because it will hold the properties file. The database passwords and the wizard log stay in</w:t>
+      </w:r>
+      <w:r>
+        <w:t xml:space="preserve"> </w:t>
+      </w:r>
+      <w:r>
+        <w:rPr>
+          <w:rStyle w:val="VerbatimChar"/>
+        </w:rPr>
+        <w:t xml:space="preserve">/root</w:t>
+      </w:r>
+      <w:r>
+        <w:t xml:space="preserve">.</w:t>
       </w:r>
     </w:p>
     <w:p>
@@ -3674,37 +3704,10 @@
         <w:pStyle w:val="BodyText"/>
       </w:pPr>
       <w:r>
-        <w:t xml:space="preserve">Write</w:t>
-      </w:r>
-      <w:r>
-        <w:t xml:space="preserve"> </w:t>
-      </w:r>
-      <w:r>
-        <w:rPr>
-          <w:rStyle w:val="VerbatimChar"/>
-        </w:rPr>
-        <w:t xml:space="preserve">/etc/fstab</w:t>
-      </w:r>
-      <w:r>
-        <w:t xml:space="preserve"> </w:t>
-      </w:r>
-      <w:r>
-        <w:t xml:space="preserve">with the filesystem UUID.</w:t>
-      </w:r>
-      <w:r>
-        <w:t xml:space="preserve"> </w:t>
-      </w:r>
-      <w:r>
-        <w:rPr>
-          <w:rStyle w:val="VerbatimChar"/>
-        </w:rPr>
-        <w:t xml:space="preserve">nofail</w:t>
-      </w:r>
-      <w:r>
-        <w:t xml:space="preserve"> </w:t>
-      </w:r>
-      <w:r>
-        <w:t xml:space="preserve">lets the VM boot when the data disk is absent. The checks in the next section catch a missing mount before the install.</w:t>
+        <w:rPr>
+          <w:b/>
+        </w:rPr>
+        <w:t xml:space="preserve">Confirm by running:</w:t>
       </w:r>
     </w:p>
     <w:p>
@@ -3714,6 +3717,484 @@
       </w:pPr>
       <w:r>
         <w:rPr>
+          <w:rStyle w:val="ExtensionTok"/>
+        </w:rPr>
+        <w:t xml:space="preserve">findmnt</w:t>
+      </w:r>
+      <w:r>
+        <w:rPr>
+          <w:rStyle w:val="NormalTok"/>
+        </w:rPr>
+        <w:t xml:space="preserve"> -n -o SOURCE,SIZE,TARGET /opt</w:t>
+      </w:r>
+      <w:r>
+        <w:br w:type="textWrapping"/>
+      </w:r>
+      <w:r>
+        <w:rPr>
+          <w:rStyle w:val="FunctionTok"/>
+        </w:rPr>
+        <w:t xml:space="preserve">df</w:t>
+      </w:r>
+      <w:r>
+        <w:rPr>
+          <w:rStyle w:val="NormalTok"/>
+        </w:rPr>
+        <w:t xml:space="preserve"> -h /opt</w:t>
+      </w:r>
+    </w:p>
+    <w:p>
+      <w:pPr>
+        <w:pStyle w:val="FirstParagraph"/>
+      </w:pPr>
+      <w:r>
+        <w:rPr>
+          <w:b/>
+        </w:rPr>
+        <w:t xml:space="preserve">Expected output:</w:t>
+      </w:r>
+    </w:p>
+    <w:p>
+      <w:pPr>
+        <w:pStyle w:val="BodyText"/>
+      </w:pPr>
+      <w:r>
+        <w:rPr>
+          <w:rStyle w:val="VerbatimChar"/>
+        </w:rPr>
+        <w:t xml:space="preserve">findmnt</w:t>
+      </w:r>
+      <w:r>
+        <w:t xml:space="preserve"> </w:t>
+      </w:r>
+      <w:r>
+        <w:t xml:space="preserve">prints one line for</w:t>
+      </w:r>
+      <w:r>
+        <w:t xml:space="preserve"> </w:t>
+      </w:r>
+      <w:r>
+        <w:rPr>
+          <w:rStyle w:val="VerbatimChar"/>
+        </w:rPr>
+        <w:t xml:space="preserve">/dev/mapper/datavg-optlv</w:t>
+      </w:r>
+      <w:r>
+        <w:t xml:space="preserve">. Empty</w:t>
+      </w:r>
+      <w:r>
+        <w:t xml:space="preserve"> </w:t>
+      </w:r>
+      <w:r>
+        <w:rPr>
+          <w:rStyle w:val="VerbatimChar"/>
+        </w:rPr>
+        <w:t xml:space="preserve">findmnt</w:t>
+      </w:r>
+      <w:r>
+        <w:t xml:space="preserve"> </w:t>
+      </w:r>
+      <w:r>
+        <w:t xml:space="preserve">output means</w:t>
+      </w:r>
+      <w:r>
+        <w:t xml:space="preserve"> </w:t>
+      </w:r>
+      <w:r>
+        <w:rPr>
+          <w:rStyle w:val="VerbatimChar"/>
+        </w:rPr>
+        <w:t xml:space="preserve">/opt</w:t>
+      </w:r>
+      <w:r>
+        <w:t xml:space="preserve"> </w:t>
+      </w:r>
+      <w:r>
+        <w:t xml:space="preserve">is not a mount.</w:t>
+      </w:r>
+      <w:r>
+        <w:t xml:space="preserve"> </w:t>
+      </w:r>
+      <w:r>
+        <w:rPr>
+          <w:rStyle w:val="VerbatimChar"/>
+        </w:rPr>
+        <w:t xml:space="preserve">df</w:t>
+      </w:r>
+      <w:r>
+        <w:t xml:space="preserve"> </w:t>
+      </w:r>
+      <w:r>
+        <w:t xml:space="preserve">shows that same device, with</w:t>
+      </w:r>
+      <w:r>
+        <w:t xml:space="preserve"> </w:t>
+      </w:r>
+      <w:r>
+        <w:rPr>
+          <w:rStyle w:val="VerbatimChar"/>
+        </w:rPr>
+        <w:t xml:space="preserve">Avail</w:t>
+      </w:r>
+      <w:r>
+        <w:t xml:space="preserve"> </w:t>
+      </w:r>
+      <w:r>
+        <w:t xml:space="preserve">about</w:t>
+      </w:r>
+      <w:r>
+        <w:t xml:space="preserve"> </w:t>
+      </w:r>
+      <w:r>
+        <w:rPr>
+          <w:rStyle w:val="VerbatimChar"/>
+        </w:rPr>
+        <w:t xml:space="preserve">1T</w:t>
+      </w:r>
+      <w:r>
+        <w:t xml:space="preserve"> </w:t>
+      </w:r>
+      <w:r>
+        <w:t xml:space="preserve">and greater than 20G. Continue to</w:t>
+      </w:r>
+      <w:r>
+        <w:t xml:space="preserve"> </w:t>
+      </w:r>
+      <w:r>
+        <w:rPr>
+          <w:rStyle w:val="VerbatimChar"/>
+        </w:rPr>
+        <w:t xml:space="preserve">dd</w:t>
+      </w:r>
+      <w:r>
+        <w:t xml:space="preserve"> </w:t>
+      </w:r>
+      <w:r>
+        <w:t xml:space="preserve">only when both are true.</w:t>
+      </w:r>
+      <w:r>
+        <w:t xml:space="preserve"> </w:t>
+      </w:r>
+      <w:r>
+        <w:rPr>
+          <w:rStyle w:val="VerbatimChar"/>
+        </w:rPr>
+        <w:t xml:space="preserve">df</w:t>
+      </w:r>
+      <w:r>
+        <w:t xml:space="preserve"> </w:t>
+      </w:r>
+      <w:r>
+        <w:t xml:space="preserve">showing</w:t>
+      </w:r>
+      <w:r>
+        <w:t xml:space="preserve"> </w:t>
+      </w:r>
+      <w:r>
+        <w:rPr>
+          <w:rStyle w:val="VerbatimChar"/>
+        </w:rPr>
+        <w:t xml:space="preserve">rootvg-rootlv</w:t>
+      </w:r>
+      <w:r>
+        <w:t xml:space="preserve"> </w:t>
+      </w:r>
+      <w:r>
+        <w:t xml:space="preserve">and a size of about 8G means</w:t>
+      </w:r>
+      <w:r>
+        <w:t xml:space="preserve"> </w:t>
+      </w:r>
+      <w:r>
+        <w:rPr>
+          <w:rStyle w:val="VerbatimChar"/>
+        </w:rPr>
+        <w:t xml:space="preserve">/opt</w:t>
+      </w:r>
+      <w:r>
+        <w:t xml:space="preserve"> </w:t>
+      </w:r>
+      <w:r>
+        <w:t xml:space="preserve">is still on the root filesystem.</w:t>
+      </w:r>
+      <w:r>
+        <w:t xml:space="preserve"> </w:t>
+      </w:r>
+      <w:r>
+        <w:rPr>
+          <w:rStyle w:val="VerbatimChar"/>
+        </w:rPr>
+        <w:t xml:space="preserve">dd</w:t>
+      </w:r>
+      <w:r>
+        <w:t xml:space="preserve"> </w:t>
+      </w:r>
+      <w:r>
+        <w:t xml:space="preserve">then stops with</w:t>
+      </w:r>
+      <w:r>
+        <w:t xml:space="preserve"> </w:t>
+      </w:r>
+      <w:r>
+        <w:rPr>
+          <w:rStyle w:val="VerbatimChar"/>
+        </w:rPr>
+        <w:t xml:space="preserve">No space left on device</w:t>
+      </w:r>
+      <w:r>
+        <w:t xml:space="preserve"> </w:t>
+      </w:r>
+      <w:r>
+        <w:t xml:space="preserve">after about 7.9 GiB and leaves</w:t>
+      </w:r>
+      <w:r>
+        <w:t xml:space="preserve"> </w:t>
+      </w:r>
+      <w:r>
+        <w:rPr>
+          <w:rStyle w:val="VerbatimChar"/>
+        </w:rPr>
+        <w:t xml:space="preserve">/</w:t>
+      </w:r>
+      <w:r>
+        <w:t xml:space="preserve"> </w:t>
+      </w:r>
+      <w:r>
+        <w:t xml:space="preserve">full.</w:t>
+      </w:r>
+    </w:p>
+    <w:p>
+      <w:pPr>
+        <w:pStyle w:val="SourceCode"/>
+        <w:spacing w:before="120" w:after="120" w:line="276" w:lineRule="auto"/>
+      </w:pPr>
+      <w:r>
+        <w:rPr>
+          <w:rStyle w:val="VerbatimChar"/>
+        </w:rPr>
+        <w:t xml:space="preserve">/dev/mapper/datavg-optlv  1T   /opt</w:t>
+      </w:r>
+      <w:r>
+        <w:br w:type="textWrapping"/>
+      </w:r>
+      <w:r>
+        <w:rPr>
+          <w:rStyle w:val="VerbatimChar"/>
+        </w:rPr>
+        <w:t xml:space="preserve">Filesystem                    Size  Used Avail Use% Mounted on</w:t>
+      </w:r>
+      <w:r>
+        <w:br w:type="textWrapping"/>
+      </w:r>
+      <w:r>
+        <w:rPr>
+          <w:rStyle w:val="VerbatimChar"/>
+        </w:rPr>
+        <w:t xml:space="preserve">/dev/mapper/datavg-optlv      1.0T   10G  1.0T   1% /opt</w:t>
+      </w:r>
+    </w:p>
+    <w:p>
+      <w:pPr>
+        <w:pStyle w:val="FirstParagraph"/>
+      </w:pPr>
+      <w:r>
+        <w:rPr>
+          <w:rStyle w:val="VerbatimChar"/>
+        </w:rPr>
+        <w:t xml:space="preserve">Used</w:t>
+      </w:r>
+      <w:r>
+        <w:t xml:space="preserve"> </w:t>
+      </w:r>
+      <w:r>
+        <w:t xml:space="preserve">follows the disk.</w:t>
+      </w:r>
+      <w:r>
+        <w:t xml:space="preserve"> </w:t>
+      </w:r>
+      <w:r>
+        <w:rPr>
+          <w:rStyle w:val="VerbatimChar"/>
+        </w:rPr>
+        <w:t xml:space="preserve">Avail</w:t>
+      </w:r>
+      <w:r>
+        <w:t xml:space="preserve"> </w:t>
+      </w:r>
+      <w:r>
+        <w:t xml:space="preserve">stays above 20G.</w:t>
+      </w:r>
+    </w:p>
+    <w:p>
+      <w:pPr>
+        <w:pStyle w:val="SourceCode"/>
+        <w:spacing w:before="120" w:after="120" w:line="276" w:lineRule="auto"/>
+      </w:pPr>
+      <w:r>
+        <w:rPr>
+          <w:rStyle w:val="FunctionTok"/>
+        </w:rPr>
+        <w:t xml:space="preserve">dd</w:t>
+      </w:r>
+      <w:r>
+        <w:rPr>
+          <w:rStyle w:val="NormalTok"/>
+        </w:rPr>
+        <w:t xml:space="preserve"> if=/dev/zero of=/opt/swapfile bs=1G count=18 status=progress</w:t>
+      </w:r>
+      <w:r>
+        <w:br w:type="textWrapping"/>
+      </w:r>
+      <w:r>
+        <w:rPr>
+          <w:rStyle w:val="FunctionTok"/>
+        </w:rPr>
+        <w:t xml:space="preserve">chmod</w:t>
+      </w:r>
+      <w:r>
+        <w:rPr>
+          <w:rStyle w:val="NormalTok"/>
+        </w:rPr>
+        <w:t xml:space="preserve"> 600 /opt/swapfile</w:t>
+      </w:r>
+      <w:r>
+        <w:br w:type="textWrapping"/>
+      </w:r>
+      <w:r>
+        <w:rPr>
+          <w:rStyle w:val="ExtensionTok"/>
+        </w:rPr>
+        <w:t xml:space="preserve">mkswap</w:t>
+      </w:r>
+      <w:r>
+        <w:rPr>
+          <w:rStyle w:val="NormalTok"/>
+        </w:rPr>
+        <w:t xml:space="preserve"> /opt/swapfile</w:t>
+      </w:r>
+      <w:r>
+        <w:br w:type="textWrapping"/>
+      </w:r>
+      <w:r>
+        <w:rPr>
+          <w:rStyle w:val="ExtensionTok"/>
+        </w:rPr>
+        <w:t xml:space="preserve">swapon</w:t>
+      </w:r>
+      <w:r>
+        <w:rPr>
+          <w:rStyle w:val="NormalTok"/>
+        </w:rPr>
+        <w:t xml:space="preserve"> /opt/swapfile</w:t>
+      </w:r>
+    </w:p>
+    <w:p>
+      <w:pPr>
+        <w:pStyle w:val="FirstParagraph"/>
+      </w:pPr>
+      <w:r>
+        <w:rPr>
+          <w:rStyle w:val="VerbatimChar"/>
+        </w:rPr>
+        <w:t xml:space="preserve">dd</w:t>
+      </w:r>
+      <w:r>
+        <w:t xml:space="preserve"> </w:t>
+      </w:r>
+      <w:r>
+        <w:t xml:space="preserve">finishes when it has written 18 GB.</w:t>
+      </w:r>
+      <w:r>
+        <w:t xml:space="preserve"> </w:t>
+      </w:r>
+      <w:r>
+        <w:rPr>
+          <w:rStyle w:val="VerbatimChar"/>
+        </w:rPr>
+        <w:t xml:space="preserve">chmod</w:t>
+      </w:r>
+      <w:r>
+        <w:t xml:space="preserve"> </w:t>
+      </w:r>
+      <w:r>
+        <w:t xml:space="preserve">prints nothing.</w:t>
+      </w:r>
+    </w:p>
+    <w:p>
+      <w:pPr>
+        <w:pStyle w:val="BodyText"/>
+      </w:pPr>
+      <w:r>
+        <w:rPr>
+          <w:b/>
+        </w:rPr>
+        <w:t xml:space="preserve">Expected output:</w:t>
+      </w:r>
+    </w:p>
+    <w:p>
+      <w:pPr>
+        <w:pStyle w:val="BodyText"/>
+      </w:pPr>
+      <w:r>
+        <w:rPr>
+          <w:rStyle w:val="VerbatimChar"/>
+        </w:rPr>
+        <w:t xml:space="preserve">mkswap</w:t>
+      </w:r>
+      <w:r>
+        <w:t xml:space="preserve"> </w:t>
+      </w:r>
+      <w:r>
+        <w:t xml:space="preserve">includes:</w:t>
+      </w:r>
+    </w:p>
+    <w:p>
+      <w:pPr>
+        <w:pStyle w:val="SourceCode"/>
+        <w:spacing w:before="120" w:after="120" w:line="276" w:lineRule="auto"/>
+      </w:pPr>
+      <w:r>
+        <w:rPr>
+          <w:rStyle w:val="VerbatimChar"/>
+        </w:rPr>
+        <w:t xml:space="preserve">Setting up swapspace version 1, size = 18 GiB</w:t>
+      </w:r>
+    </w:p>
+    <w:p>
+      <w:pPr>
+        <w:pStyle w:val="FirstParagraph"/>
+      </w:pPr>
+      <w:r>
+        <w:rPr>
+          <w:rStyle w:val="VerbatimChar"/>
+        </w:rPr>
+        <w:t xml:space="preserve">swapon</w:t>
+      </w:r>
+      <w:r>
+        <w:t xml:space="preserve"> </w:t>
+      </w:r>
+      <w:r>
+        <w:t xml:space="preserve">prints nothing.</w:t>
+      </w:r>
+    </w:p>
+    <w:p>
+      <w:pPr>
+        <w:pStyle w:val="BodyText"/>
+      </w:pPr>
+      <w:r>
+        <w:rPr>
+          <w:b/>
+        </w:rPr>
+        <w:t xml:space="preserve">Confirm by running:</w:t>
+      </w:r>
+    </w:p>
+    <w:p>
+      <w:pPr>
+        <w:pStyle w:val="SourceCode"/>
+        <w:spacing w:before="120" w:after="120" w:line="276" w:lineRule="auto"/>
+      </w:pPr>
+      <w:r>
+        <w:rPr>
           <w:rStyle w:val="VariableTok"/>
         </w:rPr>
         <w:t xml:space="preserve">OPT_UUID=$(</w:t>
@@ -3741,6 +4222,198 @@
       </w:r>
       <w:r>
         <w:rPr>
+          <w:rStyle w:val="BuiltInTok"/>
+        </w:rPr>
+        <w:t xml:space="preserve">printf</w:t>
+      </w:r>
+      <w:r>
+        <w:rPr>
+          <w:rStyle w:val="NormalTok"/>
+        </w:rPr>
+        <w:t xml:space="preserve"> </w:t>
+      </w:r>
+      <w:r>
+        <w:rPr>
+          <w:rStyle w:val="StringTok"/>
+        </w:rPr>
+        <w:t xml:space="preserve">'%s\n'</w:t>
+      </w:r>
+      <w:r>
+        <w:rPr>
+          <w:rStyle w:val="NormalTok"/>
+        </w:rPr>
+        <w:t xml:space="preserve"> </w:t>
+      </w:r>
+      <w:r>
+        <w:rPr>
+          <w:rStyle w:val="StringTok"/>
+        </w:rPr>
+        <w:t xml:space="preserve">"</w:t>
+      </w:r>
+      <w:r>
+        <w:rPr>
+          <w:rStyle w:val="VariableTok"/>
+        </w:rPr>
+        <w:t xml:space="preserve">$OPT_UUID</w:t>
+      </w:r>
+      <w:r>
+        <w:rPr>
+          <w:rStyle w:val="StringTok"/>
+        </w:rPr>
+        <w:t xml:space="preserve">"</w:t>
+      </w:r>
+    </w:p>
+    <w:p>
+      <w:pPr>
+        <w:pStyle w:val="FirstParagraph"/>
+      </w:pPr>
+      <w:r>
+        <w:rPr>
+          <w:b/>
+        </w:rPr>
+        <w:t xml:space="preserve">Expected output:</w:t>
+      </w:r>
+    </w:p>
+    <w:p>
+      <w:pPr>
+        <w:pStyle w:val="BodyText"/>
+      </w:pPr>
+      <w:r>
+        <w:t xml:space="preserve">One line, a UUID with hyphens.</w:t>
+      </w:r>
+      <w:r>
+        <w:t xml:space="preserve"> </w:t>
+      </w:r>
+      <w:r>
+        <w:rPr>
+          <w:rStyle w:val="VerbatimChar"/>
+        </w:rPr>
+        <w:t xml:space="preserve">blkid: error:</w:t>
+      </w:r>
+      <w:r>
+        <w:t xml:space="preserve"> </w:t>
+      </w:r>
+      <w:r>
+        <w:t xml:space="preserve">or an empty line means</w:t>
+      </w:r>
+      <w:r>
+        <w:t xml:space="preserve"> </w:t>
+      </w:r>
+      <w:r>
+        <w:rPr>
+          <w:rStyle w:val="VerbatimChar"/>
+        </w:rPr>
+        <w:t xml:space="preserve">/dev/datavg/optlv</w:t>
+      </w:r>
+      <w:r>
+        <w:t xml:space="preserve"> </w:t>
+      </w:r>
+      <w:r>
+        <w:t xml:space="preserve">does not exist. Stop. Leave</w:t>
+      </w:r>
+      <w:r>
+        <w:t xml:space="preserve"> </w:t>
+      </w:r>
+      <w:r>
+        <w:rPr>
+          <w:rStyle w:val="VerbatimChar"/>
+        </w:rPr>
+        <w:t xml:space="preserve">/etc/fstab</w:t>
+      </w:r>
+      <w:r>
+        <w:t xml:space="preserve"> </w:t>
+      </w:r>
+      <w:r>
+        <w:t xml:space="preserve">unchanged and return to section 3.</w:t>
+      </w:r>
+    </w:p>
+    <w:p>
+      <w:pPr>
+        <w:pStyle w:val="BodyText"/>
+      </w:pPr>
+      <w:r>
+        <w:t xml:space="preserve">Write</w:t>
+      </w:r>
+      <w:r>
+        <w:t xml:space="preserve"> </w:t>
+      </w:r>
+      <w:r>
+        <w:rPr>
+          <w:rStyle w:val="VerbatimChar"/>
+        </w:rPr>
+        <w:t xml:space="preserve">/etc/fstab</w:t>
+      </w:r>
+      <w:r>
+        <w:t xml:space="preserve"> </w:t>
+      </w:r>
+      <w:r>
+        <w:t xml:space="preserve">with that UUID.</w:t>
+      </w:r>
+      <w:r>
+        <w:t xml:space="preserve"> </w:t>
+      </w:r>
+      <w:r>
+        <w:rPr>
+          <w:rStyle w:val="VerbatimChar"/>
+        </w:rPr>
+        <w:t xml:space="preserve">nofail</w:t>
+      </w:r>
+      <w:r>
+        <w:t xml:space="preserve"> </w:t>
+      </w:r>
+      <w:r>
+        <w:t xml:space="preserve">lets the VM boot when the data disk is absent. The checks in the next section catch a missing mount before the install. Append these lines only after the UUID check printed a value. An empty</w:t>
+      </w:r>
+      <w:r>
+        <w:t xml:space="preserve"> </w:t>
+      </w:r>
+      <w:r>
+        <w:rPr>
+          <w:rStyle w:val="VerbatimChar"/>
+        </w:rPr>
+        <w:t xml:space="preserve">UUID=</w:t>
+      </w:r>
+      <w:r>
+        <w:t xml:space="preserve"> </w:t>
+      </w:r>
+      <w:r>
+        <w:t xml:space="preserve">line is skipped by</w:t>
+      </w:r>
+      <w:r>
+        <w:t xml:space="preserve"> </w:t>
+      </w:r>
+      <w:r>
+        <w:rPr>
+          <w:rStyle w:val="VerbatimChar"/>
+        </w:rPr>
+        <w:t xml:space="preserve">mount -a</w:t>
+      </w:r>
+      <w:r>
+        <w:t xml:space="preserve"> </w:t>
+      </w:r>
+      <w:r>
+        <w:t xml:space="preserve">because of</w:t>
+      </w:r>
+      <w:r>
+        <w:t xml:space="preserve"> </w:t>
+      </w:r>
+      <w:r>
+        <w:rPr>
+          <w:rStyle w:val="VerbatimChar"/>
+        </w:rPr>
+        <w:t xml:space="preserve">nofail</w:t>
+      </w:r>
+      <w:r>
+        <w:t xml:space="preserve">, and that command still prints nothing.</w:t>
+      </w:r>
+    </w:p>
+    <w:p>
+      <w:pPr>
+        <w:pStyle w:val="SourceCode"/>
+        <w:spacing w:before="120" w:after="120" w:line="276" w:lineRule="auto"/>
+      </w:pPr>
+      <w:r>
+        <w:rPr>
           <w:rStyle w:val="FunctionTok"/>
         </w:rPr>
         <w:t xml:space="preserve">cat</w:t>
@@ -3849,18 +4522,6 @@
       <w:pPr>
         <w:pStyle w:val="FirstParagraph"/>
       </w:pPr>
-      <w:r>
-        <w:rPr>
-          <w:rStyle w:val="VerbatimChar"/>
-        </w:rPr>
-        <w:t xml:space="preserve">blkid</w:t>
-      </w:r>
-      <w:r>
-        <w:t xml:space="preserve">,</w:t>
-      </w:r>
-      <w:r>
-        <w:t xml:space="preserve"> </w:t>
-      </w:r>
       <w:r>
         <w:rPr>
           <w:rStyle w:val="VerbatimChar"/>
@@ -4940,7 +5601,7 @@
     </w:lvl>
   </w:abstractNum>
   <w:abstractNum w:abstractNumId="990">
-    <w:nsid w:val="690d1e3e"/>
+    <w:nsid w:val="a398445b"/>
     <w:multiLevelType w:val="multilevel"/>
     <w:lvl w:ilvl="0">
       <w:numFmt w:val="bullet"/>

--- a/docs/customer/TNMS-9.1-RHEL8-pre-install.docx
+++ b/docs/customer/TNMS-9.1-RHEL8-pre-install.docx
@@ -3469,19 +3469,22 @@
         <w:t xml:space="preserve"> </w:t>
       </w:r>
       <w:r>
-        <w:t xml:space="preserve">is about</w:t>
-      </w:r>
-      <w:r>
-        <w:t xml:space="preserve"> </w:t>
-      </w:r>
-      <w:r>
-        <w:rPr>
-          <w:rStyle w:val="VerbatimChar"/>
-        </w:rPr>
-        <w:t xml:space="preserve">1T</w:t>
-      </w:r>
-      <w:r>
-        <w:t xml:space="preserve">.</w:t>
+        <w:t xml:space="preserve">is</w:t>
+      </w:r>
+      <w:r>
+        <w:t xml:space="preserve"> </w:t>
+      </w:r>
+      <w:r>
+        <w:rPr>
+          <w:rStyle w:val="VerbatimChar"/>
+        </w:rPr>
+        <w:t xml:space="preserve">1023.5G</w:t>
+      </w:r>
+      <w:r>
+        <w:t xml:space="preserve"> </w:t>
+      </w:r>
+      <w:r>
+        <w:t xml:space="preserve">on this image. That is the 1 TB disk.</w:t>
       </w:r>
     </w:p>
     <w:p>
@@ -3493,7 +3496,7 @@
         <w:rPr>
           <w:rStyle w:val="VerbatimChar"/>
         </w:rPr>
-        <w:t xml:space="preserve">/dev/mapper/datavg-optlv  1T   /opt</w:t>
+        <w:t xml:space="preserve">/dev/mapper/datavg-optlv 1023.5G /opt</w:t>
       </w:r>
     </w:p>
     <w:p>
@@ -3972,7 +3975,7 @@
         <w:rPr>
           <w:rStyle w:val="VerbatimChar"/>
         </w:rPr>
-        <w:t xml:space="preserve">/dev/mapper/datavg-optlv  1T   /opt</w:t>
+        <w:t xml:space="preserve">/dev/mapper/datavg-optlv 1023.5G /opt</w:t>
       </w:r>
       <w:r>
         <w:br w:type="textWrapping"/>
@@ -3981,7 +3984,7 @@
         <w:rPr>
           <w:rStyle w:val="VerbatimChar"/>
         </w:rPr>
-        <w:t xml:space="preserve">Filesystem                    Size  Used Avail Use% Mounted on</w:t>
+        <w:t xml:space="preserve">Filesystem                Size  Used Avail Use% Mounted on</w:t>
       </w:r>
       <w:r>
         <w:br w:type="textWrapping"/>
@@ -3990,7 +3993,7 @@
         <w:rPr>
           <w:rStyle w:val="VerbatimChar"/>
         </w:rPr>
-        <w:t xml:space="preserve">/dev/mapper/datavg-optlv      1.0T   10G  1.0T   1% /opt</w:t>
+        <w:t xml:space="preserve">/dev/mapper/datavg-optlv  1.0T  7.2G 1017G   1% /opt</w:t>
       </w:r>
     </w:p>
     <w:p>
@@ -4007,7 +4010,7 @@
         <w:t xml:space="preserve"> </w:t>
       </w:r>
       <w:r>
-        <w:t xml:space="preserve">follows the disk.</w:t>
+        <w:t xml:space="preserve">on a fresh filesystem is about 7.2G.</w:t>
       </w:r>
       <w:r>
         <w:t xml:space="preserve"> </w:t>
@@ -4022,7 +4025,7 @@
         <w:t xml:space="preserve"> </w:t>
       </w:r>
       <w:r>
-        <w:t xml:space="preserve">stays above 20G.</w:t>
+        <w:t xml:space="preserve">stays above 20G. The text block above is an example of the output. It is not a command.</w:t>
       </w:r>
     </w:p>
     <w:p>
@@ -5601,7 +5604,7 @@
     </w:lvl>
   </w:abstractNum>
   <w:abstractNum w:abstractNumId="990">
-    <w:nsid w:val="a398445b"/>
+    <w:nsid w:val="4f6ab291"/>
     <w:multiLevelType w:val="multilevel"/>
     <w:lvl w:ilvl="0">
       <w:numFmt w:val="bullet"/>

--- a/docs/customer/TNMS-9.1-RHEL8-pre-install.docx
+++ b/docs/customer/TNMS-9.1-RHEL8-pre-install.docx
@@ -5278,11 +5278,548 @@
       <w:pPr>
         <w:pStyle w:val="Heading2"/>
       </w:pPr>
-      <w:bookmarkStart w:id="30" w:name="next"/>
-      <w:r>
-        <w:t xml:space="preserve">6. Next</w:t>
+      <w:bookmarkStart w:id="30" w:name="vs-code-remote-ssh"/>
+      <w:r>
+        <w:t xml:space="preserve">6. VS Code Remote SSH</w:t>
       </w:r>
       <w:bookmarkEnd w:id="30"/>
+    </w:p>
+    <w:p>
+      <w:pPr>
+        <w:pStyle w:val="FirstParagraph"/>
+      </w:pPr>
+      <w:r>
+        <w:rPr>
+          <w:rStyle w:val="VerbatimChar"/>
+        </w:rPr>
+        <w:t xml:space="preserve">/home</w:t>
+      </w:r>
+      <w:r>
+        <w:t xml:space="preserve"> </w:t>
+      </w:r>
+      <w:r>
+        <w:t xml:space="preserve">is about 1 GB. VS Code Remote SSH unpacks its server into</w:t>
+      </w:r>
+      <w:r>
+        <w:t xml:space="preserve"> </w:t>
+      </w:r>
+      <w:r>
+        <w:rPr>
+          <w:rStyle w:val="VerbatimChar"/>
+        </w:rPr>
+        <w:t xml:space="preserve">/home/azureuser/.vscode-server</w:t>
+      </w:r>
+      <w:r>
+        <w:t xml:space="preserve">. That unpack is larger than</w:t>
+      </w:r>
+      <w:r>
+        <w:t xml:space="preserve"> </w:t>
+      </w:r>
+      <w:r>
+        <w:rPr>
+          <w:rStyle w:val="VerbatimChar"/>
+        </w:rPr>
+        <w:t xml:space="preserve">/home</w:t>
+      </w:r>
+      <w:r>
+        <w:t xml:space="preserve"> </w:t>
+      </w:r>
+      <w:r>
+        <w:t xml:space="preserve">and stops with</w:t>
+      </w:r>
+      <w:r>
+        <w:t xml:space="preserve"> </w:t>
+      </w:r>
+      <w:r>
+        <w:rPr>
+          <w:rStyle w:val="VerbatimChar"/>
+        </w:rPr>
+        <w:t xml:space="preserve">No space left on device</w:t>
+      </w:r>
+      <w:r>
+        <w:t xml:space="preserve">. The TNMS install does not need VS Code. Run this section before connecting with VS Code Remote SSH.</w:t>
+      </w:r>
+    </w:p>
+    <w:p>
+      <w:pPr>
+        <w:pStyle w:val="BodyText"/>
+      </w:pPr>
+      <w:r>
+        <w:t xml:space="preserve">The server directory goes on the 1 TB volume. The login path stays</w:t>
+      </w:r>
+      <w:r>
+        <w:t xml:space="preserve"> </w:t>
+      </w:r>
+      <w:r>
+        <w:rPr>
+          <w:rStyle w:val="VerbatimChar"/>
+        </w:rPr>
+        <w:t xml:space="preserve">/home/azureuser/.vscode-server</w:t>
+      </w:r>
+      <w:r>
+        <w:t xml:space="preserve">, and that path is a symlink. Run as root.</w:t>
+      </w:r>
+    </w:p>
+    <w:p>
+      <w:pPr>
+        <w:pStyle w:val="SourceCode"/>
+        <w:spacing w:before="120" w:after="120" w:line="276" w:lineRule="auto"/>
+      </w:pPr>
+      <w:r>
+        <w:rPr>
+          <w:rStyle w:val="FunctionTok"/>
+        </w:rPr>
+        <w:t xml:space="preserve">rm</w:t>
+      </w:r>
+      <w:r>
+        <w:rPr>
+          <w:rStyle w:val="NormalTok"/>
+        </w:rPr>
+        <w:t xml:space="preserve"> -rf /home/azureuser/.vscode-server</w:t>
+      </w:r>
+      <w:r>
+        <w:br w:type="textWrapping"/>
+      </w:r>
+      <w:r>
+        <w:rPr>
+          <w:rStyle w:val="FunctionTok"/>
+        </w:rPr>
+        <w:t xml:space="preserve">install</w:t>
+      </w:r>
+      <w:r>
+        <w:rPr>
+          <w:rStyle w:val="NormalTok"/>
+        </w:rPr>
+        <w:t xml:space="preserve"> -d -o azureuser -g </w:t>
+      </w:r>
+      <w:r>
+        <w:rPr>
+          <w:rStyle w:val="StringTok"/>
+        </w:rPr>
+        <w:t xml:space="preserve">"</w:t>
+      </w:r>
+      <w:r>
+        <w:rPr>
+          <w:rStyle w:val="VariableTok"/>
+        </w:rPr>
+        <w:t xml:space="preserve">$(</w:t>
+      </w:r>
+      <w:r>
+        <w:rPr>
+          <w:rStyle w:val="FunctionTok"/>
+        </w:rPr>
+        <w:t xml:space="preserve">id</w:t>
+      </w:r>
+      <w:r>
+        <w:rPr>
+          <w:rStyle w:val="NormalTok"/>
+        </w:rPr>
+        <w:t xml:space="preserve"> -gn azureuser</w:t>
+      </w:r>
+      <w:r>
+        <w:rPr>
+          <w:rStyle w:val="VariableTok"/>
+        </w:rPr>
+        <w:t xml:space="preserve">)</w:t>
+      </w:r>
+      <w:r>
+        <w:rPr>
+          <w:rStyle w:val="StringTok"/>
+        </w:rPr>
+        <w:t xml:space="preserve">"</w:t>
+      </w:r>
+      <w:r>
+        <w:rPr>
+          <w:rStyle w:val="NormalTok"/>
+        </w:rPr>
+        <w:t xml:space="preserve"> -m 700 /opt/azureuser/vscode-server</w:t>
+      </w:r>
+      <w:r>
+        <w:br w:type="textWrapping"/>
+      </w:r>
+      <w:r>
+        <w:rPr>
+          <w:rStyle w:val="FunctionTok"/>
+        </w:rPr>
+        <w:t xml:space="preserve">ln</w:t>
+      </w:r>
+      <w:r>
+        <w:rPr>
+          <w:rStyle w:val="NormalTok"/>
+        </w:rPr>
+        <w:t xml:space="preserve"> -s /opt/azureuser/vscode-server /home/azureuser/.vscode-server</w:t>
+      </w:r>
+      <w:r>
+        <w:br w:type="textWrapping"/>
+      </w:r>
+      <w:r>
+        <w:rPr>
+          <w:rStyle w:val="FunctionTok"/>
+        </w:rPr>
+        <w:t xml:space="preserve">chown</w:t>
+      </w:r>
+      <w:r>
+        <w:rPr>
+          <w:rStyle w:val="NormalTok"/>
+        </w:rPr>
+        <w:t xml:space="preserve"> -h azureuser:</w:t>
+      </w:r>
+      <w:r>
+        <w:rPr>
+          <w:rStyle w:val="StringTok"/>
+        </w:rPr>
+        <w:t xml:space="preserve">"</w:t>
+      </w:r>
+      <w:r>
+        <w:rPr>
+          <w:rStyle w:val="VariableTok"/>
+        </w:rPr>
+        <w:t xml:space="preserve">$(</w:t>
+      </w:r>
+      <w:r>
+        <w:rPr>
+          <w:rStyle w:val="FunctionTok"/>
+        </w:rPr>
+        <w:t xml:space="preserve">id</w:t>
+      </w:r>
+      <w:r>
+        <w:rPr>
+          <w:rStyle w:val="NormalTok"/>
+        </w:rPr>
+        <w:t xml:space="preserve"> -gn azureuser</w:t>
+      </w:r>
+      <w:r>
+        <w:rPr>
+          <w:rStyle w:val="VariableTok"/>
+        </w:rPr>
+        <w:t xml:space="preserve">)</w:t>
+      </w:r>
+      <w:r>
+        <w:rPr>
+          <w:rStyle w:val="StringTok"/>
+        </w:rPr>
+        <w:t xml:space="preserve">"</w:t>
+      </w:r>
+      <w:r>
+        <w:rPr>
+          <w:rStyle w:val="NormalTok"/>
+        </w:rPr>
+        <w:t xml:space="preserve"> /home/azureuser/.vscode-server</w:t>
+      </w:r>
+    </w:p>
+    <w:p>
+      <w:pPr>
+        <w:pStyle w:val="FirstParagraph"/>
+      </w:pPr>
+      <w:r>
+        <w:rPr>
+          <w:rStyle w:val="VerbatimChar"/>
+        </w:rPr>
+        <w:t xml:space="preserve">rm</w:t>
+      </w:r>
+      <w:r>
+        <w:t xml:space="preserve"> </w:t>
+      </w:r>
+      <w:r>
+        <w:t xml:space="preserve">deletes the failed unpack on</w:t>
+      </w:r>
+      <w:r>
+        <w:t xml:space="preserve"> </w:t>
+      </w:r>
+      <w:r>
+        <w:rPr>
+          <w:rStyle w:val="VerbatimChar"/>
+        </w:rPr>
+        <w:t xml:space="preserve">/home</w:t>
+      </w:r>
+      <w:r>
+        <w:t xml:space="preserve">.</w:t>
+      </w:r>
+      <w:r>
+        <w:t xml:space="preserve"> </w:t>
+      </w:r>
+      <w:r>
+        <w:rPr>
+          <w:rStyle w:val="VerbatimChar"/>
+        </w:rPr>
+        <w:t xml:space="preserve">install</w:t>
+      </w:r>
+      <w:r>
+        <w:t xml:space="preserve"> </w:t>
+      </w:r>
+      <w:r>
+        <w:t xml:space="preserve">and</w:t>
+      </w:r>
+      <w:r>
+        <w:t xml:space="preserve"> </w:t>
+      </w:r>
+      <w:r>
+        <w:rPr>
+          <w:rStyle w:val="VerbatimChar"/>
+        </w:rPr>
+        <w:t xml:space="preserve">chown</w:t>
+      </w:r>
+      <w:r>
+        <w:t xml:space="preserve"> </w:t>
+      </w:r>
+      <w:r>
+        <w:t xml:space="preserve">print nothing.</w:t>
+      </w:r>
+    </w:p>
+    <w:p>
+      <w:pPr>
+        <w:pStyle w:val="BodyText"/>
+      </w:pPr>
+      <w:r>
+        <w:rPr>
+          <w:b/>
+        </w:rPr>
+        <w:t xml:space="preserve">Confirm by running:</w:t>
+      </w:r>
+    </w:p>
+    <w:p>
+      <w:pPr>
+        <w:pStyle w:val="SourceCode"/>
+        <w:spacing w:before="120" w:after="120" w:line="276" w:lineRule="auto"/>
+      </w:pPr>
+      <w:r>
+        <w:rPr>
+          <w:rStyle w:val="FunctionTok"/>
+        </w:rPr>
+        <w:t xml:space="preserve">df</w:t>
+      </w:r>
+      <w:r>
+        <w:rPr>
+          <w:rStyle w:val="NormalTok"/>
+        </w:rPr>
+        <w:t xml:space="preserve"> -h /home</w:t>
+      </w:r>
+      <w:r>
+        <w:br w:type="textWrapping"/>
+      </w:r>
+      <w:r>
+        <w:rPr>
+          <w:rStyle w:val="FunctionTok"/>
+        </w:rPr>
+        <w:t xml:space="preserve">ls</w:t>
+      </w:r>
+      <w:r>
+        <w:rPr>
+          <w:rStyle w:val="NormalTok"/>
+        </w:rPr>
+        <w:t xml:space="preserve"> -ld /home/azureuser/.vscode-server /opt/azureuser/vscode-server</w:t>
+      </w:r>
+    </w:p>
+    <w:p>
+      <w:pPr>
+        <w:pStyle w:val="FirstParagraph"/>
+      </w:pPr>
+      <w:r>
+        <w:rPr>
+          <w:b/>
+        </w:rPr>
+        <w:t xml:space="preserve">Expected output:</w:t>
+      </w:r>
+    </w:p>
+    <w:p>
+      <w:pPr>
+        <w:pStyle w:val="BodyText"/>
+      </w:pPr>
+      <w:r>
+        <w:rPr>
+          <w:rStyle w:val="VerbatimChar"/>
+        </w:rPr>
+        <w:t xml:space="preserve">/home</w:t>
+      </w:r>
+      <w:r>
+        <w:t xml:space="preserve"> </w:t>
+      </w:r>
+      <w:r>
+        <w:t xml:space="preserve">has several hundred MB free. The first</w:t>
+      </w:r>
+      <w:r>
+        <w:t xml:space="preserve"> </w:t>
+      </w:r>
+      <w:r>
+        <w:rPr>
+          <w:rStyle w:val="VerbatimChar"/>
+        </w:rPr>
+        <w:t xml:space="preserve">ls</w:t>
+      </w:r>
+      <w:r>
+        <w:t xml:space="preserve"> </w:t>
+      </w:r>
+      <w:r>
+        <w:t xml:space="preserve">line is a symlink to</w:t>
+      </w:r>
+      <w:r>
+        <w:t xml:space="preserve"> </w:t>
+      </w:r>
+      <w:r>
+        <w:rPr>
+          <w:rStyle w:val="VerbatimChar"/>
+        </w:rPr>
+        <w:t xml:space="preserve">/opt/azureuser/vscode-server</w:t>
+      </w:r>
+      <w:r>
+        <w:t xml:space="preserve">. The second line is mode</w:t>
+      </w:r>
+      <w:r>
+        <w:t xml:space="preserve"> </w:t>
+      </w:r>
+      <w:r>
+        <w:rPr>
+          <w:rStyle w:val="VerbatimChar"/>
+        </w:rPr>
+        <w:t xml:space="preserve">700</w:t>
+      </w:r>
+      <w:r>
+        <w:t xml:space="preserve"> </w:t>
+      </w:r>
+      <w:r>
+        <w:t xml:space="preserve">and owned by</w:t>
+      </w:r>
+      <w:r>
+        <w:t xml:space="preserve"> </w:t>
+      </w:r>
+      <w:r>
+        <w:rPr>
+          <w:rStyle w:val="VerbatimChar"/>
+        </w:rPr>
+        <w:t xml:space="preserve">azureuser</w:t>
+      </w:r>
+      <w:r>
+        <w:t xml:space="preserve">.</w:t>
+      </w:r>
+    </w:p>
+    <w:p>
+      <w:pPr>
+        <w:pStyle w:val="SourceCode"/>
+        <w:spacing w:before="120" w:after="120" w:line="276" w:lineRule="auto"/>
+      </w:pPr>
+      <w:r>
+        <w:rPr>
+          <w:rStyle w:val="VerbatimChar"/>
+        </w:rPr>
+        <w:t xml:space="preserve">/dev/mapper/rootvg-homelv 1014M   40M  975M   4% /home</w:t>
+      </w:r>
+      <w:r>
+        <w:br w:type="textWrapping"/>
+      </w:r>
+      <w:r>
+        <w:rPr>
+          <w:rStyle w:val="VerbatimChar"/>
+        </w:rPr>
+        <w:t xml:space="preserve">lrwxrwxrwx. 1 azureuser azureuser 28 Oct  8 20:00 /home/azureuser/.vscode-server -&gt; /opt/azureuser/vscode-server</w:t>
+      </w:r>
+      <w:r>
+        <w:br w:type="textWrapping"/>
+      </w:r>
+      <w:r>
+        <w:rPr>
+          <w:rStyle w:val="VerbatimChar"/>
+        </w:rPr>
+        <w:t xml:space="preserve">drwx------. 2 azureuser azureuser  6 Oct  8 20:00 /opt/azureuser/vscode-server</w:t>
+      </w:r>
+    </w:p>
+    <w:p>
+      <w:pPr>
+        <w:pStyle w:val="FirstParagraph"/>
+      </w:pPr>
+      <w:r>
+        <w:t xml:space="preserve">The date and the link size follow the VM. Connect again as</w:t>
+      </w:r>
+      <w:r>
+        <w:t xml:space="preserve"> </w:t>
+      </w:r>
+      <w:r>
+        <w:rPr>
+          <w:rStyle w:val="VerbatimChar"/>
+        </w:rPr>
+        <w:t xml:space="preserve">azureuser</w:t>
+      </w:r>
+      <w:r>
+        <w:t xml:space="preserve">. New server files are written on</w:t>
+      </w:r>
+      <w:r>
+        <w:t xml:space="preserve"> </w:t>
+      </w:r>
+      <w:r>
+        <w:rPr>
+          <w:rStyle w:val="VerbatimChar"/>
+        </w:rPr>
+        <w:t xml:space="preserve">/opt</w:t>
+      </w:r>
+      <w:r>
+        <w:t xml:space="preserve">. Leave</w:t>
+      </w:r>
+      <w:r>
+        <w:t xml:space="preserve"> </w:t>
+      </w:r>
+      <w:r>
+        <w:rPr>
+          <w:rStyle w:val="VerbatimChar"/>
+        </w:rPr>
+        <w:t xml:space="preserve">/opt/tnms-install</w:t>
+      </w:r>
+      <w:r>
+        <w:t xml:space="preserve"> </w:t>
+      </w:r>
+      <w:r>
+        <w:t xml:space="preserve">mode</w:t>
+      </w:r>
+      <w:r>
+        <w:t xml:space="preserve"> </w:t>
+      </w:r>
+      <w:r>
+        <w:rPr>
+          <w:rStyle w:val="VerbatimChar"/>
+        </w:rPr>
+        <w:t xml:space="preserve">700</w:t>
+      </w:r>
+      <w:r>
+        <w:t xml:space="preserve"> </w:t>
+      </w:r>
+      <w:r>
+        <w:t xml:space="preserve">and owned by root. Put the five install files in</w:t>
+      </w:r>
+      <w:r>
+        <w:t xml:space="preserve"> </w:t>
+      </w:r>
+      <w:r>
+        <w:rPr>
+          <w:rStyle w:val="VerbatimChar"/>
+        </w:rPr>
+        <w:t xml:space="preserve">/tmp</w:t>
+      </w:r>
+      <w:r>
+        <w:t xml:space="preserve">, as</w:t>
+      </w:r>
+      <w:r>
+        <w:t xml:space="preserve"> </w:t>
+      </w:r>
+      <w:r>
+        <w:rPr>
+          <w:rStyle w:val="VerbatimChar"/>
+        </w:rPr>
+        <w:t xml:space="preserve">docs/customer/install-without-repo.md</w:t>
+      </w:r>
+      <w:r>
+        <w:t xml:space="preserve"> </w:t>
+      </w:r>
+      <w:r>
+        <w:t xml:space="preserve">describes.</w:t>
+      </w:r>
+    </w:p>
+    <w:p>
+      <w:pPr>
+        <w:pStyle w:val="Heading2"/>
+      </w:pPr>
+      <w:bookmarkStart w:id="31" w:name="next"/>
+      <w:r>
+        <w:t xml:space="preserve">7. Next</w:t>
+      </w:r>
+      <w:bookmarkEnd w:id="31"/>
     </w:p>
     <w:p>
       <w:pPr>
@@ -5604,7 +6141,7 @@
     </w:lvl>
   </w:abstractNum>
   <w:abstractNum w:abstractNumId="990">
-    <w:nsid w:val="4f6ab291"/>
+    <w:nsid w:val="5589ba4a"/>
     <w:multiLevelType w:val="multilevel"/>
     <w:lvl w:ilvl="0">
       <w:numFmt w:val="bullet"/>

--- a/docs/customer/TNMS-9.1-RHEL8-pre-install.docx
+++ b/docs/customer/TNMS-9.1-RHEL8-pre-install.docx
@@ -363,7 +363,19 @@
               <w:rPr>
                 <w:rStyle w:val="VerbatimChar"/>
               </w:rPr>
-              <w:t xml:space="preserve">700</w:t>
+              <w:t xml:space="preserve">750</w:t>
+            </w:r>
+            <w:r>
+              <w:t xml:space="preserve">, group</w:t>
+            </w:r>
+            <w:r>
+              <w:t xml:space="preserve"> </w:t>
+            </w:r>
+            <w:r>
+              <w:rPr>
+                <w:rStyle w:val="VerbatimChar"/>
+              </w:rPr>
+              <w:t xml:space="preserve">azureuser</w:t>
             </w:r>
             <w:r>
               <w:t xml:space="preserve">.</w:t>
@@ -3619,7 +3631,7 @@
         <w:rPr>
           <w:rStyle w:val="NormalTok"/>
         </w:rPr>
-        <w:t xml:space="preserve"> -d -o root -g root -m 700 /opt/tnms-install /opt/tnms-install/resources</w:t>
+        <w:t xml:space="preserve"> -d -o root -g azureuser -m 750 /opt/tnms-install /opt/tnms-install/resources</w:t>
       </w:r>
       <w:r>
         <w:br w:type="textWrapping"/>
@@ -3681,13 +3693,25 @@
         <w:rPr>
           <w:rStyle w:val="VerbatimChar"/>
         </w:rPr>
-        <w:t xml:space="preserve">700</w:t>
-      </w:r>
-      <w:r>
-        <w:t xml:space="preserve"> </w:t>
-      </w:r>
-      <w:r>
-        <w:t xml:space="preserve">because it will hold the properties file. The database passwords and the wizard log stay in</w:t>
+        <w:t xml:space="preserve">750</w:t>
+      </w:r>
+      <w:r>
+        <w:t xml:space="preserve"> </w:t>
+      </w:r>
+      <w:r>
+        <w:t xml:space="preserve">and group</w:t>
+      </w:r>
+      <w:r>
+        <w:t xml:space="preserve"> </w:t>
+      </w:r>
+      <w:r>
+        <w:rPr>
+          <w:rStyle w:val="VerbatimChar"/>
+        </w:rPr>
+        <w:t xml:space="preserve">azureuser</w:t>
+      </w:r>
+      <w:r>
+        <w:t xml:space="preserve">, so that SSH login can read the wizard files. The plaintext database passwords, the generated response file, and the wizard log stay in</w:t>
       </w:r>
       <w:r>
         <w:t xml:space="preserve"> </w:t>
@@ -3697,6 +3721,21 @@
           <w:rStyle w:val="VerbatimChar"/>
         </w:rPr>
         <w:t xml:space="preserve">/root</w:t>
+      </w:r>
+      <w:r>
+        <w:t xml:space="preserve"> </w:t>
+      </w:r>
+      <w:r>
+        <w:t xml:space="preserve">at mode</w:t>
+      </w:r>
+      <w:r>
+        <w:t xml:space="preserve"> </w:t>
+      </w:r>
+      <w:r>
+        <w:rPr>
+          <w:rStyle w:val="VerbatimChar"/>
+        </w:rPr>
+        <w:t xml:space="preserve">600</w:t>
       </w:r>
       <w:r>
         <w:t xml:space="preserve">.</w:t>
@@ -5210,7 +5249,7 @@
         <w:rPr>
           <w:rStyle w:val="StringTok"/>
         </w:rPr>
-        <w:t xml:space="preserve">'%a %n'</w:t>
+        <w:t xml:space="preserve">'%a %U %G %n'</w:t>
       </w:r>
       <w:r>
         <w:rPr>
@@ -5239,7 +5278,7 @@
         <w:rPr>
           <w:rStyle w:val="VerbatimChar"/>
         </w:rPr>
-        <w:t xml:space="preserve">700 /opt/tnms-install</w:t>
+        <w:t xml:space="preserve">750 root azureuser /opt/tnms-install</w:t>
       </w:r>
       <w:r>
         <w:br w:type="textWrapping"/>
@@ -5248,7 +5287,7 @@
         <w:rPr>
           <w:rStyle w:val="VerbatimChar"/>
         </w:rPr>
-        <w:t xml:space="preserve">700 /opt/tnms-install/resources</w:t>
+        <w:t xml:space="preserve">750 root azureuser /opt/tnms-install/resources</w:t>
       </w:r>
     </w:p>
     <w:p>
@@ -5751,7 +5790,7 @@
         <w:t xml:space="preserve">/opt</w:t>
       </w:r>
       <w:r>
-        <w:t xml:space="preserve">. Leave</w:t>
+        <w:t xml:space="preserve">.</w:t>
       </w:r>
       <w:r>
         <w:t xml:space="preserve"> </w:t>
@@ -5766,22 +5805,31 @@
         <w:t xml:space="preserve"> </w:t>
       </w:r>
       <w:r>
-        <w:t xml:space="preserve">mode</w:t>
-      </w:r>
-      <w:r>
-        <w:t xml:space="preserve"> </w:t>
-      </w:r>
-      <w:r>
-        <w:rPr>
-          <w:rStyle w:val="VerbatimChar"/>
-        </w:rPr>
-        <w:t xml:space="preserve">700</w:t>
-      </w:r>
-      <w:r>
-        <w:t xml:space="preserve"> </w:t>
-      </w:r>
-      <w:r>
-        <w:t xml:space="preserve">and owned by root. Put the five install files in</w:t>
+        <w:t xml:space="preserve">stays mode</w:t>
+      </w:r>
+      <w:r>
+        <w:t xml:space="preserve"> </w:t>
+      </w:r>
+      <w:r>
+        <w:rPr>
+          <w:rStyle w:val="VerbatimChar"/>
+        </w:rPr>
+        <w:t xml:space="preserve">750</w:t>
+      </w:r>
+      <w:r>
+        <w:t xml:space="preserve">, owner root, group</w:t>
+      </w:r>
+      <w:r>
+        <w:t xml:space="preserve"> </w:t>
+      </w:r>
+      <w:r>
+        <w:rPr>
+          <w:rStyle w:val="VerbatimChar"/>
+        </w:rPr>
+        <w:t xml:space="preserve">azureuser</w:t>
+      </w:r>
+      <w:r>
+        <w:t xml:space="preserve">. Put the five install files in</w:t>
       </w:r>
       <w:r>
         <w:t xml:space="preserve"> </w:t>
@@ -6141,7 +6189,7 @@
     </w:lvl>
   </w:abstractNum>
   <w:abstractNum w:abstractNumId="990">
-    <w:nsid w:val="5589ba4a"/>
+    <w:nsid w:val="d0efc468"/>
     <w:multiLevelType w:val="multilevel"/>
     <w:lvl w:ilvl="0">
       <w:numFmt w:val="bullet"/>

--- a/docs/customer/TNMS-9.1-RHEL8-pre-install.docx
+++ b/docs/customer/TNMS-9.1-RHEL8-pre-install.docx
@@ -5886,7 +5886,7 @@
         <w:t xml:space="preserve">docs/customer/install-without-repo.md</w:t>
       </w:r>
       <w:r>
-        <w:t xml:space="preserve">. Copy</w:t>
+        <w:t xml:space="preserve">. Before section 1 of that guide, copy</w:t>
       </w:r>
       <w:r>
         <w:t xml:space="preserve"> </w:t>
@@ -5910,7 +5910,19 @@
         <w:t xml:space="preserve">tnms-install.properties.in</w:t>
       </w:r>
       <w:r>
-        <w:t xml:space="preserve">, and the three vendor zip files into</w:t>
+        <w:t xml:space="preserve">, and the three vendor zip files to</w:t>
+      </w:r>
+      <w:r>
+        <w:t xml:space="preserve"> </w:t>
+      </w:r>
+      <w:r>
+        <w:rPr>
+          <w:rStyle w:val="VerbatimChar"/>
+        </w:rPr>
+        <w:t xml:space="preserve">/tmp</w:t>
+      </w:r>
+      <w:r>
+        <w:t xml:space="preserve">. After the disk checks, that guide moves them into</w:t>
       </w:r>
       <w:r>
         <w:t xml:space="preserve"> </w:t>
@@ -5922,10 +5934,7 @@
         <w:t xml:space="preserve">/opt/tnms-install</w:t>
       </w:r>
       <w:r>
-        <w:t xml:space="preserve"> </w:t>
-      </w:r>
-      <w:r>
-        <w:t xml:space="preserve">as that guide describes. The properties file stays beside the script. The unpacked prerequisites and</w:t>
+        <w:t xml:space="preserve">. The properties file stays beside the script. The unpacked prerequisites and</w:t>
       </w:r>
       <w:r>
         <w:t xml:space="preserve"> </w:t>
@@ -6189,7 +6198,7 @@
     </w:lvl>
   </w:abstractNum>
   <w:abstractNum w:abstractNumId="990">
-    <w:nsid w:val="d0efc468"/>
+    <w:nsid w:val="9baf242c"/>
     <w:multiLevelType w:val="multilevel"/>
     <w:lvl w:ilvl="0">
       <w:numFmt w:val="bullet"/>

--- a/docs/customer/TNMS-9.1-RHEL8-pre-install.docx
+++ b/docs/customer/TNMS-9.1-RHEL8-pre-install.docx
@@ -5922,7 +5922,22 @@
         <w:t xml:space="preserve">/tmp</w:t>
       </w:r>
       <w:r>
-        <w:t xml:space="preserve">. After the disk checks, that guide moves them into</w:t>
+        <w:t xml:space="preserve">.</w:t>
+      </w:r>
+      <w:r>
+        <w:t xml:space="preserve"> </w:t>
+      </w:r>
+      <w:r>
+        <w:rPr>
+          <w:b/>
+        </w:rPr>
+        <w:t xml:space="preserve">Confirm the install files</w:t>
+      </w:r>
+      <w:r>
+        <w:t xml:space="preserve"> </w:t>
+      </w:r>
+      <w:r>
+        <w:t xml:space="preserve">in that guide moves them into</w:t>
       </w:r>
       <w:r>
         <w:t xml:space="preserve"> </w:t>
@@ -5934,7 +5949,10 @@
         <w:t xml:space="preserve">/opt/tnms-install</w:t>
       </w:r>
       <w:r>
-        <w:t xml:space="preserve">. The properties file stays beside the script. The unpacked prerequisites and</w:t>
+        <w:t xml:space="preserve"> </w:t>
+      </w:r>
+      <w:r>
+        <w:t xml:space="preserve">and sets the permissions. The properties file stays beside the script. The unpacked prerequisites and</w:t>
       </w:r>
       <w:r>
         <w:t xml:space="preserve"> </w:t>
@@ -6198,7 +6216,7 @@
     </w:lvl>
   </w:abstractNum>
   <w:abstractNum w:abstractNumId="990">
-    <w:nsid w:val="9baf242c"/>
+    <w:nsid w:val="8bc786d9"/>
     <w:multiLevelType w:val="multilevel"/>
     <w:lvl w:ilvl="0">
       <w:numFmt w:val="bullet"/>

--- a/docs/customer/TNMS-9.1-RHEL8-pre-install.docx
+++ b/docs/customer/TNMS-9.1-RHEL8-pre-install.docx
@@ -8599,7 +8599,43 @@
         <w:t xml:space="preserve">azureuser</w:t>
       </w:r>
       <w:r>
-        <w:t xml:space="preserve">. Put the five install files in</w:t>
+        <w:t xml:space="preserve">. Put</w:t>
+      </w:r>
+      <w:r>
+        <w:t xml:space="preserve"> </w:t>
+      </w:r>
+      <w:r>
+        <w:rPr>
+          <w:rStyle w:val="VerbatimChar"/>
+        </w:rPr>
+        <w:t xml:space="preserve">Makefile</w:t>
+      </w:r>
+      <w:r>
+        <w:t xml:space="preserve">,</w:t>
+      </w:r>
+      <w:r>
+        <w:t xml:space="preserve"> </w:t>
+      </w:r>
+      <w:r>
+        <w:rPr>
+          <w:rStyle w:val="VerbatimChar"/>
+        </w:rPr>
+        <w:t xml:space="preserve">install-tnms-wizard.sh</w:t>
+      </w:r>
+      <w:r>
+        <w:t xml:space="preserve">,</w:t>
+      </w:r>
+      <w:r>
+        <w:t xml:space="preserve"> </w:t>
+      </w:r>
+      <w:r>
+        <w:rPr>
+          <w:rStyle w:val="VerbatimChar"/>
+        </w:rPr>
+        <w:t xml:space="preserve">tnms-install.properties.in</w:t>
+      </w:r>
+      <w:r>
+        <w:t xml:space="preserve">, and the three vendor zip files in</w:t>
       </w:r>
       <w:r>
         <w:t xml:space="preserve"> </w:t>
@@ -8644,6 +8680,38 @@
         <w:pStyle w:val="FirstParagraph"/>
       </w:pPr>
       <w:r>
+        <w:rPr>
+          <w:rStyle w:val="VerbatimChar"/>
+        </w:rPr>
+        <w:t xml:space="preserve">make scan</w:t>
+      </w:r>
+      <w:r>
+        <w:t xml:space="preserve"> </w:t>
+      </w:r>
+      <w:r>
+        <w:t xml:space="preserve">reads the host and asks before it changes a disk.</w:t>
+      </w:r>
+      <w:r>
+        <w:t xml:space="preserve"> </w:t>
+      </w:r>
+      <w:r>
+        <w:rPr>
+          <w:rStyle w:val="VerbatimChar"/>
+        </w:rPr>
+        <w:t xml:space="preserve">make prepare</w:t>
+      </w:r>
+      <w:r>
+        <w:t xml:space="preserve"> </w:t>
+      </w:r>
+      <w:r>
+        <w:t xml:space="preserve">applies sections 2 through 4 of this page. Section 6 stays manual.</w:t>
+      </w:r>
+    </w:p>
+    <w:p>
+      <w:pPr>
+        <w:pStyle w:val="BodyText"/>
+      </w:pPr>
+      <w:r>
         <w:t xml:space="preserve">Continue with</w:t>
       </w:r>
       <w:r>
@@ -8656,7 +8724,19 @@
         <w:t xml:space="preserve">docs/customer/install-without-repo.md</w:t>
       </w:r>
       <w:r>
-        <w:t xml:space="preserve">. Before section 1 of that guide, copy</w:t>
+        <w:t xml:space="preserve">. Copy</w:t>
+      </w:r>
+      <w:r>
+        <w:t xml:space="preserve"> </w:t>
+      </w:r>
+      <w:r>
+        <w:rPr>
+          <w:rStyle w:val="VerbatimChar"/>
+        </w:rPr>
+        <w:t xml:space="preserve">Makefile</w:t>
+      </w:r>
+      <w:r>
+        <w:t xml:space="preserve">,</w:t>
       </w:r>
       <w:r>
         <w:t xml:space="preserve"> </w:t>
@@ -8692,23 +8772,176 @@
         <w:t xml:space="preserve">/tmp</w:t>
       </w:r>
       <w:r>
-        <w:t xml:space="preserve">.</w:t>
-      </w:r>
-      <w:r>
-        <w:t xml:space="preserve"> </w:t>
-      </w:r>
-      <w:r>
-        <w:rPr>
-          <w:bCs/>
-          <w:b/>
-        </w:rPr>
-        <w:t xml:space="preserve">Move the files out of /tmp</w:t>
-      </w:r>
-      <w:r>
-        <w:t xml:space="preserve"> </w:t>
-      </w:r>
-      <w:r>
-        <w:t xml:space="preserve">in that guide moves them into</w:t>
+        <w:t xml:space="preserve">. On the server, as root:</w:t>
+      </w:r>
+    </w:p>
+    <w:p>
+      <w:pPr>
+        <w:pStyle w:val="SourceCode"/>
+      </w:pPr>
+      <w:r>
+        <w:rPr>
+          <w:rStyle w:val="ExtensionTok"/>
+        </w:rPr>
+        <w:t xml:space="preserve">dnf</w:t>
+      </w:r>
+      <w:r>
+        <w:rPr>
+          <w:rStyle w:val="NormalTok"/>
+        </w:rPr>
+        <w:t xml:space="preserve"> </w:t>
+      </w:r>
+      <w:r>
+        <w:rPr>
+          <w:rStyle w:val="AttributeTok"/>
+        </w:rPr>
+        <w:t xml:space="preserve">-y</w:t>
+      </w:r>
+      <w:r>
+        <w:rPr>
+          <w:rStyle w:val="NormalTok"/>
+        </w:rPr>
+        <w:t xml:space="preserve"> install make</w:t>
+      </w:r>
+      <w:r>
+        <w:br/>
+      </w:r>
+      <w:r>
+        <w:rPr>
+          <w:rStyle w:val="FunctionTok"/>
+        </w:rPr>
+        <w:t xml:space="preserve">make</w:t>
+      </w:r>
+      <w:r>
+        <w:rPr>
+          <w:rStyle w:val="NormalTok"/>
+        </w:rPr>
+        <w:t xml:space="preserve"> </w:t>
+      </w:r>
+      <w:r>
+        <w:rPr>
+          <w:rStyle w:val="AttributeTok"/>
+        </w:rPr>
+        <w:t xml:space="preserve">-C</w:t>
+      </w:r>
+      <w:r>
+        <w:rPr>
+          <w:rStyle w:val="NormalTok"/>
+        </w:rPr>
+        <w:t xml:space="preserve"> /tmp </w:t>
+      </w:r>
+      <w:r>
+        <w:rPr>
+          <w:rStyle w:val="AttributeTok"/>
+        </w:rPr>
+        <w:t xml:space="preserve">-f</w:t>
+      </w:r>
+      <w:r>
+        <w:rPr>
+          <w:rStyle w:val="NormalTok"/>
+        </w:rPr>
+        <w:t xml:space="preserve"> Makefile scan</w:t>
+      </w:r>
+      <w:r>
+        <w:br/>
+      </w:r>
+      <w:r>
+        <w:rPr>
+          <w:rStyle w:val="FunctionTok"/>
+        </w:rPr>
+        <w:t xml:space="preserve">make</w:t>
+      </w:r>
+      <w:r>
+        <w:rPr>
+          <w:rStyle w:val="NormalTok"/>
+        </w:rPr>
+        <w:t xml:space="preserve"> </w:t>
+      </w:r>
+      <w:r>
+        <w:rPr>
+          <w:rStyle w:val="AttributeTok"/>
+        </w:rPr>
+        <w:t xml:space="preserve">-C</w:t>
+      </w:r>
+      <w:r>
+        <w:rPr>
+          <w:rStyle w:val="NormalTok"/>
+        </w:rPr>
+        <w:t xml:space="preserve"> /tmp </w:t>
+      </w:r>
+      <w:r>
+        <w:rPr>
+          <w:rStyle w:val="AttributeTok"/>
+        </w:rPr>
+        <w:t xml:space="preserve">-f</w:t>
+      </w:r>
+      <w:r>
+        <w:rPr>
+          <w:rStyle w:val="NormalTok"/>
+        </w:rPr>
+        <w:t xml:space="preserve"> Makefile prepare</w:t>
+      </w:r>
+      <w:r>
+        <w:br/>
+      </w:r>
+      <w:r>
+        <w:rPr>
+          <w:rStyle w:val="FunctionTok"/>
+        </w:rPr>
+        <w:t xml:space="preserve">make</w:t>
+      </w:r>
+      <w:r>
+        <w:rPr>
+          <w:rStyle w:val="NormalTok"/>
+        </w:rPr>
+        <w:t xml:space="preserve"> </w:t>
+      </w:r>
+      <w:r>
+        <w:rPr>
+          <w:rStyle w:val="AttributeTok"/>
+        </w:rPr>
+        <w:t xml:space="preserve">-C</w:t>
+      </w:r>
+      <w:r>
+        <w:rPr>
+          <w:rStyle w:val="NormalTok"/>
+        </w:rPr>
+        <w:t xml:space="preserve"> /tmp </w:t>
+      </w:r>
+      <w:r>
+        <w:rPr>
+          <w:rStyle w:val="AttributeTok"/>
+        </w:rPr>
+        <w:t xml:space="preserve">-f</w:t>
+      </w:r>
+      <w:r>
+        <w:rPr>
+          <w:rStyle w:val="NormalTok"/>
+        </w:rPr>
+        <w:t xml:space="preserve"> Makefile</w:t>
+      </w:r>
+    </w:p>
+    <w:p>
+      <w:pPr>
+        <w:pStyle w:val="FirstParagraph"/>
+      </w:pPr>
+      <w:r>
+        <w:t xml:space="preserve">That guide’s</w:t>
+      </w:r>
+      <w:r>
+        <w:t xml:space="preserve"> </w:t>
+      </w:r>
+      <w:r>
+        <w:rPr>
+          <w:rStyle w:val="VerbatimChar"/>
+        </w:rPr>
+        <w:t xml:space="preserve">make</w:t>
+      </w:r>
+      <w:r>
+        <w:t xml:space="preserve"> </w:t>
+      </w:r>
+      <w:r>
+        <w:t xml:space="preserve">moves the files into</w:t>
       </w:r>
       <w:r>
         <w:t xml:space="preserve"> </w:t>

--- a/docs/customer/TNMS-9.1-RHEL8-pre-install.docx
+++ b/docs/customer/TNMS-9.1-RHEL8-pre-install.docx
@@ -8680,31 +8680,22 @@
         <w:pStyle w:val="FirstParagraph"/>
       </w:pPr>
       <w:r>
-        <w:rPr>
-          <w:rStyle w:val="VerbatimChar"/>
-        </w:rPr>
-        <w:t xml:space="preserve">make scan</w:t>
-      </w:r>
-      <w:r>
-        <w:t xml:space="preserve"> </w:t>
-      </w:r>
-      <w:r>
-        <w:t xml:space="preserve">reads the host and asks before it changes a disk.</w:t>
-      </w:r>
-      <w:r>
-        <w:t xml:space="preserve"> </w:t>
-      </w:r>
-      <w:r>
-        <w:rPr>
-          <w:rStyle w:val="VerbatimChar"/>
-        </w:rPr>
-        <w:t xml:space="preserve">make prepare</w:t>
-      </w:r>
-      <w:r>
-        <w:t xml:space="preserve"> </w:t>
-      </w:r>
-      <w:r>
-        <w:t xml:space="preserve">applies sections 2 through 4 of this page. Section 6 stays manual.</w:t>
+        <w:t xml:space="preserve">Sections 2 through 4 of this page are the disk layout.</w:t>
+      </w:r>
+      <w:r>
+        <w:t xml:space="preserve"> </w:t>
+      </w:r>
+      <w:r>
+        <w:rPr>
+          <w:rStyle w:val="VerbatimChar"/>
+        </w:rPr>
+        <w:t xml:space="preserve">make</w:t>
+      </w:r>
+      <w:r>
+        <w:t xml:space="preserve"> </w:t>
+      </w:r>
+      <w:r>
+        <w:t xml:space="preserve">checks that layout and installs the product. Section 6 stays manual.</w:t>
       </w:r>
     </w:p>
     <w:p>
@@ -8802,84 +8793,6 @@
           <w:rStyle w:val="NormalTok"/>
         </w:rPr>
         <w:t xml:space="preserve"> install make</w:t>
-      </w:r>
-      <w:r>
-        <w:br/>
-      </w:r>
-      <w:r>
-        <w:rPr>
-          <w:rStyle w:val="FunctionTok"/>
-        </w:rPr>
-        <w:t xml:space="preserve">make</w:t>
-      </w:r>
-      <w:r>
-        <w:rPr>
-          <w:rStyle w:val="NormalTok"/>
-        </w:rPr>
-        <w:t xml:space="preserve"> </w:t>
-      </w:r>
-      <w:r>
-        <w:rPr>
-          <w:rStyle w:val="AttributeTok"/>
-        </w:rPr>
-        <w:t xml:space="preserve">-C</w:t>
-      </w:r>
-      <w:r>
-        <w:rPr>
-          <w:rStyle w:val="NormalTok"/>
-        </w:rPr>
-        <w:t xml:space="preserve"> /tmp </w:t>
-      </w:r>
-      <w:r>
-        <w:rPr>
-          <w:rStyle w:val="AttributeTok"/>
-        </w:rPr>
-        <w:t xml:space="preserve">-f</w:t>
-      </w:r>
-      <w:r>
-        <w:rPr>
-          <w:rStyle w:val="NormalTok"/>
-        </w:rPr>
-        <w:t xml:space="preserve"> Makefile scan</w:t>
-      </w:r>
-      <w:r>
-        <w:br/>
-      </w:r>
-      <w:r>
-        <w:rPr>
-          <w:rStyle w:val="FunctionTok"/>
-        </w:rPr>
-        <w:t xml:space="preserve">make</w:t>
-      </w:r>
-      <w:r>
-        <w:rPr>
-          <w:rStyle w:val="NormalTok"/>
-        </w:rPr>
-        <w:t xml:space="preserve"> </w:t>
-      </w:r>
-      <w:r>
-        <w:rPr>
-          <w:rStyle w:val="AttributeTok"/>
-        </w:rPr>
-        <w:t xml:space="preserve">-C</w:t>
-      </w:r>
-      <w:r>
-        <w:rPr>
-          <w:rStyle w:val="NormalTok"/>
-        </w:rPr>
-        <w:t xml:space="preserve"> /tmp </w:t>
-      </w:r>
-      <w:r>
-        <w:rPr>
-          <w:rStyle w:val="AttributeTok"/>
-        </w:rPr>
-        <w:t xml:space="preserve">-f</w:t>
-      </w:r>
-      <w:r>
-        <w:rPr>
-          <w:rStyle w:val="NormalTok"/>
-        </w:rPr>
-        <w:t xml:space="preserve"> Makefile prepare</w:t>
       </w:r>
       <w:r>
         <w:br/>
